--- a/LN/インテグラル.docx
+++ b/LN/インテグラル.docx
@@ -24,7 +24,7 @@
         <w:spacing w:line="360" w:lineRule="auto"/>
         <w:ind w:left="0" w:leftChars="0" w:right="0" w:rightChars="0" w:firstLine="0" w:firstLineChars="0"/>
         <w:jc w:val="center"/>
-        <w:textAlignment w:val="auto"/>
+        <w:textAlignment w:val="baseline"/>
         <w:rPr>
           <w:rFonts w:hint="eastAsia" w:ascii="MS Mincho" w:hAnsi="MS Mincho" w:eastAsia="MS Mincho" w:cs="MS Mincho"/>
           <w:color w:val="auto"/>
@@ -35,6 +35,7 @@
           <w:lang w:val="en-US" w:eastAsia="ja-JP" w:bidi="ar"/>
         </w:rPr>
       </w:pPr>
+      <w:bookmarkStart w:id="0" w:name="_GoBack"/>
       <w:r>
         <w:rPr>
           <w:rFonts w:hint="eastAsia" w:ascii="MS Mincho" w:hAnsi="MS Mincho" w:eastAsia="MS Mincho" w:cs="MS Mincho"/>
@@ -178,7 +179,7 @@
         <w:spacing w:line="360" w:lineRule="auto"/>
         <w:ind w:left="0" w:leftChars="0" w:right="0" w:rightChars="0" w:firstLine="0" w:firstLineChars="0"/>
         <w:jc w:val="center"/>
-        <w:textAlignment w:val="auto"/>
+        <w:textAlignment w:val="baseline"/>
         <w:rPr>
           <w:rFonts w:hint="eastAsia" w:ascii="MS Mincho" w:hAnsi="MS Mincho" w:eastAsia="MS Mincho" w:cs="MS Mincho"/>
           <w:color w:val="auto"/>
@@ -223,7 +224,7 @@
         <w:snapToGrid/>
         <w:spacing w:line="360" w:lineRule="auto"/>
         <w:jc w:val="right"/>
-        <w:textAlignment w:val="auto"/>
+        <w:textAlignment w:val="baseline"/>
         <w:rPr>
           <w:rFonts w:hint="eastAsia" w:ascii="MS Mincho" w:hAnsi="MS Mincho" w:eastAsia="MS Mincho" w:cs="MS Mincho"/>
           <w:color w:val="auto"/>
@@ -268,7 +269,7 @@
         <w:snapToGrid/>
         <w:spacing w:line="360" w:lineRule="auto"/>
         <w:jc w:val="left"/>
-        <w:textAlignment w:val="auto"/>
+        <w:textAlignment w:val="baseline"/>
         <w:rPr>
           <w:rFonts w:hint="eastAsia" w:ascii="MS Mincho" w:hAnsi="MS Mincho" w:eastAsia="MS Mincho" w:cs="MS Mincho"/>
           <w:color w:val="auto"/>
@@ -397,31 +398,7 @@
           <w:shd w:val="clear" w:color="auto" w:fill="auto"/>
           <w:lang w:val="en-US" w:eastAsia="zh-CN" w:bidi="ar"/>
         </w:rPr>
-        <w:instrText xml:space="preserve">(</w:instrText>
-      </w:r>
-      <w:r>
-        <w:rPr>
-          <w:rFonts w:hint="eastAsia" w:ascii="MS Mincho" w:hAnsi="MS Mincho" w:eastAsia="MS Mincho" w:cs="MS Mincho"/>
-          <w:color w:val="auto"/>
-          <w:kern w:val="0"/>
-          <w:sz w:val="21"/>
-          <w:szCs w:val="21"/>
-          <w:shd w:val="clear" w:color="auto" w:fill="auto"/>
-          <w:lang w:val="en-US" w:eastAsia="zh-CN" w:bidi="ar"/>
-        </w:rPr>
-        <w:instrText xml:space="preserve">はじ</w:instrText>
-      </w:r>
-      <w:r>
-        <w:rPr>
-          <w:rFonts w:hint="eastAsia" w:ascii="MS Mincho" w:hAnsi="MS Mincho" w:eastAsia="MS Mincho" w:cs="MS Mincho"/>
-          <w:color w:val="auto"/>
-          <w:kern w:val="0"/>
-          <w:sz w:val="21"/>
-          <w:szCs w:val="21"/>
-          <w:shd w:val="clear" w:color="auto" w:fill="auto"/>
-          <w:lang w:val="en-US" w:eastAsia="zh-CN" w:bidi="ar"/>
-        </w:rPr>
-        <w:instrText xml:space="preserve">),初)</w:instrText>
+        <w:instrText xml:space="preserve">(はじ),初)</w:instrText>
       </w:r>
       <w:r>
         <w:rPr>
@@ -565,31 +542,7 @@
           <w:shd w:val="clear" w:color="auto" w:fill="auto"/>
           <w:lang w:val="en-US" w:eastAsia="zh-CN" w:bidi="ar"/>
         </w:rPr>
-        <w:instrText xml:space="preserve">(</w:instrText>
-      </w:r>
-      <w:r>
-        <w:rPr>
-          <w:rFonts w:hint="eastAsia" w:ascii="MS Mincho" w:hAnsi="MS Mincho" w:eastAsia="MS Mincho" w:cs="MS Mincho"/>
-          <w:color w:val="auto"/>
-          <w:kern w:val="0"/>
-          <w:sz w:val="21"/>
-          <w:szCs w:val="21"/>
-          <w:shd w:val="clear" w:color="auto" w:fill="auto"/>
-          <w:lang w:val="en-US" w:eastAsia="zh-CN" w:bidi="ar"/>
-        </w:rPr>
-        <w:instrText xml:space="preserve">ひとり</w:instrText>
-      </w:r>
-      <w:r>
-        <w:rPr>
-          <w:rFonts w:hint="eastAsia" w:ascii="MS Mincho" w:hAnsi="MS Mincho" w:eastAsia="MS Mincho" w:cs="MS Mincho"/>
-          <w:color w:val="auto"/>
-          <w:kern w:val="0"/>
-          <w:sz w:val="21"/>
-          <w:szCs w:val="21"/>
-          <w:shd w:val="clear" w:color="auto" w:fill="auto"/>
-          <w:lang w:val="en-US" w:eastAsia="zh-CN" w:bidi="ar"/>
-        </w:rPr>
-        <w:instrText xml:space="preserve">),一人)</w:instrText>
+        <w:instrText xml:space="preserve">(ひとり),一人)</w:instrText>
       </w:r>
       <w:r>
         <w:rPr>
@@ -733,31 +686,7 @@
           <w:shd w:val="clear" w:color="auto" w:fill="auto"/>
           <w:lang w:val="en-US" w:eastAsia="zh-CN" w:bidi="ar"/>
         </w:rPr>
-        <w:instrText xml:space="preserve">(</w:instrText>
-      </w:r>
-      <w:r>
-        <w:rPr>
-          <w:rFonts w:hint="eastAsia" w:ascii="MS Mincho" w:hAnsi="MS Mincho" w:eastAsia="MS Mincho" w:cs="MS Mincho"/>
-          <w:color w:val="auto"/>
-          <w:kern w:val="0"/>
-          <w:sz w:val="21"/>
-          <w:szCs w:val="21"/>
-          <w:shd w:val="clear" w:color="auto" w:fill="auto"/>
-          <w:lang w:val="en-US" w:eastAsia="zh-CN" w:bidi="ar"/>
-        </w:rPr>
-        <w:instrText xml:space="preserve">だれ</w:instrText>
-      </w:r>
-      <w:r>
-        <w:rPr>
-          <w:rFonts w:hint="eastAsia" w:ascii="MS Mincho" w:hAnsi="MS Mincho" w:eastAsia="MS Mincho" w:cs="MS Mincho"/>
-          <w:color w:val="auto"/>
-          <w:kern w:val="0"/>
-          <w:sz w:val="21"/>
-          <w:szCs w:val="21"/>
-          <w:shd w:val="clear" w:color="auto" w:fill="auto"/>
-          <w:lang w:val="en-US" w:eastAsia="zh-CN" w:bidi="ar"/>
-        </w:rPr>
-        <w:instrText xml:space="preserve">),誰)</w:instrText>
+        <w:instrText xml:space="preserve">(だれ),誰)</w:instrText>
       </w:r>
       <w:r>
         <w:rPr>
@@ -901,31 +830,7 @@
           <w:shd w:val="clear" w:color="auto" w:fill="auto"/>
           <w:lang w:val="en-US" w:eastAsia="zh-CN" w:bidi="ar"/>
         </w:rPr>
-        <w:instrText xml:space="preserve">(</w:instrText>
-      </w:r>
-      <w:r>
-        <w:rPr>
-          <w:rFonts w:hint="eastAsia" w:ascii="MS Mincho" w:hAnsi="MS Mincho" w:eastAsia="MS Mincho" w:cs="MS Mincho"/>
-          <w:color w:val="auto"/>
-          <w:kern w:val="0"/>
-          <w:sz w:val="21"/>
-          <w:szCs w:val="21"/>
-          <w:shd w:val="clear" w:color="auto" w:fill="auto"/>
-          <w:lang w:val="en-US" w:eastAsia="zh-CN" w:bidi="ar"/>
-        </w:rPr>
-        <w:instrText xml:space="preserve">い</w:instrText>
-      </w:r>
-      <w:r>
-        <w:rPr>
-          <w:rFonts w:hint="eastAsia" w:ascii="MS Mincho" w:hAnsi="MS Mincho" w:eastAsia="MS Mincho" w:cs="MS Mincho"/>
-          <w:color w:val="auto"/>
-          <w:kern w:val="0"/>
-          <w:sz w:val="21"/>
-          <w:szCs w:val="21"/>
-          <w:shd w:val="clear" w:color="auto" w:fill="auto"/>
-          <w:lang w:val="en-US" w:eastAsia="zh-CN" w:bidi="ar"/>
-        </w:rPr>
-        <w:instrText xml:space="preserve">),言)</w:instrText>
+        <w:instrText xml:space="preserve">(い),言)</w:instrText>
       </w:r>
       <w:r>
         <w:rPr>
@@ -1069,31 +974,7 @@
           <w:shd w:val="clear" w:color="auto" w:fill="auto"/>
           <w:lang w:val="en-US" w:eastAsia="zh-CN" w:bidi="ar"/>
         </w:rPr>
-        <w:instrText xml:space="preserve">(</w:instrText>
-      </w:r>
-      <w:r>
-        <w:rPr>
-          <w:rFonts w:hint="eastAsia" w:ascii="MS Mincho" w:hAnsi="MS Mincho" w:eastAsia="MS Mincho" w:cs="MS Mincho"/>
-          <w:color w:val="auto"/>
-          <w:kern w:val="0"/>
-          <w:sz w:val="21"/>
-          <w:szCs w:val="21"/>
-          <w:shd w:val="clear" w:color="auto" w:fill="auto"/>
-          <w:lang w:val="en-US" w:eastAsia="zh-CN" w:bidi="ar"/>
-        </w:rPr>
-        <w:instrText xml:space="preserve">だ</w:instrText>
-      </w:r>
-      <w:r>
-        <w:rPr>
-          <w:rFonts w:hint="eastAsia" w:ascii="MS Mincho" w:hAnsi="MS Mincho" w:eastAsia="MS Mincho" w:cs="MS Mincho"/>
-          <w:color w:val="auto"/>
-          <w:kern w:val="0"/>
-          <w:sz w:val="21"/>
-          <w:szCs w:val="21"/>
-          <w:shd w:val="clear" w:color="auto" w:fill="auto"/>
-          <w:lang w:val="en-US" w:eastAsia="zh-CN" w:bidi="ar"/>
-        </w:rPr>
-        <w:instrText xml:space="preserve">),出)</w:instrText>
+        <w:instrText xml:space="preserve">(だ),出)</w:instrText>
       </w:r>
       <w:r>
         <w:rPr>
@@ -1195,7 +1076,7 @@
         <w:snapToGrid/>
         <w:spacing w:line="360" w:lineRule="auto"/>
         <w:jc w:val="left"/>
-        <w:textAlignment w:val="auto"/>
+        <w:textAlignment w:val="baseline"/>
         <w:rPr>
           <w:rFonts w:ascii="Arial" w:hAnsi="Arial" w:eastAsia="宋体" w:cs="Arial"/>
           <w:i w:val="0"/>
@@ -1338,31 +1219,7 @@
           <w:shd w:val="clear" w:color="auto" w:fill="auto"/>
           <w:lang w:val="en-US" w:eastAsia="zh-CN" w:bidi="ar"/>
         </w:rPr>
-        <w:instrText xml:space="preserve">(</w:instrText>
-      </w:r>
-      <w:r>
-        <w:rPr>
-          <w:rFonts w:hint="eastAsia" w:ascii="MS Mincho" w:hAnsi="MS Mincho" w:eastAsia="MS Mincho" w:cs="MS Mincho"/>
-          <w:color w:val="auto"/>
-          <w:kern w:val="0"/>
-          <w:sz w:val="21"/>
-          <w:szCs w:val="21"/>
-          <w:shd w:val="clear" w:color="auto" w:fill="auto"/>
-          <w:lang w:val="en-US" w:eastAsia="zh-CN" w:bidi="ar"/>
-        </w:rPr>
-        <w:instrText xml:space="preserve">ことば</w:instrText>
-      </w:r>
-      <w:r>
-        <w:rPr>
-          <w:rFonts w:hint="eastAsia" w:ascii="MS Mincho" w:hAnsi="MS Mincho" w:eastAsia="MS Mincho" w:cs="MS Mincho"/>
-          <w:color w:val="auto"/>
-          <w:kern w:val="0"/>
-          <w:sz w:val="21"/>
-          <w:szCs w:val="21"/>
-          <w:shd w:val="clear" w:color="auto" w:fill="auto"/>
-          <w:lang w:val="en-US" w:eastAsia="zh-CN" w:bidi="ar"/>
-        </w:rPr>
-        <w:instrText xml:space="preserve">),言葉)</w:instrText>
+        <w:instrText xml:space="preserve">(ことば),言葉)</w:instrText>
       </w:r>
       <w:r>
         <w:rPr>
@@ -1506,31 +1363,7 @@
           <w:shd w:val="clear" w:color="auto" w:fill="auto"/>
           <w:lang w:val="en-US" w:eastAsia="zh-CN" w:bidi="ar"/>
         </w:rPr>
-        <w:instrText xml:space="preserve">(</w:instrText>
-      </w:r>
-      <w:r>
-        <w:rPr>
-          <w:rFonts w:hint="eastAsia" w:ascii="MS Mincho" w:hAnsi="MS Mincho" w:eastAsia="MS Mincho" w:cs="MS Mincho"/>
-          <w:color w:val="auto"/>
-          <w:kern w:val="0"/>
-          <w:sz w:val="21"/>
-          <w:szCs w:val="21"/>
-          <w:shd w:val="clear" w:color="auto" w:fill="auto"/>
-          <w:lang w:val="en-US" w:eastAsia="zh-CN" w:bidi="ar"/>
-        </w:rPr>
-        <w:instrText xml:space="preserve">も</w:instrText>
-      </w:r>
-      <w:r>
-        <w:rPr>
-          <w:rFonts w:hint="eastAsia" w:ascii="MS Mincho" w:hAnsi="MS Mincho" w:eastAsia="MS Mincho" w:cs="MS Mincho"/>
-          <w:color w:val="auto"/>
-          <w:kern w:val="0"/>
-          <w:sz w:val="21"/>
-          <w:szCs w:val="21"/>
-          <w:shd w:val="clear" w:color="auto" w:fill="auto"/>
-          <w:lang w:val="en-US" w:eastAsia="zh-CN" w:bidi="ar"/>
-        </w:rPr>
-        <w:instrText xml:space="preserve">),持)</w:instrText>
+        <w:instrText xml:space="preserve">(も),持)</w:instrText>
       </w:r>
       <w:r>
         <w:rPr>
@@ -1674,31 +1507,7 @@
           <w:shd w:val="clear" w:color="auto" w:fill="auto"/>
           <w:lang w:val="en-US" w:eastAsia="zh-CN" w:bidi="ar"/>
         </w:rPr>
-        <w:instrText xml:space="preserve">(</w:instrText>
-      </w:r>
-      <w:r>
-        <w:rPr>
-          <w:rFonts w:hint="eastAsia" w:ascii="MS Mincho" w:hAnsi="MS Mincho" w:eastAsia="MS Mincho" w:cs="MS Mincho"/>
-          <w:color w:val="auto"/>
-          <w:kern w:val="0"/>
-          <w:sz w:val="21"/>
-          <w:szCs w:val="21"/>
-          <w:shd w:val="clear" w:color="auto" w:fill="auto"/>
-          <w:lang w:val="en-US" w:eastAsia="zh-CN" w:bidi="ar"/>
-        </w:rPr>
-        <w:instrText xml:space="preserve">さ</w:instrText>
-      </w:r>
-      <w:r>
-        <w:rPr>
-          <w:rFonts w:hint="eastAsia" w:ascii="MS Mincho" w:hAnsi="MS Mincho" w:eastAsia="MS Mincho" w:cs="MS Mincho"/>
-          <w:color w:val="auto"/>
-          <w:kern w:val="0"/>
-          <w:sz w:val="21"/>
-          <w:szCs w:val="21"/>
-          <w:shd w:val="clear" w:color="auto" w:fill="auto"/>
-          <w:lang w:val="en-US" w:eastAsia="zh-CN" w:bidi="ar"/>
-        </w:rPr>
-        <w:instrText xml:space="preserve">),差)</w:instrText>
+        <w:instrText xml:space="preserve">(さ),差)</w:instrText>
       </w:r>
       <w:r>
         <w:rPr>
@@ -1842,31 +1651,7 @@
           <w:shd w:val="clear" w:color="auto" w:fill="auto"/>
           <w:lang w:val="en-US" w:eastAsia="zh-CN" w:bidi="ar"/>
         </w:rPr>
-        <w:instrText xml:space="preserve">(</w:instrText>
-      </w:r>
-      <w:r>
-        <w:rPr>
-          <w:rFonts w:hint="eastAsia" w:ascii="MS Mincho" w:hAnsi="MS Mincho" w:eastAsia="MS Mincho" w:cs="MS Mincho"/>
-          <w:color w:val="auto"/>
-          <w:kern w:val="0"/>
-          <w:sz w:val="21"/>
-          <w:szCs w:val="21"/>
-          <w:shd w:val="clear" w:color="auto" w:fill="auto"/>
-          <w:lang w:val="en-US" w:eastAsia="zh-CN" w:bidi="ar"/>
-        </w:rPr>
-        <w:instrText xml:space="preserve">だ</w:instrText>
-      </w:r>
-      <w:r>
-        <w:rPr>
-          <w:rFonts w:hint="eastAsia" w:ascii="MS Mincho" w:hAnsi="MS Mincho" w:eastAsia="MS Mincho" w:cs="MS Mincho"/>
-          <w:color w:val="auto"/>
-          <w:kern w:val="0"/>
-          <w:sz w:val="21"/>
-          <w:szCs w:val="21"/>
-          <w:shd w:val="clear" w:color="auto" w:fill="auto"/>
-          <w:lang w:val="en-US" w:eastAsia="zh-CN" w:bidi="ar"/>
-        </w:rPr>
-        <w:instrText xml:space="preserve">),出)</w:instrText>
+        <w:instrText xml:space="preserve">(だ),出)</w:instrText>
       </w:r>
       <w:r>
         <w:rPr>
@@ -2010,31 +1795,7 @@
           <w:shd w:val="clear" w:color="auto" w:fill="auto"/>
           <w:lang w:val="en-US" w:eastAsia="zh-CN" w:bidi="ar"/>
         </w:rPr>
-        <w:instrText xml:space="preserve">(</w:instrText>
-      </w:r>
-      <w:r>
-        <w:rPr>
-          <w:rFonts w:hint="eastAsia" w:ascii="MS Mincho" w:hAnsi="MS Mincho" w:eastAsia="MS Mincho" w:cs="MS Mincho"/>
-          <w:color w:val="auto"/>
-          <w:kern w:val="0"/>
-          <w:sz w:val="21"/>
-          <w:szCs w:val="21"/>
-          <w:shd w:val="clear" w:color="auto" w:fill="auto"/>
-          <w:lang w:val="en-US" w:eastAsia="zh-CN" w:bidi="ar"/>
-        </w:rPr>
-        <w:instrText xml:space="preserve">てのひら</w:instrText>
-      </w:r>
-      <w:r>
-        <w:rPr>
-          <w:rFonts w:hint="eastAsia" w:ascii="MS Mincho" w:hAnsi="MS Mincho" w:eastAsia="MS Mincho" w:cs="MS Mincho"/>
-          <w:color w:val="auto"/>
-          <w:kern w:val="0"/>
-          <w:sz w:val="21"/>
-          <w:szCs w:val="21"/>
-          <w:shd w:val="clear" w:color="auto" w:fill="auto"/>
-          <w:lang w:val="en-US" w:eastAsia="zh-CN" w:bidi="ar"/>
-        </w:rPr>
-        <w:instrText xml:space="preserve">),掌)</w:instrText>
+        <w:instrText xml:space="preserve">(てのひら),掌)</w:instrText>
       </w:r>
       <w:r>
         <w:rPr>
@@ -2124,7 +1885,7 @@
         <w:snapToGrid/>
         <w:spacing w:line="360" w:lineRule="auto"/>
         <w:jc w:val="left"/>
-        <w:textAlignment w:val="auto"/>
+        <w:textAlignment w:val="baseline"/>
         <w:rPr>
           <w:rFonts w:hint="eastAsia" w:ascii="Arial" w:hAnsi="Arial" w:eastAsia="宋体" w:cs="Arial"/>
           <w:i w:val="0"/>
@@ -2160,7 +1921,7 @@
         <w:snapToGrid/>
         <w:spacing w:line="360" w:lineRule="auto"/>
         <w:jc w:val="left"/>
-        <w:textAlignment w:val="auto"/>
+        <w:textAlignment w:val="baseline"/>
         <w:rPr>
           <w:rFonts w:hint="eastAsia" w:ascii="MS Mincho" w:hAnsi="MS Mincho" w:eastAsia="MS Mincho" w:cs="MS Mincho"/>
           <w:color w:val="auto"/>
@@ -2301,31 +2062,7 @@
           <w:shd w:val="clear" w:color="auto" w:fill="auto"/>
           <w:lang w:val="en-US" w:eastAsia="zh-CN" w:bidi="ar"/>
         </w:rPr>
-        <w:instrText xml:space="preserve">(</w:instrText>
-      </w:r>
-      <w:r>
-        <w:rPr>
-          <w:rFonts w:hint="eastAsia" w:ascii="MS Mincho" w:hAnsi="MS Mincho" w:eastAsia="MS Mincho" w:cs="MS Mincho"/>
-          <w:color w:val="auto"/>
-          <w:kern w:val="0"/>
-          <w:sz w:val="21"/>
-          <w:szCs w:val="21"/>
-          <w:shd w:val="clear" w:color="auto" w:fill="auto"/>
-          <w:lang w:val="en-US" w:eastAsia="zh-CN" w:bidi="ar"/>
-        </w:rPr>
-        <w:instrText xml:space="preserve">しだい</w:instrText>
-      </w:r>
-      <w:r>
-        <w:rPr>
-          <w:rFonts w:hint="eastAsia" w:ascii="MS Mincho" w:hAnsi="MS Mincho" w:eastAsia="MS Mincho" w:cs="MS Mincho"/>
-          <w:color w:val="auto"/>
-          <w:kern w:val="0"/>
-          <w:sz w:val="21"/>
-          <w:szCs w:val="21"/>
-          <w:shd w:val="clear" w:color="auto" w:fill="auto"/>
-          <w:lang w:val="en-US" w:eastAsia="zh-CN" w:bidi="ar"/>
-        </w:rPr>
-        <w:instrText xml:space="preserve">),次第)</w:instrText>
+        <w:instrText xml:space="preserve">(しだい),次第)</w:instrText>
       </w:r>
       <w:r>
         <w:rPr>
@@ -2469,31 +2206,7 @@
           <w:shd w:val="clear" w:color="auto" w:fill="auto"/>
           <w:lang w:val="en-US" w:eastAsia="zh-CN" w:bidi="ar"/>
         </w:rPr>
-        <w:instrText xml:space="preserve">(</w:instrText>
-      </w:r>
-      <w:r>
-        <w:rPr>
-          <w:rFonts w:hint="eastAsia" w:ascii="MS Mincho" w:hAnsi="MS Mincho" w:eastAsia="MS Mincho" w:cs="MS Mincho"/>
-          <w:color w:val="auto"/>
-          <w:kern w:val="0"/>
-          <w:sz w:val="21"/>
-          <w:szCs w:val="21"/>
-          <w:shd w:val="clear" w:color="auto" w:fill="auto"/>
-          <w:lang w:val="en-US" w:eastAsia="zh-CN" w:bidi="ar"/>
-        </w:rPr>
-        <w:instrText xml:space="preserve">ひび</w:instrText>
-      </w:r>
-      <w:r>
-        <w:rPr>
-          <w:rFonts w:hint="eastAsia" w:ascii="MS Mincho" w:hAnsi="MS Mincho" w:eastAsia="MS Mincho" w:cs="MS Mincho"/>
-          <w:color w:val="auto"/>
-          <w:kern w:val="0"/>
-          <w:sz w:val="21"/>
-          <w:szCs w:val="21"/>
-          <w:shd w:val="clear" w:color="auto" w:fill="auto"/>
-          <w:lang w:val="en-US" w:eastAsia="zh-CN" w:bidi="ar"/>
-        </w:rPr>
-        <w:instrText xml:space="preserve">),響)</w:instrText>
+        <w:instrText xml:space="preserve">(ひび),響)</w:instrText>
       </w:r>
       <w:r>
         <w:rPr>
@@ -2637,19 +2350,7 @@
           <w:shd w:val="clear" w:color="auto" w:fill="auto"/>
           <w:lang w:val="en-US" w:eastAsia="zh-CN" w:bidi="ar"/>
         </w:rPr>
-        <w:instrText xml:space="preserve">(</w:instrText>
-      </w:r>
-      <w:r>
-        <w:rPr>
-          <w:rFonts w:hint="eastAsia" w:ascii="MS Mincho" w:hAnsi="MS Mincho" w:eastAsia="MS Mincho" w:cs="MS Mincho"/>
-          <w:color w:val="auto"/>
-          <w:kern w:val="0"/>
-          <w:sz w:val="21"/>
-          <w:szCs w:val="21"/>
-          <w:shd w:val="clear" w:color="auto" w:fill="auto"/>
-          <w:lang w:val="en-US" w:eastAsia="zh-CN" w:bidi="ar"/>
-        </w:rPr>
-        <w:instrText xml:space="preserve">よわよわ),弱々)</w:instrText>
+        <w:instrText xml:space="preserve">(よわよわ),弱々)</w:instrText>
       </w:r>
       <w:r>
         <w:rPr>
@@ -2793,31 +2494,7 @@
           <w:shd w:val="clear" w:color="auto" w:fill="auto"/>
           <w:lang w:val="en-US" w:eastAsia="zh-CN" w:bidi="ar"/>
         </w:rPr>
-        <w:instrText xml:space="preserve">(</w:instrText>
-      </w:r>
-      <w:r>
-        <w:rPr>
-          <w:rFonts w:hint="eastAsia" w:ascii="MS Mincho" w:hAnsi="MS Mincho" w:eastAsia="MS Mincho" w:cs="MS Mincho"/>
-          <w:color w:val="auto"/>
-          <w:kern w:val="0"/>
-          <w:sz w:val="21"/>
-          <w:szCs w:val="21"/>
-          <w:shd w:val="clear" w:color="auto" w:fill="auto"/>
-          <w:lang w:val="en-US" w:eastAsia="zh-CN" w:bidi="ar"/>
-        </w:rPr>
-        <w:instrText xml:space="preserve">ふる</w:instrText>
-      </w:r>
-      <w:r>
-        <w:rPr>
-          <w:rFonts w:hint="eastAsia" w:ascii="MS Mincho" w:hAnsi="MS Mincho" w:eastAsia="MS Mincho" w:cs="MS Mincho"/>
-          <w:color w:val="auto"/>
-          <w:kern w:val="0"/>
-          <w:sz w:val="21"/>
-          <w:szCs w:val="21"/>
-          <w:shd w:val="clear" w:color="auto" w:fill="auto"/>
-          <w:lang w:val="en-US" w:eastAsia="zh-CN" w:bidi="ar"/>
-        </w:rPr>
-        <w:instrText xml:space="preserve">),震)</w:instrText>
+        <w:instrText xml:space="preserve">(ふる),震)</w:instrText>
       </w:r>
       <w:r>
         <w:rPr>
@@ -2919,7 +2596,7 @@
         <w:snapToGrid/>
         <w:spacing w:line="360" w:lineRule="auto"/>
         <w:jc w:val="left"/>
-        <w:textAlignment w:val="auto"/>
+        <w:textAlignment w:val="baseline"/>
         <w:rPr>
           <w:rFonts w:ascii="Arial" w:hAnsi="Arial" w:eastAsia="宋体" w:cs="Arial"/>
           <w:i w:val="0"/>
@@ -3050,31 +2727,7 @@
           <w:shd w:val="clear" w:color="auto" w:fill="auto"/>
           <w:lang w:val="en-US" w:eastAsia="zh-CN" w:bidi="ar"/>
         </w:rPr>
-        <w:instrText xml:space="preserve">(</w:instrText>
-      </w:r>
-      <w:r>
-        <w:rPr>
-          <w:rFonts w:hint="eastAsia" w:ascii="MS Mincho" w:hAnsi="MS Mincho" w:eastAsia="MS Mincho" w:cs="MS Mincho"/>
-          <w:color w:val="auto"/>
-          <w:kern w:val="0"/>
-          <w:sz w:val="21"/>
-          <w:szCs w:val="21"/>
-          <w:shd w:val="clear" w:color="auto" w:fill="auto"/>
-          <w:lang w:val="en-US" w:eastAsia="zh-CN" w:bidi="ar"/>
-        </w:rPr>
-        <w:instrText xml:space="preserve">て</w:instrText>
-      </w:r>
-      <w:r>
-        <w:rPr>
-          <w:rFonts w:hint="eastAsia" w:ascii="MS Mincho" w:hAnsi="MS Mincho" w:eastAsia="MS Mincho" w:cs="MS Mincho"/>
-          <w:color w:val="auto"/>
-          <w:kern w:val="0"/>
-          <w:sz w:val="21"/>
-          <w:szCs w:val="21"/>
-          <w:shd w:val="clear" w:color="auto" w:fill="auto"/>
-          <w:lang w:val="en-US" w:eastAsia="zh-CN" w:bidi="ar"/>
-        </w:rPr>
-        <w:instrText xml:space="preserve">),手)</w:instrText>
+        <w:instrText xml:space="preserve">(て),手)</w:instrText>
       </w:r>
       <w:r>
         <w:rPr>
@@ -3218,31 +2871,7 @@
           <w:shd w:val="clear" w:color="auto" w:fill="auto"/>
           <w:lang w:val="en-US" w:eastAsia="zh-CN" w:bidi="ar"/>
         </w:rPr>
-        <w:instrText xml:space="preserve">(</w:instrText>
-      </w:r>
-      <w:r>
-        <w:rPr>
-          <w:rFonts w:hint="eastAsia" w:ascii="MS Mincho" w:hAnsi="MS Mincho" w:eastAsia="MS Mincho" w:cs="MS Mincho"/>
-          <w:color w:val="auto"/>
-          <w:kern w:val="0"/>
-          <w:sz w:val="21"/>
-          <w:szCs w:val="21"/>
-          <w:shd w:val="clear" w:color="auto" w:fill="auto"/>
-          <w:lang w:val="en-US" w:eastAsia="zh-CN" w:bidi="ar"/>
-        </w:rPr>
-        <w:instrText xml:space="preserve">て</w:instrText>
-      </w:r>
-      <w:r>
-        <w:rPr>
-          <w:rFonts w:hint="eastAsia" w:ascii="MS Mincho" w:hAnsi="MS Mincho" w:eastAsia="MS Mincho" w:cs="MS Mincho"/>
-          <w:color w:val="auto"/>
-          <w:kern w:val="0"/>
-          <w:sz w:val="21"/>
-          <w:szCs w:val="21"/>
-          <w:shd w:val="clear" w:color="auto" w:fill="auto"/>
-          <w:lang w:val="en-US" w:eastAsia="zh-CN" w:bidi="ar"/>
-        </w:rPr>
-        <w:instrText xml:space="preserve">),手)</w:instrText>
+        <w:instrText xml:space="preserve">(て),手)</w:instrText>
       </w:r>
       <w:r>
         <w:rPr>
@@ -3386,31 +3015,7 @@
           <w:shd w:val="clear" w:color="auto" w:fill="auto"/>
           <w:lang w:val="en-US" w:eastAsia="zh-CN" w:bidi="ar"/>
         </w:rPr>
-        <w:instrText xml:space="preserve">(</w:instrText>
-      </w:r>
-      <w:r>
-        <w:rPr>
-          <w:rFonts w:hint="eastAsia" w:ascii="MS Mincho" w:hAnsi="MS Mincho" w:eastAsia="MS Mincho" w:cs="MS Mincho"/>
-          <w:color w:val="auto"/>
-          <w:kern w:val="0"/>
-          <w:sz w:val="21"/>
-          <w:szCs w:val="21"/>
-          <w:shd w:val="clear" w:color="auto" w:fill="auto"/>
-          <w:lang w:val="en-US" w:eastAsia="zh-CN" w:bidi="ar"/>
-        </w:rPr>
-        <w:instrText xml:space="preserve">かさ</w:instrText>
-      </w:r>
-      <w:r>
-        <w:rPr>
-          <w:rFonts w:hint="eastAsia" w:ascii="MS Mincho" w:hAnsi="MS Mincho" w:eastAsia="MS Mincho" w:cs="MS Mincho"/>
-          <w:color w:val="auto"/>
-          <w:kern w:val="0"/>
-          <w:sz w:val="21"/>
-          <w:szCs w:val="21"/>
-          <w:shd w:val="clear" w:color="auto" w:fill="auto"/>
-          <w:lang w:val="en-US" w:eastAsia="zh-CN" w:bidi="ar"/>
-        </w:rPr>
-        <w:instrText xml:space="preserve">),重)</w:instrText>
+        <w:instrText xml:space="preserve">(かさ),重)</w:instrText>
       </w:r>
       <w:r>
         <w:rPr>
@@ -3554,31 +3159,7 @@
           <w:shd w:val="clear" w:color="auto" w:fill="auto"/>
           <w:lang w:val="en-US" w:eastAsia="zh-CN" w:bidi="ar"/>
         </w:rPr>
-        <w:instrText xml:space="preserve">(</w:instrText>
-      </w:r>
-      <w:r>
-        <w:rPr>
-          <w:rFonts w:hint="eastAsia" w:ascii="MS Mincho" w:hAnsi="MS Mincho" w:eastAsia="MS Mincho" w:cs="MS Mincho"/>
-          <w:color w:val="auto"/>
-          <w:kern w:val="0"/>
-          <w:sz w:val="21"/>
-          <w:szCs w:val="21"/>
-          <w:shd w:val="clear" w:color="auto" w:fill="auto"/>
-          <w:lang w:val="en-US" w:eastAsia="zh-CN" w:bidi="ar"/>
-        </w:rPr>
-        <w:instrText xml:space="preserve">ものがたり</w:instrText>
-      </w:r>
-      <w:r>
-        <w:rPr>
-          <w:rFonts w:hint="eastAsia" w:ascii="MS Mincho" w:hAnsi="MS Mincho" w:eastAsia="MS Mincho" w:cs="MS Mincho"/>
-          <w:color w:val="auto"/>
-          <w:kern w:val="0"/>
-          <w:sz w:val="21"/>
-          <w:szCs w:val="21"/>
-          <w:shd w:val="clear" w:color="auto" w:fill="auto"/>
-          <w:lang w:val="en-US" w:eastAsia="zh-CN" w:bidi="ar"/>
-        </w:rPr>
-        <w:instrText xml:space="preserve">),物語)</w:instrText>
+        <w:instrText xml:space="preserve">(ものがたり),物語)</w:instrText>
       </w:r>
       <w:r>
         <w:rPr>
@@ -3722,31 +3303,7 @@
           <w:shd w:val="clear" w:color="auto" w:fill="auto"/>
           <w:lang w:val="en-US" w:eastAsia="zh-CN" w:bidi="ar"/>
         </w:rPr>
-        <w:instrText xml:space="preserve">(</w:instrText>
-      </w:r>
-      <w:r>
-        <w:rPr>
-          <w:rFonts w:hint="eastAsia" w:ascii="MS Mincho" w:hAnsi="MS Mincho" w:eastAsia="MS Mincho" w:cs="MS Mincho"/>
-          <w:color w:val="auto"/>
-          <w:kern w:val="0"/>
-          <w:sz w:val="21"/>
-          <w:szCs w:val="21"/>
-          <w:shd w:val="clear" w:color="auto" w:fill="auto"/>
-          <w:lang w:val="en-US" w:eastAsia="zh-CN" w:bidi="ar"/>
-        </w:rPr>
-        <w:instrText xml:space="preserve">はし</w:instrText>
-      </w:r>
-      <w:r>
-        <w:rPr>
-          <w:rFonts w:hint="eastAsia" w:ascii="MS Mincho" w:hAnsi="MS Mincho" w:eastAsia="MS Mincho" w:cs="MS Mincho"/>
-          <w:color w:val="auto"/>
-          <w:kern w:val="0"/>
-          <w:sz w:val="21"/>
-          <w:szCs w:val="21"/>
-          <w:shd w:val="clear" w:color="auto" w:fill="auto"/>
-          <w:lang w:val="en-US" w:eastAsia="zh-CN" w:bidi="ar"/>
-        </w:rPr>
-        <w:instrText xml:space="preserve">),走)</w:instrText>
+        <w:instrText xml:space="preserve">(はし),走)</w:instrText>
       </w:r>
       <w:r>
         <w:rPr>
@@ -3890,31 +3447,7 @@
           <w:shd w:val="clear" w:color="auto" w:fill="auto"/>
           <w:lang w:val="en-US" w:eastAsia="zh-CN" w:bidi="ar"/>
         </w:rPr>
-        <w:instrText xml:space="preserve">(</w:instrText>
-      </w:r>
-      <w:r>
-        <w:rPr>
-          <w:rFonts w:hint="eastAsia" w:ascii="MS Mincho" w:hAnsi="MS Mincho" w:eastAsia="MS Mincho" w:cs="MS Mincho"/>
-          <w:color w:val="auto"/>
-          <w:kern w:val="0"/>
-          <w:sz w:val="21"/>
-          <w:szCs w:val="21"/>
-          <w:shd w:val="clear" w:color="auto" w:fill="auto"/>
-          <w:lang w:val="en-US" w:eastAsia="zh-CN" w:bidi="ar"/>
-        </w:rPr>
-        <w:instrText xml:space="preserve">だ</w:instrText>
-      </w:r>
-      <w:r>
-        <w:rPr>
-          <w:rFonts w:hint="eastAsia" w:ascii="MS Mincho" w:hAnsi="MS Mincho" w:eastAsia="MS Mincho" w:cs="MS Mincho"/>
-          <w:color w:val="auto"/>
-          <w:kern w:val="0"/>
-          <w:sz w:val="21"/>
-          <w:szCs w:val="21"/>
-          <w:shd w:val="clear" w:color="auto" w:fill="auto"/>
-          <w:lang w:val="en-US" w:eastAsia="zh-CN" w:bidi="ar"/>
-        </w:rPr>
-        <w:instrText xml:space="preserve">),出)</w:instrText>
+        <w:instrText xml:space="preserve">(だ),出)</w:instrText>
       </w:r>
       <w:r>
         <w:rPr>
@@ -4016,7 +3549,7 @@
         <w:snapToGrid/>
         <w:spacing w:line="360" w:lineRule="auto"/>
         <w:jc w:val="left"/>
-        <w:textAlignment w:val="auto"/>
+        <w:textAlignment w:val="baseline"/>
         <w:rPr>
           <w:rFonts w:hint="eastAsia" w:ascii="Arial" w:hAnsi="Arial" w:eastAsia="宋体" w:cs="Arial"/>
           <w:i w:val="0"/>
@@ -4052,7 +3585,7 @@
         <w:snapToGrid/>
         <w:spacing w:line="360" w:lineRule="auto"/>
         <w:jc w:val="left"/>
-        <w:textAlignment w:val="auto"/>
+        <w:textAlignment w:val="baseline"/>
         <w:rPr>
           <w:rFonts w:hint="eastAsia" w:ascii="MS Mincho" w:hAnsi="MS Mincho" w:eastAsia="MS Mincho" w:cs="MS Mincho"/>
           <w:color w:val="auto"/>
@@ -4181,31 +3714,7 @@
           <w:shd w:val="clear" w:color="auto" w:fill="auto"/>
           <w:lang w:val="en-US" w:eastAsia="zh-CN" w:bidi="ar"/>
         </w:rPr>
-        <w:instrText xml:space="preserve">(</w:instrText>
-      </w:r>
-      <w:r>
-        <w:rPr>
-          <w:rFonts w:hint="eastAsia" w:ascii="MS Mincho" w:hAnsi="MS Mincho" w:eastAsia="MS Mincho" w:cs="MS Mincho"/>
-          <w:color w:val="auto"/>
-          <w:kern w:val="0"/>
-          <w:sz w:val="21"/>
-          <w:szCs w:val="21"/>
-          <w:shd w:val="clear" w:color="auto" w:fill="auto"/>
-          <w:lang w:val="en-US" w:eastAsia="zh-CN" w:bidi="ar"/>
-        </w:rPr>
-        <w:instrText xml:space="preserve">きずつ</w:instrText>
-      </w:r>
-      <w:r>
-        <w:rPr>
-          <w:rFonts w:hint="eastAsia" w:ascii="MS Mincho" w:hAnsi="MS Mincho" w:eastAsia="MS Mincho" w:cs="MS Mincho"/>
-          <w:color w:val="auto"/>
-          <w:kern w:val="0"/>
-          <w:sz w:val="21"/>
-          <w:szCs w:val="21"/>
-          <w:shd w:val="clear" w:color="auto" w:fill="auto"/>
-          <w:lang w:val="en-US" w:eastAsia="zh-CN" w:bidi="ar"/>
-        </w:rPr>
-        <w:instrText xml:space="preserve">),傷付)</w:instrText>
+        <w:instrText xml:space="preserve">(きずつ),傷付)</w:instrText>
       </w:r>
       <w:r>
         <w:rPr>
@@ -4349,31 +3858,7 @@
           <w:shd w:val="clear" w:color="auto" w:fill="auto"/>
           <w:lang w:val="en-US" w:eastAsia="zh-CN" w:bidi="ar"/>
         </w:rPr>
-        <w:instrText xml:space="preserve">(</w:instrText>
-      </w:r>
-      <w:r>
-        <w:rPr>
-          <w:rFonts w:hint="eastAsia" w:ascii="MS Mincho" w:hAnsi="MS Mincho" w:eastAsia="MS Mincho" w:cs="MS Mincho"/>
-          <w:color w:val="auto"/>
-          <w:kern w:val="0"/>
-          <w:sz w:val="21"/>
-          <w:szCs w:val="21"/>
-          <w:shd w:val="clear" w:color="auto" w:fill="auto"/>
-          <w:lang w:val="en-US" w:eastAsia="zh-CN" w:bidi="ar"/>
-        </w:rPr>
-        <w:instrText xml:space="preserve">あ</w:instrText>
-      </w:r>
-      <w:r>
-        <w:rPr>
-          <w:rFonts w:hint="eastAsia" w:ascii="MS Mincho" w:hAnsi="MS Mincho" w:eastAsia="MS Mincho" w:cs="MS Mincho"/>
-          <w:color w:val="auto"/>
-          <w:kern w:val="0"/>
-          <w:sz w:val="21"/>
-          <w:szCs w:val="21"/>
-          <w:shd w:val="clear" w:color="auto" w:fill="auto"/>
-          <w:lang w:val="en-US" w:eastAsia="zh-CN" w:bidi="ar"/>
-        </w:rPr>
-        <w:instrText xml:space="preserve">),合)</w:instrText>
+        <w:instrText xml:space="preserve">(あ),合)</w:instrText>
       </w:r>
       <w:r>
         <w:rPr>
@@ -4517,31 +4002,7 @@
           <w:shd w:val="clear" w:color="auto" w:fill="auto"/>
           <w:lang w:val="en-US" w:eastAsia="zh-CN" w:bidi="ar"/>
         </w:rPr>
-        <w:instrText xml:space="preserve">(</w:instrText>
-      </w:r>
-      <w:r>
-        <w:rPr>
-          <w:rFonts w:hint="eastAsia" w:ascii="MS Mincho" w:hAnsi="MS Mincho" w:eastAsia="MS Mincho" w:cs="MS Mincho"/>
-          <w:color w:val="auto"/>
-          <w:kern w:val="0"/>
-          <w:sz w:val="21"/>
-          <w:szCs w:val="21"/>
-          <w:shd w:val="clear" w:color="auto" w:fill="auto"/>
-          <w:lang w:val="en-US" w:eastAsia="zh-CN" w:bidi="ar"/>
-        </w:rPr>
-        <w:instrText xml:space="preserve">ちが</w:instrText>
-      </w:r>
-      <w:r>
-        <w:rPr>
-          <w:rFonts w:hint="eastAsia" w:ascii="MS Mincho" w:hAnsi="MS Mincho" w:eastAsia="MS Mincho" w:cs="MS Mincho"/>
-          <w:color w:val="auto"/>
-          <w:kern w:val="0"/>
-          <w:sz w:val="21"/>
-          <w:szCs w:val="21"/>
-          <w:shd w:val="clear" w:color="auto" w:fill="auto"/>
-          <w:lang w:val="en-US" w:eastAsia="zh-CN" w:bidi="ar"/>
-        </w:rPr>
-        <w:instrText xml:space="preserve">),違)</w:instrText>
+        <w:instrText xml:space="preserve">(ちが),違)</w:instrText>
       </w:r>
       <w:r>
         <w:rPr>
@@ -4685,31 +4146,7 @@
           <w:shd w:val="clear" w:color="auto" w:fill="auto"/>
           <w:lang w:val="en-US" w:eastAsia="zh-CN" w:bidi="ar"/>
         </w:rPr>
-        <w:instrText xml:space="preserve">(</w:instrText>
-      </w:r>
-      <w:r>
-        <w:rPr>
-          <w:rFonts w:hint="eastAsia" w:ascii="MS Mincho" w:hAnsi="MS Mincho" w:eastAsia="MS Mincho" w:cs="MS Mincho"/>
-          <w:color w:val="auto"/>
-          <w:kern w:val="0"/>
-          <w:sz w:val="21"/>
-          <w:szCs w:val="21"/>
-          <w:shd w:val="clear" w:color="auto" w:fill="auto"/>
-          <w:lang w:val="en-US" w:eastAsia="zh-CN" w:bidi="ar"/>
-        </w:rPr>
-        <w:instrText xml:space="preserve">い</w:instrText>
-      </w:r>
-      <w:r>
-        <w:rPr>
-          <w:rFonts w:hint="eastAsia" w:ascii="MS Mincho" w:hAnsi="MS Mincho" w:eastAsia="MS Mincho" w:cs="MS Mincho"/>
-          <w:color w:val="auto"/>
-          <w:kern w:val="0"/>
-          <w:sz w:val="21"/>
-          <w:szCs w:val="21"/>
-          <w:shd w:val="clear" w:color="auto" w:fill="auto"/>
-          <w:lang w:val="en-US" w:eastAsia="zh-CN" w:bidi="ar"/>
-        </w:rPr>
-        <w:instrText xml:space="preserve">),居)</w:instrText>
+        <w:instrText xml:space="preserve">(い),居)</w:instrText>
       </w:r>
       <w:r>
         <w:rPr>
@@ -4841,31 +4278,7 @@
           <w:shd w:val="clear" w:color="auto" w:fill="auto"/>
           <w:lang w:val="en-US" w:eastAsia="zh-CN" w:bidi="ar"/>
         </w:rPr>
-        <w:instrText xml:space="preserve">(</w:instrText>
-      </w:r>
-      <w:r>
-        <w:rPr>
-          <w:rFonts w:hint="eastAsia" w:ascii="MS Mincho" w:hAnsi="MS Mincho" w:eastAsia="MS Mincho" w:cs="MS Mincho"/>
-          <w:color w:val="auto"/>
-          <w:kern w:val="0"/>
-          <w:sz w:val="21"/>
-          <w:szCs w:val="21"/>
-          <w:shd w:val="clear" w:color="auto" w:fill="auto"/>
-          <w:lang w:val="en-US" w:eastAsia="zh-CN" w:bidi="ar"/>
-        </w:rPr>
-        <w:instrText xml:space="preserve">ばしょ</w:instrText>
-      </w:r>
-      <w:r>
-        <w:rPr>
-          <w:rFonts w:hint="eastAsia" w:ascii="MS Mincho" w:hAnsi="MS Mincho" w:eastAsia="MS Mincho" w:cs="MS Mincho"/>
-          <w:color w:val="auto"/>
-          <w:kern w:val="0"/>
-          <w:sz w:val="21"/>
-          <w:szCs w:val="21"/>
-          <w:shd w:val="clear" w:color="auto" w:fill="auto"/>
-          <w:lang w:val="en-US" w:eastAsia="zh-CN" w:bidi="ar"/>
-        </w:rPr>
-        <w:instrText xml:space="preserve">),場所)</w:instrText>
+        <w:instrText xml:space="preserve">(ばしょ),場所)</w:instrText>
       </w:r>
       <w:r>
         <w:rPr>
@@ -5009,31 +4422,7 @@
           <w:shd w:val="clear" w:color="auto" w:fill="auto"/>
           <w:lang w:val="en-US" w:eastAsia="zh-CN" w:bidi="ar"/>
         </w:rPr>
-        <w:instrText xml:space="preserve">(</w:instrText>
-      </w:r>
-      <w:r>
-        <w:rPr>
-          <w:rFonts w:hint="eastAsia" w:ascii="MS Mincho" w:hAnsi="MS Mincho" w:eastAsia="MS Mincho" w:cs="MS Mincho"/>
-          <w:color w:val="auto"/>
-          <w:kern w:val="0"/>
-          <w:sz w:val="21"/>
-          <w:szCs w:val="21"/>
-          <w:shd w:val="clear" w:color="auto" w:fill="auto"/>
-          <w:lang w:val="en-US" w:eastAsia="zh-CN" w:bidi="ar"/>
-        </w:rPr>
-        <w:instrText xml:space="preserve">な</w:instrText>
-      </w:r>
-      <w:r>
-        <w:rPr>
-          <w:rFonts w:hint="eastAsia" w:ascii="MS Mincho" w:hAnsi="MS Mincho" w:eastAsia="MS Mincho" w:cs="MS Mincho"/>
-          <w:color w:val="auto"/>
-          <w:kern w:val="0"/>
-          <w:sz w:val="21"/>
-          <w:szCs w:val="21"/>
-          <w:shd w:val="clear" w:color="auto" w:fill="auto"/>
-          <w:lang w:val="en-US" w:eastAsia="zh-CN" w:bidi="ar"/>
-        </w:rPr>
-        <w:instrText xml:space="preserve">),失)</w:instrText>
+        <w:instrText xml:space="preserve">(な),失)</w:instrText>
       </w:r>
       <w:r>
         <w:rPr>
@@ -5135,7 +4524,7 @@
         <w:snapToGrid/>
         <w:spacing w:line="360" w:lineRule="auto"/>
         <w:jc w:val="left"/>
-        <w:textAlignment w:val="auto"/>
+        <w:textAlignment w:val="baseline"/>
         <w:rPr>
           <w:rFonts w:ascii="Arial" w:hAnsi="Arial" w:eastAsia="宋体" w:cs="Arial"/>
           <w:i w:val="0"/>
@@ -5266,31 +4655,7 @@
           <w:shd w:val="clear" w:color="auto" w:fill="auto"/>
           <w:lang w:val="en-US" w:eastAsia="zh-CN" w:bidi="ar"/>
         </w:rPr>
-        <w:instrText xml:space="preserve">(</w:instrText>
-      </w:r>
-      <w:r>
-        <w:rPr>
-          <w:rFonts w:hint="eastAsia" w:ascii="MS Mincho" w:hAnsi="MS Mincho" w:eastAsia="MS Mincho" w:cs="MS Mincho"/>
-          <w:color w:val="auto"/>
-          <w:kern w:val="0"/>
-          <w:sz w:val="21"/>
-          <w:szCs w:val="21"/>
-          <w:shd w:val="clear" w:color="auto" w:fill="auto"/>
-          <w:lang w:val="en-US" w:eastAsia="zh-CN" w:bidi="ar"/>
-        </w:rPr>
-        <w:instrText xml:space="preserve">こわ</w:instrText>
-      </w:r>
-      <w:r>
-        <w:rPr>
-          <w:rFonts w:hint="eastAsia" w:ascii="MS Mincho" w:hAnsi="MS Mincho" w:eastAsia="MS Mincho" w:cs="MS Mincho"/>
-          <w:color w:val="auto"/>
-          <w:kern w:val="0"/>
-          <w:sz w:val="21"/>
-          <w:szCs w:val="21"/>
-          <w:shd w:val="clear" w:color="auto" w:fill="auto"/>
-          <w:lang w:val="en-US" w:eastAsia="zh-CN" w:bidi="ar"/>
-        </w:rPr>
-        <w:instrText xml:space="preserve">),怖)</w:instrText>
+        <w:instrText xml:space="preserve">(こわ),怖)</w:instrText>
       </w:r>
       <w:r>
         <w:rPr>
@@ -5434,31 +4799,7 @@
           <w:shd w:val="clear" w:color="auto" w:fill="auto"/>
           <w:lang w:val="en-US" w:eastAsia="zh-CN" w:bidi="ar"/>
         </w:rPr>
-        <w:instrText xml:space="preserve">(</w:instrText>
-      </w:r>
-      <w:r>
-        <w:rPr>
-          <w:rFonts w:hint="eastAsia" w:ascii="MS Mincho" w:hAnsi="MS Mincho" w:eastAsia="MS Mincho" w:cs="MS Mincho"/>
-          <w:color w:val="auto"/>
-          <w:kern w:val="0"/>
-          <w:sz w:val="21"/>
-          <w:szCs w:val="21"/>
-          <w:shd w:val="clear" w:color="auto" w:fill="auto"/>
-          <w:lang w:val="en-US" w:eastAsia="zh-CN" w:bidi="ar"/>
-        </w:rPr>
-        <w:instrText xml:space="preserve">な</w:instrText>
-      </w:r>
-      <w:r>
-        <w:rPr>
-          <w:rFonts w:hint="eastAsia" w:ascii="MS Mincho" w:hAnsi="MS Mincho" w:eastAsia="MS Mincho" w:cs="MS Mincho"/>
-          <w:color w:val="auto"/>
-          <w:kern w:val="0"/>
-          <w:sz w:val="21"/>
-          <w:szCs w:val="21"/>
-          <w:shd w:val="clear" w:color="auto" w:fill="auto"/>
-          <w:lang w:val="en-US" w:eastAsia="zh-CN" w:bidi="ar"/>
-        </w:rPr>
-        <w:instrText xml:space="preserve">),泣)</w:instrText>
+        <w:instrText xml:space="preserve">(な),泣)</w:instrText>
       </w:r>
       <w:r>
         <w:rPr>
@@ -5560,7 +4901,7 @@
         <w:snapToGrid/>
         <w:spacing w:line="360" w:lineRule="auto"/>
         <w:jc w:val="left"/>
-        <w:textAlignment w:val="auto"/>
+        <w:textAlignment w:val="baseline"/>
         <w:rPr>
           <w:rFonts w:hint="eastAsia" w:ascii="Arial" w:hAnsi="Arial" w:eastAsia="宋体" w:cs="Arial"/>
           <w:i w:val="0"/>
@@ -5596,7 +4937,7 @@
         <w:snapToGrid/>
         <w:spacing w:line="360" w:lineRule="auto"/>
         <w:jc w:val="left"/>
-        <w:textAlignment w:val="auto"/>
+        <w:textAlignment w:val="baseline"/>
         <w:rPr>
           <w:rFonts w:hint="eastAsia" w:ascii="MS Mincho" w:hAnsi="MS Mincho" w:eastAsia="MS Mincho" w:cs="MS Mincho"/>
           <w:color w:val="auto"/>
@@ -5737,31 +5078,7 @@
           <w:shd w:val="clear" w:color="auto" w:fill="auto"/>
           <w:lang w:val="en-US" w:eastAsia="zh-CN" w:bidi="ar"/>
         </w:rPr>
-        <w:instrText xml:space="preserve">(</w:instrText>
-      </w:r>
-      <w:r>
-        <w:rPr>
-          <w:rFonts w:hint="eastAsia" w:ascii="MS Mincho" w:hAnsi="MS Mincho" w:eastAsia="MS Mincho" w:cs="MS Mincho"/>
-          <w:color w:val="auto"/>
-          <w:kern w:val="0"/>
-          <w:sz w:val="21"/>
-          <w:szCs w:val="21"/>
-          <w:shd w:val="clear" w:color="auto" w:fill="auto"/>
-          <w:lang w:val="en-US" w:eastAsia="zh-CN" w:bidi="ar"/>
-        </w:rPr>
-        <w:instrText xml:space="preserve">ぼく</w:instrText>
-      </w:r>
-      <w:r>
-        <w:rPr>
-          <w:rFonts w:hint="eastAsia" w:ascii="MS Mincho" w:hAnsi="MS Mincho" w:eastAsia="MS Mincho" w:cs="MS Mincho"/>
-          <w:color w:val="auto"/>
-          <w:kern w:val="0"/>
-          <w:sz w:val="21"/>
-          <w:szCs w:val="21"/>
-          <w:shd w:val="clear" w:color="auto" w:fill="auto"/>
-          <w:lang w:val="en-US" w:eastAsia="zh-CN" w:bidi="ar"/>
-        </w:rPr>
-        <w:instrText xml:space="preserve">),僕)</w:instrText>
+        <w:instrText xml:space="preserve">(ぼく),僕)</w:instrText>
       </w:r>
       <w:r>
         <w:rPr>
@@ -5905,31 +5222,7 @@
           <w:shd w:val="clear" w:color="auto" w:fill="auto"/>
           <w:lang w:val="en-US" w:eastAsia="zh-CN" w:bidi="ar"/>
         </w:rPr>
-        <w:instrText xml:space="preserve">(</w:instrText>
-      </w:r>
-      <w:r>
-        <w:rPr>
-          <w:rFonts w:hint="eastAsia" w:ascii="MS Mincho" w:hAnsi="MS Mincho" w:eastAsia="MS Mincho" w:cs="MS Mincho"/>
-          <w:color w:val="auto"/>
-          <w:kern w:val="0"/>
-          <w:sz w:val="21"/>
-          <w:szCs w:val="21"/>
-          <w:shd w:val="clear" w:color="auto" w:fill="auto"/>
-          <w:lang w:val="en-US" w:eastAsia="zh-CN" w:bidi="ar"/>
-        </w:rPr>
-        <w:instrText xml:space="preserve">えら</w:instrText>
-      </w:r>
-      <w:r>
-        <w:rPr>
-          <w:rFonts w:hint="eastAsia" w:ascii="MS Mincho" w:hAnsi="MS Mincho" w:eastAsia="MS Mincho" w:cs="MS Mincho"/>
-          <w:color w:val="auto"/>
-          <w:kern w:val="0"/>
-          <w:sz w:val="21"/>
-          <w:szCs w:val="21"/>
-          <w:shd w:val="clear" w:color="auto" w:fill="auto"/>
-          <w:lang w:val="en-US" w:eastAsia="zh-CN" w:bidi="ar"/>
-        </w:rPr>
-        <w:instrText xml:space="preserve">),選)</w:instrText>
+        <w:instrText xml:space="preserve">(えら),選)</w:instrText>
       </w:r>
       <w:r>
         <w:rPr>
@@ -6073,31 +5366,7 @@
           <w:shd w:val="clear" w:color="auto" w:fill="auto"/>
           <w:lang w:val="en-US" w:eastAsia="zh-CN" w:bidi="ar"/>
         </w:rPr>
-        <w:instrText xml:space="preserve">(</w:instrText>
-      </w:r>
-      <w:r>
-        <w:rPr>
-          <w:rFonts w:hint="eastAsia" w:ascii="MS Mincho" w:hAnsi="MS Mincho" w:eastAsia="MS Mincho" w:cs="MS Mincho"/>
-          <w:color w:val="auto"/>
-          <w:kern w:val="0"/>
-          <w:sz w:val="21"/>
-          <w:szCs w:val="21"/>
-          <w:shd w:val="clear" w:color="auto" w:fill="auto"/>
-          <w:lang w:val="en-US" w:eastAsia="zh-CN" w:bidi="ar"/>
-        </w:rPr>
-        <w:instrText xml:space="preserve">と</w:instrText>
-      </w:r>
-      <w:r>
-        <w:rPr>
-          <w:rFonts w:hint="eastAsia" w:ascii="MS Mincho" w:hAnsi="MS Mincho" w:eastAsia="MS Mincho" w:cs="MS Mincho"/>
-          <w:color w:val="auto"/>
-          <w:kern w:val="0"/>
-          <w:sz w:val="21"/>
-          <w:szCs w:val="21"/>
-          <w:shd w:val="clear" w:color="auto" w:fill="auto"/>
-          <w:lang w:val="en-US" w:eastAsia="zh-CN" w:bidi="ar"/>
-        </w:rPr>
-        <w:instrText xml:space="preserve">),取)</w:instrText>
+        <w:instrText xml:space="preserve">(と),取)</w:instrText>
       </w:r>
       <w:r>
         <w:rPr>
@@ -6241,31 +5510,7 @@
           <w:shd w:val="clear" w:color="auto" w:fill="auto"/>
           <w:lang w:val="en-US" w:eastAsia="zh-CN" w:bidi="ar"/>
         </w:rPr>
-        <w:instrText xml:space="preserve">(</w:instrText>
-      </w:r>
-      <w:r>
-        <w:rPr>
-          <w:rFonts w:hint="eastAsia" w:ascii="MS Mincho" w:hAnsi="MS Mincho" w:eastAsia="MS Mincho" w:cs="MS Mincho"/>
-          <w:color w:val="auto"/>
-          <w:kern w:val="0"/>
-          <w:sz w:val="21"/>
-          <w:szCs w:val="21"/>
-          <w:shd w:val="clear" w:color="auto" w:fill="auto"/>
-          <w:lang w:val="en-US" w:eastAsia="zh-CN" w:bidi="ar"/>
-        </w:rPr>
-        <w:instrText xml:space="preserve">みらい</w:instrText>
-      </w:r>
-      <w:r>
-        <w:rPr>
-          <w:rFonts w:hint="eastAsia" w:ascii="MS Mincho" w:hAnsi="MS Mincho" w:eastAsia="MS Mincho" w:cs="MS Mincho"/>
-          <w:color w:val="auto"/>
-          <w:kern w:val="0"/>
-          <w:sz w:val="21"/>
-          <w:szCs w:val="21"/>
-          <w:shd w:val="clear" w:color="auto" w:fill="auto"/>
-          <w:lang w:val="en-US" w:eastAsia="zh-CN" w:bidi="ar"/>
-        </w:rPr>
-        <w:instrText xml:space="preserve">),未来)</w:instrText>
+        <w:instrText xml:space="preserve">(みらい),未来)</w:instrText>
       </w:r>
       <w:r>
         <w:rPr>
@@ -6367,7 +5612,7 @@
         <w:snapToGrid/>
         <w:spacing w:line="360" w:lineRule="auto"/>
         <w:jc w:val="left"/>
-        <w:textAlignment w:val="auto"/>
+        <w:textAlignment w:val="baseline"/>
         <w:rPr>
           <w:rFonts w:ascii="Arial" w:hAnsi="Arial" w:eastAsia="宋体" w:cs="Arial"/>
           <w:i w:val="0"/>
@@ -6510,31 +5755,7 @@
           <w:shd w:val="clear" w:color="auto" w:fill="auto"/>
           <w:lang w:val="en-US" w:eastAsia="zh-CN" w:bidi="ar"/>
         </w:rPr>
-        <w:instrText xml:space="preserve">(</w:instrText>
-      </w:r>
-      <w:r>
-        <w:rPr>
-          <w:rFonts w:hint="eastAsia" w:ascii="MS Mincho" w:hAnsi="MS Mincho" w:eastAsia="MS Mincho" w:cs="MS Mincho"/>
-          <w:color w:val="auto"/>
-          <w:kern w:val="0"/>
-          <w:sz w:val="21"/>
-          <w:szCs w:val="21"/>
-          <w:shd w:val="clear" w:color="auto" w:fill="auto"/>
-          <w:lang w:val="en-US" w:eastAsia="zh-CN" w:bidi="ar"/>
-        </w:rPr>
-        <w:instrText xml:space="preserve">み</w:instrText>
-      </w:r>
-      <w:r>
-        <w:rPr>
-          <w:rFonts w:hint="eastAsia" w:ascii="MS Mincho" w:hAnsi="MS Mincho" w:eastAsia="MS Mincho" w:cs="MS Mincho"/>
-          <w:color w:val="auto"/>
-          <w:kern w:val="0"/>
-          <w:sz w:val="21"/>
-          <w:szCs w:val="21"/>
-          <w:shd w:val="clear" w:color="auto" w:fill="auto"/>
-          <w:lang w:val="en-US" w:eastAsia="zh-CN" w:bidi="ar"/>
-        </w:rPr>
-        <w:instrText xml:space="preserve">),見)</w:instrText>
+        <w:instrText xml:space="preserve">(み),見)</w:instrText>
       </w:r>
       <w:r>
         <w:rPr>
@@ -6678,31 +5899,7 @@
           <w:shd w:val="clear" w:color="auto" w:fill="auto"/>
           <w:lang w:val="en-US" w:eastAsia="zh-CN" w:bidi="ar"/>
         </w:rPr>
-        <w:instrText xml:space="preserve">(</w:instrText>
-      </w:r>
-      <w:r>
-        <w:rPr>
-          <w:rFonts w:hint="eastAsia" w:ascii="MS Mincho" w:hAnsi="MS Mincho" w:eastAsia="MS Mincho" w:cs="MS Mincho"/>
-          <w:color w:val="auto"/>
-          <w:kern w:val="0"/>
-          <w:sz w:val="21"/>
-          <w:szCs w:val="21"/>
-          <w:shd w:val="clear" w:color="auto" w:fill="auto"/>
-          <w:lang w:val="en-US" w:eastAsia="zh-CN" w:bidi="ar"/>
-        </w:rPr>
-        <w:instrText xml:space="preserve">わす</w:instrText>
-      </w:r>
-      <w:r>
-        <w:rPr>
-          <w:rFonts w:hint="eastAsia" w:ascii="MS Mincho" w:hAnsi="MS Mincho" w:eastAsia="MS Mincho" w:cs="MS Mincho"/>
-          <w:color w:val="auto"/>
-          <w:kern w:val="0"/>
-          <w:sz w:val="21"/>
-          <w:szCs w:val="21"/>
-          <w:shd w:val="clear" w:color="auto" w:fill="auto"/>
-          <w:lang w:val="en-US" w:eastAsia="zh-CN" w:bidi="ar"/>
-        </w:rPr>
-        <w:instrText xml:space="preserve">),忘)</w:instrText>
+        <w:instrText xml:space="preserve">(わす),忘)</w:instrText>
       </w:r>
       <w:r>
         <w:rPr>
@@ -6846,31 +6043,7 @@
           <w:shd w:val="clear" w:color="auto" w:fill="auto"/>
           <w:lang w:val="en-US" w:eastAsia="zh-CN" w:bidi="ar"/>
         </w:rPr>
-        <w:instrText xml:space="preserve">(</w:instrText>
-      </w:r>
-      <w:r>
-        <w:rPr>
-          <w:rFonts w:hint="eastAsia" w:ascii="MS Mincho" w:hAnsi="MS Mincho" w:eastAsia="MS Mincho" w:cs="MS Mincho"/>
-          <w:color w:val="auto"/>
-          <w:kern w:val="0"/>
-          <w:sz w:val="21"/>
-          <w:szCs w:val="21"/>
-          <w:shd w:val="clear" w:color="auto" w:fill="auto"/>
-          <w:lang w:val="en-US" w:eastAsia="zh-CN" w:bidi="ar"/>
-        </w:rPr>
-        <w:instrText xml:space="preserve">もの</w:instrText>
-      </w:r>
-      <w:r>
-        <w:rPr>
-          <w:rFonts w:hint="eastAsia" w:ascii="MS Mincho" w:hAnsi="MS Mincho" w:eastAsia="MS Mincho" w:cs="MS Mincho"/>
-          <w:color w:val="auto"/>
-          <w:kern w:val="0"/>
-          <w:sz w:val="21"/>
-          <w:szCs w:val="21"/>
-          <w:shd w:val="clear" w:color="auto" w:fill="auto"/>
-          <w:lang w:val="en-US" w:eastAsia="zh-CN" w:bidi="ar"/>
-        </w:rPr>
-        <w:instrText xml:space="preserve">),物)</w:instrText>
+        <w:instrText xml:space="preserve">(もの),物)</w:instrText>
       </w:r>
       <w:r>
         <w:rPr>
@@ -6944,7 +6117,7 @@
         <w:snapToGrid/>
         <w:spacing w:line="360" w:lineRule="auto"/>
         <w:jc w:val="left"/>
-        <w:textAlignment w:val="auto"/>
+        <w:textAlignment w:val="baseline"/>
         <w:rPr>
           <w:rFonts w:hint="eastAsia" w:ascii="Arial" w:hAnsi="Arial" w:eastAsia="宋体" w:cs="Arial"/>
           <w:i w:val="0"/>
@@ -6980,7 +6153,7 @@
         <w:snapToGrid/>
         <w:spacing w:line="360" w:lineRule="auto"/>
         <w:jc w:val="left"/>
-        <w:textAlignment w:val="auto"/>
+        <w:textAlignment w:val="baseline"/>
         <w:rPr>
           <w:rFonts w:hint="eastAsia" w:ascii="MS Mincho" w:hAnsi="MS Mincho" w:eastAsia="MS Mincho" w:cs="MS Mincho"/>
           <w:color w:val="auto"/>
@@ -7121,31 +6294,7 @@
           <w:shd w:val="clear" w:color="auto" w:fill="auto"/>
           <w:lang w:val="en-US" w:eastAsia="zh-CN" w:bidi="ar"/>
         </w:rPr>
-        <w:instrText xml:space="preserve">(</w:instrText>
-      </w:r>
-      <w:r>
-        <w:rPr>
-          <w:rFonts w:hint="eastAsia" w:ascii="MS Mincho" w:hAnsi="MS Mincho" w:eastAsia="MS Mincho" w:cs="MS Mincho"/>
-          <w:color w:val="auto"/>
-          <w:kern w:val="0"/>
-          <w:sz w:val="21"/>
-          <w:szCs w:val="21"/>
-          <w:shd w:val="clear" w:color="auto" w:fill="auto"/>
-          <w:lang w:val="en-US" w:eastAsia="zh-CN" w:bidi="ar"/>
-        </w:rPr>
-        <w:instrText xml:space="preserve">なん</w:instrText>
-      </w:r>
-      <w:r>
-        <w:rPr>
-          <w:rFonts w:hint="eastAsia" w:ascii="MS Mincho" w:hAnsi="MS Mincho" w:eastAsia="MS Mincho" w:cs="MS Mincho"/>
-          <w:color w:val="auto"/>
-          <w:kern w:val="0"/>
-          <w:sz w:val="21"/>
-          <w:szCs w:val="21"/>
-          <w:shd w:val="clear" w:color="auto" w:fill="auto"/>
-          <w:lang w:val="en-US" w:eastAsia="zh-CN" w:bidi="ar"/>
-        </w:rPr>
-        <w:instrText xml:space="preserve">),何)</w:instrText>
+        <w:instrText xml:space="preserve">(なん),何)</w:instrText>
       </w:r>
       <w:r>
         <w:rPr>
@@ -7277,31 +6426,7 @@
           <w:shd w:val="clear" w:color="auto" w:fill="auto"/>
           <w:lang w:val="en-US" w:eastAsia="zh-CN" w:bidi="ar"/>
         </w:rPr>
-        <w:instrText xml:space="preserve">(</w:instrText>
-      </w:r>
-      <w:r>
-        <w:rPr>
-          <w:rFonts w:hint="eastAsia" w:ascii="MS Mincho" w:hAnsi="MS Mincho" w:eastAsia="MS Mincho" w:cs="MS Mincho"/>
-          <w:color w:val="auto"/>
-          <w:kern w:val="0"/>
-          <w:sz w:val="21"/>
-          <w:szCs w:val="21"/>
-          <w:shd w:val="clear" w:color="auto" w:fill="auto"/>
-          <w:lang w:val="en-US" w:eastAsia="zh-CN" w:bidi="ar"/>
-        </w:rPr>
-        <w:instrText xml:space="preserve">ど</w:instrText>
-      </w:r>
-      <w:r>
-        <w:rPr>
-          <w:rFonts w:hint="eastAsia" w:ascii="MS Mincho" w:hAnsi="MS Mincho" w:eastAsia="MS Mincho" w:cs="MS Mincho"/>
-          <w:color w:val="auto"/>
-          <w:kern w:val="0"/>
-          <w:sz w:val="21"/>
-          <w:szCs w:val="21"/>
-          <w:shd w:val="clear" w:color="auto" w:fill="auto"/>
-          <w:lang w:val="en-US" w:eastAsia="zh-CN" w:bidi="ar"/>
-        </w:rPr>
-        <w:instrText xml:space="preserve">),度)</w:instrText>
+        <w:instrText xml:space="preserve">(ど),度)</w:instrText>
       </w:r>
       <w:r>
         <w:rPr>
@@ -7445,31 +6570,7 @@
           <w:shd w:val="clear" w:color="auto" w:fill="auto"/>
           <w:lang w:val="en-US" w:eastAsia="zh-CN" w:bidi="ar"/>
         </w:rPr>
-        <w:instrText xml:space="preserve">(</w:instrText>
-      </w:r>
-      <w:r>
-        <w:rPr>
-          <w:rFonts w:hint="eastAsia" w:ascii="MS Mincho" w:hAnsi="MS Mincho" w:eastAsia="MS Mincho" w:cs="MS Mincho"/>
-          <w:color w:val="auto"/>
-          <w:kern w:val="0"/>
-          <w:sz w:val="21"/>
-          <w:szCs w:val="21"/>
-          <w:shd w:val="clear" w:color="auto" w:fill="auto"/>
-          <w:lang w:val="en-US" w:eastAsia="zh-CN" w:bidi="ar"/>
-        </w:rPr>
-        <w:instrText xml:space="preserve">ぼく</w:instrText>
-      </w:r>
-      <w:r>
-        <w:rPr>
-          <w:rFonts w:hint="eastAsia" w:ascii="MS Mincho" w:hAnsi="MS Mincho" w:eastAsia="MS Mincho" w:cs="MS Mincho"/>
-          <w:color w:val="auto"/>
-          <w:kern w:val="0"/>
-          <w:sz w:val="21"/>
-          <w:szCs w:val="21"/>
-          <w:shd w:val="clear" w:color="auto" w:fill="auto"/>
-          <w:lang w:val="en-US" w:eastAsia="zh-CN" w:bidi="ar"/>
-        </w:rPr>
-        <w:instrText xml:space="preserve">),僕)</w:instrText>
+        <w:instrText xml:space="preserve">(ぼく),僕)</w:instrText>
       </w:r>
       <w:r>
         <w:rPr>
@@ -7613,31 +6714,7 @@
           <w:shd w:val="clear" w:color="auto" w:fill="auto"/>
           <w:lang w:val="en-US" w:eastAsia="zh-CN" w:bidi="ar"/>
         </w:rPr>
-        <w:instrText xml:space="preserve">(</w:instrText>
-      </w:r>
-      <w:r>
-        <w:rPr>
-          <w:rFonts w:hint="eastAsia" w:ascii="MS Mincho" w:hAnsi="MS Mincho" w:eastAsia="MS Mincho" w:cs="MS Mincho"/>
-          <w:color w:val="auto"/>
-          <w:kern w:val="0"/>
-          <w:sz w:val="21"/>
-          <w:szCs w:val="21"/>
-          <w:shd w:val="clear" w:color="auto" w:fill="auto"/>
-          <w:lang w:val="en-US" w:eastAsia="zh-CN" w:bidi="ar"/>
-        </w:rPr>
-        <w:instrText xml:space="preserve">おも</w:instrText>
-      </w:r>
-      <w:r>
-        <w:rPr>
-          <w:rFonts w:hint="eastAsia" w:ascii="MS Mincho" w:hAnsi="MS Mincho" w:eastAsia="MS Mincho" w:cs="MS Mincho"/>
-          <w:color w:val="auto"/>
-          <w:kern w:val="0"/>
-          <w:sz w:val="21"/>
-          <w:szCs w:val="21"/>
-          <w:shd w:val="clear" w:color="auto" w:fill="auto"/>
-          <w:lang w:val="en-US" w:eastAsia="zh-CN" w:bidi="ar"/>
-        </w:rPr>
-        <w:instrText xml:space="preserve">),思)</w:instrText>
+        <w:instrText xml:space="preserve">(おも),思)</w:instrText>
       </w:r>
       <w:r>
         <w:rPr>
@@ -7781,31 +6858,7 @@
           <w:shd w:val="clear" w:color="auto" w:fill="auto"/>
           <w:lang w:val="en-US" w:eastAsia="zh-CN" w:bidi="ar"/>
         </w:rPr>
-        <w:instrText xml:space="preserve">(</w:instrText>
-      </w:r>
-      <w:r>
-        <w:rPr>
-          <w:rFonts w:hint="eastAsia" w:ascii="MS Mincho" w:hAnsi="MS Mincho" w:eastAsia="MS Mincho" w:cs="MS Mincho"/>
-          <w:color w:val="auto"/>
-          <w:kern w:val="0"/>
-          <w:sz w:val="21"/>
-          <w:szCs w:val="21"/>
-          <w:shd w:val="clear" w:color="auto" w:fill="auto"/>
-          <w:lang w:val="en-US" w:eastAsia="zh-CN" w:bidi="ar"/>
-        </w:rPr>
-        <w:instrText xml:space="preserve">だ</w:instrText>
-      </w:r>
-      <w:r>
-        <w:rPr>
-          <w:rFonts w:hint="eastAsia" w:ascii="MS Mincho" w:hAnsi="MS Mincho" w:eastAsia="MS Mincho" w:cs="MS Mincho"/>
-          <w:color w:val="auto"/>
-          <w:kern w:val="0"/>
-          <w:sz w:val="21"/>
-          <w:szCs w:val="21"/>
-          <w:shd w:val="clear" w:color="auto" w:fill="auto"/>
-          <w:lang w:val="en-US" w:eastAsia="zh-CN" w:bidi="ar"/>
-        </w:rPr>
-        <w:instrText xml:space="preserve">),出)</w:instrText>
+        <w:instrText xml:space="preserve">(だ),出)</w:instrText>
       </w:r>
       <w:r>
         <w:rPr>
@@ -7907,7 +6960,7 @@
         <w:snapToGrid/>
         <w:spacing w:line="360" w:lineRule="auto"/>
         <w:jc w:val="left"/>
-        <w:textAlignment w:val="auto"/>
+        <w:textAlignment w:val="baseline"/>
         <w:rPr>
           <w:rFonts w:hint="eastAsia" w:ascii="MS Mincho" w:hAnsi="MS Mincho" w:eastAsia="MS Mincho" w:cs="MS Mincho"/>
           <w:color w:val="auto"/>
@@ -8048,31 +7101,7 @@
           <w:shd w:val="clear" w:color="auto" w:fill="auto"/>
           <w:lang w:val="en-US" w:eastAsia="zh-CN" w:bidi="ar"/>
         </w:rPr>
-        <w:instrText xml:space="preserve">(</w:instrText>
-      </w:r>
-      <w:r>
-        <w:rPr>
-          <w:rFonts w:hint="eastAsia" w:ascii="MS Mincho" w:hAnsi="MS Mincho" w:eastAsia="MS Mincho" w:cs="MS Mincho"/>
-          <w:color w:val="auto"/>
-          <w:kern w:val="0"/>
-          <w:sz w:val="21"/>
-          <w:szCs w:val="21"/>
-          <w:shd w:val="clear" w:color="auto" w:fill="auto"/>
-          <w:lang w:val="en-US" w:eastAsia="zh-CN" w:bidi="ar"/>
-        </w:rPr>
-        <w:instrText xml:space="preserve">なん</w:instrText>
-      </w:r>
-      <w:r>
-        <w:rPr>
-          <w:rFonts w:hint="eastAsia" w:ascii="MS Mincho" w:hAnsi="MS Mincho" w:eastAsia="MS Mincho" w:cs="MS Mincho"/>
-          <w:color w:val="auto"/>
-          <w:kern w:val="0"/>
-          <w:sz w:val="21"/>
-          <w:szCs w:val="21"/>
-          <w:shd w:val="clear" w:color="auto" w:fill="auto"/>
-          <w:lang w:val="en-US" w:eastAsia="zh-CN" w:bidi="ar"/>
-        </w:rPr>
-        <w:instrText xml:space="preserve">),何)</w:instrText>
+        <w:instrText xml:space="preserve">(なん),何)</w:instrText>
       </w:r>
       <w:r>
         <w:rPr>
@@ -8204,31 +7233,7 @@
           <w:shd w:val="clear" w:color="auto" w:fill="auto"/>
           <w:lang w:val="en-US" w:eastAsia="zh-CN" w:bidi="ar"/>
         </w:rPr>
-        <w:instrText xml:space="preserve">(</w:instrText>
-      </w:r>
-      <w:r>
-        <w:rPr>
-          <w:rFonts w:hint="eastAsia" w:ascii="MS Mincho" w:hAnsi="MS Mincho" w:eastAsia="MS Mincho" w:cs="MS Mincho"/>
-          <w:color w:val="auto"/>
-          <w:kern w:val="0"/>
-          <w:sz w:val="21"/>
-          <w:szCs w:val="21"/>
-          <w:shd w:val="clear" w:color="auto" w:fill="auto"/>
-          <w:lang w:val="en-US" w:eastAsia="zh-CN" w:bidi="ar"/>
-        </w:rPr>
-        <w:instrText xml:space="preserve">ど</w:instrText>
-      </w:r>
-      <w:r>
-        <w:rPr>
-          <w:rFonts w:hint="eastAsia" w:ascii="MS Mincho" w:hAnsi="MS Mincho" w:eastAsia="MS Mincho" w:cs="MS Mincho"/>
-          <w:color w:val="auto"/>
-          <w:kern w:val="0"/>
-          <w:sz w:val="21"/>
-          <w:szCs w:val="21"/>
-          <w:shd w:val="clear" w:color="auto" w:fill="auto"/>
-          <w:lang w:val="en-US" w:eastAsia="zh-CN" w:bidi="ar"/>
-        </w:rPr>
-        <w:instrText xml:space="preserve">),度)</w:instrText>
+        <w:instrText xml:space="preserve">(ど),度)</w:instrText>
       </w:r>
       <w:r>
         <w:rPr>
@@ -8372,31 +7377,7 @@
           <w:shd w:val="clear" w:color="auto" w:fill="auto"/>
           <w:lang w:val="en-US" w:eastAsia="zh-CN" w:bidi="ar"/>
         </w:rPr>
-        <w:instrText xml:space="preserve">(</w:instrText>
-      </w:r>
-      <w:r>
-        <w:rPr>
-          <w:rFonts w:hint="eastAsia" w:ascii="MS Mincho" w:hAnsi="MS Mincho" w:eastAsia="MS Mincho" w:cs="MS Mincho"/>
-          <w:color w:val="auto"/>
-          <w:kern w:val="0"/>
-          <w:sz w:val="21"/>
-          <w:szCs w:val="21"/>
-          <w:shd w:val="clear" w:color="auto" w:fill="auto"/>
-          <w:lang w:val="en-US" w:eastAsia="zh-CN" w:bidi="ar"/>
-        </w:rPr>
-        <w:instrText xml:space="preserve">ぼく</w:instrText>
-      </w:r>
-      <w:r>
-        <w:rPr>
-          <w:rFonts w:hint="eastAsia" w:ascii="MS Mincho" w:hAnsi="MS Mincho" w:eastAsia="MS Mincho" w:cs="MS Mincho"/>
-          <w:color w:val="auto"/>
-          <w:kern w:val="0"/>
-          <w:sz w:val="21"/>
-          <w:szCs w:val="21"/>
-          <w:shd w:val="clear" w:color="auto" w:fill="auto"/>
-          <w:lang w:val="en-US" w:eastAsia="zh-CN" w:bidi="ar"/>
-        </w:rPr>
-        <w:instrText xml:space="preserve">),僕)</w:instrText>
+        <w:instrText xml:space="preserve">(ぼく),僕)</w:instrText>
       </w:r>
       <w:r>
         <w:rPr>
@@ -8540,31 +7521,7 @@
           <w:shd w:val="clear" w:color="auto" w:fill="auto"/>
           <w:lang w:val="en-US" w:eastAsia="zh-CN" w:bidi="ar"/>
         </w:rPr>
-        <w:instrText xml:space="preserve">(</w:instrText>
-      </w:r>
-      <w:r>
-        <w:rPr>
-          <w:rFonts w:hint="eastAsia" w:ascii="MS Mincho" w:hAnsi="MS Mincho" w:eastAsia="MS Mincho" w:cs="MS Mincho"/>
-          <w:color w:val="auto"/>
-          <w:kern w:val="0"/>
-          <w:sz w:val="21"/>
-          <w:szCs w:val="21"/>
-          <w:shd w:val="clear" w:color="auto" w:fill="auto"/>
-          <w:lang w:val="en-US" w:eastAsia="zh-CN" w:bidi="ar"/>
-        </w:rPr>
-        <w:instrText xml:space="preserve">たし</w:instrText>
-      </w:r>
-      <w:r>
-        <w:rPr>
-          <w:rFonts w:hint="eastAsia" w:ascii="MS Mincho" w:hAnsi="MS Mincho" w:eastAsia="MS Mincho" w:cs="MS Mincho"/>
-          <w:color w:val="auto"/>
-          <w:kern w:val="0"/>
-          <w:sz w:val="21"/>
-          <w:szCs w:val="21"/>
-          <w:shd w:val="clear" w:color="auto" w:fill="auto"/>
-          <w:lang w:val="en-US" w:eastAsia="zh-CN" w:bidi="ar"/>
-        </w:rPr>
-        <w:instrText xml:space="preserve">),確)</w:instrText>
+        <w:instrText xml:space="preserve">(たし),確)</w:instrText>
       </w:r>
       <w:r>
         <w:rPr>
@@ -8708,31 +7665,7 @@
           <w:shd w:val="clear" w:color="auto" w:fill="auto"/>
           <w:lang w:val="en-US" w:eastAsia="zh-CN" w:bidi="ar"/>
         </w:rPr>
-        <w:instrText xml:space="preserve">(</w:instrText>
-      </w:r>
-      <w:r>
-        <w:rPr>
-          <w:rFonts w:hint="eastAsia" w:ascii="MS Mincho" w:hAnsi="MS Mincho" w:eastAsia="MS Mincho" w:cs="MS Mincho"/>
-          <w:color w:val="auto"/>
-          <w:kern w:val="0"/>
-          <w:sz w:val="21"/>
-          <w:szCs w:val="21"/>
-          <w:shd w:val="clear" w:color="auto" w:fill="auto"/>
-          <w:lang w:val="en-US" w:eastAsia="zh-CN" w:bidi="ar"/>
-        </w:rPr>
-        <w:instrText xml:space="preserve">あ</w:instrText>
-      </w:r>
-      <w:r>
-        <w:rPr>
-          <w:rFonts w:hint="eastAsia" w:ascii="MS Mincho" w:hAnsi="MS Mincho" w:eastAsia="MS Mincho" w:cs="MS Mincho"/>
-          <w:color w:val="auto"/>
-          <w:kern w:val="0"/>
-          <w:sz w:val="21"/>
-          <w:szCs w:val="21"/>
-          <w:shd w:val="clear" w:color="auto" w:fill="auto"/>
-          <w:lang w:val="en-US" w:eastAsia="zh-CN" w:bidi="ar"/>
-        </w:rPr>
-        <w:instrText xml:space="preserve">),合)</w:instrText>
+        <w:instrText xml:space="preserve">(あ),合)</w:instrText>
       </w:r>
       <w:r>
         <w:rPr>
@@ -8834,7 +7767,7 @@
         <w:snapToGrid/>
         <w:spacing w:line="360" w:lineRule="auto"/>
         <w:jc w:val="left"/>
-        <w:textAlignment w:val="auto"/>
+        <w:textAlignment w:val="baseline"/>
         <w:rPr>
           <w:rFonts w:hint="eastAsia" w:ascii="MS Mincho" w:hAnsi="MS Mincho" w:eastAsia="MS Mincho" w:cs="MS Mincho"/>
           <w:color w:val="auto"/>
@@ -8975,31 +7908,7 @@
           <w:shd w:val="clear" w:color="auto" w:fill="auto"/>
           <w:lang w:val="en-US" w:eastAsia="zh-CN" w:bidi="ar"/>
         </w:rPr>
-        <w:instrText xml:space="preserve">(</w:instrText>
-      </w:r>
-      <w:r>
-        <w:rPr>
-          <w:rFonts w:hint="eastAsia" w:ascii="MS Mincho" w:hAnsi="MS Mincho" w:eastAsia="MS Mincho" w:cs="MS Mincho"/>
-          <w:color w:val="auto"/>
-          <w:kern w:val="0"/>
-          <w:sz w:val="21"/>
-          <w:szCs w:val="21"/>
-          <w:shd w:val="clear" w:color="auto" w:fill="auto"/>
-          <w:lang w:val="en-US" w:eastAsia="zh-CN" w:bidi="ar"/>
-        </w:rPr>
-        <w:instrText xml:space="preserve">いた</w:instrText>
-      </w:r>
-      <w:r>
-        <w:rPr>
-          <w:rFonts w:hint="eastAsia" w:ascii="MS Mincho" w:hAnsi="MS Mincho" w:eastAsia="MS Mincho" w:cs="MS Mincho"/>
-          <w:color w:val="auto"/>
-          <w:kern w:val="0"/>
-          <w:sz w:val="21"/>
-          <w:szCs w:val="21"/>
-          <w:shd w:val="clear" w:color="auto" w:fill="auto"/>
-          <w:lang w:val="en-US" w:eastAsia="zh-CN" w:bidi="ar"/>
-        </w:rPr>
-        <w:instrText xml:space="preserve">),痛)</w:instrText>
+        <w:instrText xml:space="preserve">(いた),痛)</w:instrText>
       </w:r>
       <w:r>
         <w:rPr>
@@ -9143,31 +8052,7 @@
           <w:shd w:val="clear" w:color="auto" w:fill="auto"/>
           <w:lang w:val="en-US" w:eastAsia="zh-CN" w:bidi="ar"/>
         </w:rPr>
-        <w:instrText xml:space="preserve">(</w:instrText>
-      </w:r>
-      <w:r>
-        <w:rPr>
-          <w:rFonts w:hint="eastAsia" w:ascii="MS Mincho" w:hAnsi="MS Mincho" w:eastAsia="MS Mincho" w:cs="MS Mincho"/>
-          <w:color w:val="auto"/>
-          <w:kern w:val="0"/>
-          <w:sz w:val="21"/>
-          <w:szCs w:val="21"/>
-          <w:shd w:val="clear" w:color="auto" w:fill="auto"/>
-          <w:lang w:val="en-US" w:eastAsia="zh-CN" w:bidi="ar"/>
-        </w:rPr>
-        <w:instrText xml:space="preserve">よわ</w:instrText>
-      </w:r>
-      <w:r>
-        <w:rPr>
-          <w:rFonts w:hint="eastAsia" w:ascii="MS Mincho" w:hAnsi="MS Mincho" w:eastAsia="MS Mincho" w:cs="MS Mincho"/>
-          <w:color w:val="auto"/>
-          <w:kern w:val="0"/>
-          <w:sz w:val="21"/>
-          <w:szCs w:val="21"/>
-          <w:shd w:val="clear" w:color="auto" w:fill="auto"/>
-          <w:lang w:val="en-US" w:eastAsia="zh-CN" w:bidi="ar"/>
-        </w:rPr>
-        <w:instrText xml:space="preserve">),弱)</w:instrText>
+        <w:instrText xml:space="preserve">(よわ),弱)</w:instrText>
       </w:r>
       <w:r>
         <w:rPr>
@@ -9311,31 +8196,7 @@
           <w:shd w:val="clear" w:color="auto" w:fill="auto"/>
           <w:lang w:val="en-US" w:eastAsia="zh-CN" w:bidi="ar"/>
         </w:rPr>
-        <w:instrText xml:space="preserve">(</w:instrText>
-      </w:r>
-      <w:r>
-        <w:rPr>
-          <w:rFonts w:hint="eastAsia" w:ascii="MS Mincho" w:hAnsi="MS Mincho" w:eastAsia="MS Mincho" w:cs="MS Mincho"/>
-          <w:color w:val="auto"/>
-          <w:kern w:val="0"/>
-          <w:sz w:val="21"/>
-          <w:szCs w:val="21"/>
-          <w:shd w:val="clear" w:color="auto" w:fill="auto"/>
-          <w:lang w:val="en-US" w:eastAsia="zh-CN" w:bidi="ar"/>
-        </w:rPr>
-        <w:instrText xml:space="preserve">くや</w:instrText>
-      </w:r>
-      <w:r>
-        <w:rPr>
-          <w:rFonts w:hint="eastAsia" w:ascii="MS Mincho" w:hAnsi="MS Mincho" w:eastAsia="MS Mincho" w:cs="MS Mincho"/>
-          <w:color w:val="auto"/>
-          <w:kern w:val="0"/>
-          <w:sz w:val="21"/>
-          <w:szCs w:val="21"/>
-          <w:shd w:val="clear" w:color="auto" w:fill="auto"/>
-          <w:lang w:val="en-US" w:eastAsia="zh-CN" w:bidi="ar"/>
-        </w:rPr>
-        <w:instrText xml:space="preserve">),悔)</w:instrText>
+        <w:instrText xml:space="preserve">(くや),悔)</w:instrText>
       </w:r>
       <w:r>
         <w:rPr>
@@ -9479,31 +8340,7 @@
           <w:shd w:val="clear" w:color="auto" w:fill="auto"/>
           <w:lang w:val="en-US" w:eastAsia="zh-CN" w:bidi="ar"/>
         </w:rPr>
-        <w:instrText xml:space="preserve">(</w:instrText>
-      </w:r>
-      <w:r>
-        <w:rPr>
-          <w:rFonts w:hint="eastAsia" w:ascii="MS Mincho" w:hAnsi="MS Mincho" w:eastAsia="MS Mincho" w:cs="MS Mincho"/>
-          <w:color w:val="auto"/>
-          <w:kern w:val="0"/>
-          <w:sz w:val="21"/>
-          <w:szCs w:val="21"/>
-          <w:shd w:val="clear" w:color="auto" w:fill="auto"/>
-          <w:lang w:val="en-US" w:eastAsia="zh-CN" w:bidi="ar"/>
-        </w:rPr>
-        <w:instrText xml:space="preserve">なみだ</w:instrText>
-      </w:r>
-      <w:r>
-        <w:rPr>
-          <w:rFonts w:hint="eastAsia" w:ascii="MS Mincho" w:hAnsi="MS Mincho" w:eastAsia="MS Mincho" w:cs="MS Mincho"/>
-          <w:color w:val="auto"/>
-          <w:kern w:val="0"/>
-          <w:sz w:val="21"/>
-          <w:szCs w:val="21"/>
-          <w:shd w:val="clear" w:color="auto" w:fill="auto"/>
-          <w:lang w:val="en-US" w:eastAsia="zh-CN" w:bidi="ar"/>
-        </w:rPr>
-        <w:instrText xml:space="preserve">),涙)</w:instrText>
+        <w:instrText xml:space="preserve">(なみだ),涙)</w:instrText>
       </w:r>
       <w:r>
         <w:rPr>
@@ -9605,7 +8442,7 @@
         <w:snapToGrid/>
         <w:spacing w:line="360" w:lineRule="auto"/>
         <w:jc w:val="left"/>
-        <w:textAlignment w:val="auto"/>
+        <w:textAlignment w:val="baseline"/>
         <w:rPr>
           <w:rFonts w:ascii="Arial" w:hAnsi="Arial" w:eastAsia="宋体" w:cs="Arial"/>
           <w:i w:val="0"/>
@@ -9748,31 +8585,7 @@
           <w:shd w:val="clear" w:color="auto" w:fill="auto"/>
           <w:lang w:val="en-US" w:eastAsia="zh-CN" w:bidi="ar"/>
         </w:rPr>
-        <w:instrText xml:space="preserve">(</w:instrText>
-      </w:r>
-      <w:r>
-        <w:rPr>
-          <w:rFonts w:hint="eastAsia" w:ascii="MS Mincho" w:hAnsi="MS Mincho" w:eastAsia="MS Mincho" w:cs="MS Mincho"/>
-          <w:color w:val="auto"/>
-          <w:kern w:val="0"/>
-          <w:sz w:val="21"/>
-          <w:szCs w:val="21"/>
-          <w:shd w:val="clear" w:color="auto" w:fill="auto"/>
-          <w:lang w:val="en-US" w:eastAsia="zh-CN" w:bidi="ar"/>
-        </w:rPr>
-        <w:instrText xml:space="preserve">いま</w:instrText>
-      </w:r>
-      <w:r>
-        <w:rPr>
-          <w:rFonts w:hint="eastAsia" w:ascii="MS Mincho" w:hAnsi="MS Mincho" w:eastAsia="MS Mincho" w:cs="MS Mincho"/>
-          <w:color w:val="auto"/>
-          <w:kern w:val="0"/>
-          <w:sz w:val="21"/>
-          <w:szCs w:val="21"/>
-          <w:shd w:val="clear" w:color="auto" w:fill="auto"/>
-          <w:lang w:val="en-US" w:eastAsia="zh-CN" w:bidi="ar"/>
-        </w:rPr>
-        <w:instrText xml:space="preserve">),今)</w:instrText>
+        <w:instrText xml:space="preserve">(いま),今)</w:instrText>
       </w:r>
       <w:r>
         <w:rPr>
@@ -9916,31 +8729,7 @@
           <w:shd w:val="clear" w:color="auto" w:fill="auto"/>
           <w:lang w:val="en-US" w:eastAsia="zh-CN" w:bidi="ar"/>
         </w:rPr>
-        <w:instrText xml:space="preserve">(</w:instrText>
-      </w:r>
-      <w:r>
-        <w:rPr>
-          <w:rFonts w:hint="eastAsia" w:ascii="MS Mincho" w:hAnsi="MS Mincho" w:eastAsia="MS Mincho" w:cs="MS Mincho"/>
-          <w:color w:val="auto"/>
-          <w:kern w:val="0"/>
-          <w:sz w:val="21"/>
-          <w:szCs w:val="21"/>
-          <w:shd w:val="clear" w:color="auto" w:fill="auto"/>
-          <w:lang w:val="en-US" w:eastAsia="zh-CN" w:bidi="ar"/>
-        </w:rPr>
-        <w:instrText xml:space="preserve">み</w:instrText>
-      </w:r>
-      <w:r>
-        <w:rPr>
-          <w:rFonts w:hint="eastAsia" w:ascii="MS Mincho" w:hAnsi="MS Mincho" w:eastAsia="MS Mincho" w:cs="MS Mincho"/>
-          <w:color w:val="auto"/>
-          <w:kern w:val="0"/>
-          <w:sz w:val="21"/>
-          <w:szCs w:val="21"/>
-          <w:shd w:val="clear" w:color="auto" w:fill="auto"/>
-          <w:lang w:val="en-US" w:eastAsia="zh-CN" w:bidi="ar"/>
-        </w:rPr>
-        <w:instrText xml:space="preserve">),見)</w:instrText>
+        <w:instrText xml:space="preserve">(み),見)</w:instrText>
       </w:r>
       <w:r>
         <w:rPr>
@@ -10084,31 +8873,7 @@
           <w:shd w:val="clear" w:color="auto" w:fill="auto"/>
           <w:lang w:val="en-US" w:eastAsia="zh-CN" w:bidi="ar"/>
         </w:rPr>
-        <w:instrText xml:space="preserve">(</w:instrText>
-      </w:r>
-      <w:r>
-        <w:rPr>
-          <w:rFonts w:hint="eastAsia" w:ascii="MS Mincho" w:hAnsi="MS Mincho" w:eastAsia="MS Mincho" w:cs="MS Mincho"/>
-          <w:color w:val="auto"/>
-          <w:kern w:val="0"/>
-          <w:sz w:val="21"/>
-          <w:szCs w:val="21"/>
-          <w:shd w:val="clear" w:color="auto" w:fill="auto"/>
-          <w:lang w:val="en-US" w:eastAsia="zh-CN" w:bidi="ar"/>
-        </w:rPr>
-        <w:instrText xml:space="preserve">たからもの</w:instrText>
-      </w:r>
-      <w:r>
-        <w:rPr>
-          <w:rFonts w:hint="eastAsia" w:ascii="MS Mincho" w:hAnsi="MS Mincho" w:eastAsia="MS Mincho" w:cs="MS Mincho"/>
-          <w:color w:val="auto"/>
-          <w:kern w:val="0"/>
-          <w:sz w:val="21"/>
-          <w:szCs w:val="21"/>
-          <w:shd w:val="clear" w:color="auto" w:fill="auto"/>
-          <w:lang w:val="en-US" w:eastAsia="zh-CN" w:bidi="ar"/>
-        </w:rPr>
-        <w:instrText xml:space="preserve">),宝物)</w:instrText>
+        <w:instrText xml:space="preserve">(たからもの),宝物)</w:instrText>
       </w:r>
       <w:r>
         <w:rPr>
@@ -10182,7 +8947,7 @@
         <w:snapToGrid/>
         <w:spacing w:line="360" w:lineRule="auto"/>
         <w:jc w:val="left"/>
-        <w:textAlignment w:val="auto"/>
+        <w:textAlignment w:val="baseline"/>
         <w:rPr>
           <w:rFonts w:hint="eastAsia" w:ascii="Arial" w:hAnsi="Arial" w:eastAsia="宋体" w:cs="Arial"/>
           <w:i w:val="0"/>
@@ -10218,7 +8983,7 @@
         <w:snapToGrid/>
         <w:spacing w:line="360" w:lineRule="auto"/>
         <w:jc w:val="left"/>
-        <w:textAlignment w:val="auto"/>
+        <w:textAlignment w:val="baseline"/>
         <w:rPr>
           <w:rFonts w:hint="eastAsia" w:ascii="MS Mincho" w:hAnsi="MS Mincho" w:eastAsia="MS Mincho" w:cs="MS Mincho"/>
           <w:color w:val="auto"/>
@@ -10359,31 +9124,7 @@
           <w:shd w:val="clear" w:color="auto" w:fill="auto"/>
           <w:lang w:val="en-US" w:eastAsia="zh-CN" w:bidi="ar"/>
         </w:rPr>
-        <w:instrText xml:space="preserve">(</w:instrText>
-      </w:r>
-      <w:r>
-        <w:rPr>
-          <w:rFonts w:hint="eastAsia" w:ascii="MS Mincho" w:hAnsi="MS Mincho" w:eastAsia="MS Mincho" w:cs="MS Mincho"/>
-          <w:color w:val="auto"/>
-          <w:kern w:val="0"/>
-          <w:sz w:val="21"/>
-          <w:szCs w:val="21"/>
-          <w:shd w:val="clear" w:color="auto" w:fill="auto"/>
-          <w:lang w:val="en-US" w:eastAsia="zh-CN" w:bidi="ar"/>
-        </w:rPr>
-        <w:instrText xml:space="preserve">おと</w:instrText>
-      </w:r>
-      <w:r>
-        <w:rPr>
-          <w:rFonts w:hint="eastAsia" w:ascii="MS Mincho" w:hAnsi="MS Mincho" w:eastAsia="MS Mincho" w:cs="MS Mincho"/>
-          <w:color w:val="auto"/>
-          <w:kern w:val="0"/>
-          <w:sz w:val="21"/>
-          <w:szCs w:val="21"/>
-          <w:shd w:val="clear" w:color="auto" w:fill="auto"/>
-          <w:lang w:val="en-US" w:eastAsia="zh-CN" w:bidi="ar"/>
-        </w:rPr>
-        <w:instrText xml:space="preserve">),音)</w:instrText>
+        <w:instrText xml:space="preserve">(おと),音)</w:instrText>
       </w:r>
       <w:r>
         <w:rPr>
@@ -10527,31 +9268,7 @@
           <w:shd w:val="clear" w:color="auto" w:fill="auto"/>
           <w:lang w:val="en-US" w:eastAsia="zh-CN" w:bidi="ar"/>
         </w:rPr>
-        <w:instrText xml:space="preserve">(</w:instrText>
-      </w:r>
-      <w:r>
-        <w:rPr>
-          <w:rFonts w:hint="eastAsia" w:ascii="MS Mincho" w:hAnsi="MS Mincho" w:eastAsia="MS Mincho" w:cs="MS Mincho"/>
-          <w:color w:val="auto"/>
-          <w:kern w:val="0"/>
-          <w:sz w:val="21"/>
-          <w:szCs w:val="21"/>
-          <w:shd w:val="clear" w:color="auto" w:fill="auto"/>
-          <w:lang w:val="en-US" w:eastAsia="zh-CN" w:bidi="ar"/>
-        </w:rPr>
-        <w:instrText xml:space="preserve">いと</w:instrText>
-      </w:r>
-      <w:r>
-        <w:rPr>
-          <w:rFonts w:hint="eastAsia" w:ascii="MS Mincho" w:hAnsi="MS Mincho" w:eastAsia="MS Mincho" w:cs="MS Mincho"/>
-          <w:color w:val="auto"/>
-          <w:kern w:val="0"/>
-          <w:sz w:val="21"/>
-          <w:szCs w:val="21"/>
-          <w:shd w:val="clear" w:color="auto" w:fill="auto"/>
-          <w:lang w:val="en-US" w:eastAsia="zh-CN" w:bidi="ar"/>
-        </w:rPr>
-        <w:instrText xml:space="preserve">),愛)</w:instrText>
+        <w:instrText xml:space="preserve">(いと),愛)</w:instrText>
       </w:r>
       <w:r>
         <w:rPr>
@@ -10653,7 +9370,7 @@
         <w:snapToGrid/>
         <w:spacing w:line="360" w:lineRule="auto"/>
         <w:jc w:val="left"/>
-        <w:textAlignment w:val="auto"/>
+        <w:textAlignment w:val="baseline"/>
         <w:rPr>
           <w:rFonts w:ascii="Arial" w:hAnsi="Arial" w:eastAsia="宋体" w:cs="Arial"/>
           <w:i w:val="0"/>
@@ -10784,31 +9501,7 @@
           <w:shd w:val="clear" w:color="auto" w:fill="auto"/>
           <w:lang w:val="en-US" w:eastAsia="zh-CN" w:bidi="ar"/>
         </w:rPr>
-        <w:instrText xml:space="preserve">(</w:instrText>
-      </w:r>
-      <w:r>
-        <w:rPr>
-          <w:rFonts w:hint="eastAsia" w:ascii="MS Mincho" w:hAnsi="MS Mincho" w:eastAsia="MS Mincho" w:cs="MS Mincho"/>
-          <w:color w:val="auto"/>
-          <w:kern w:val="0"/>
-          <w:sz w:val="21"/>
-          <w:szCs w:val="21"/>
-          <w:shd w:val="clear" w:color="auto" w:fill="auto"/>
-          <w:lang w:val="en-US" w:eastAsia="zh-CN" w:bidi="ar"/>
-        </w:rPr>
-        <w:instrText xml:space="preserve">むちゅう</w:instrText>
-      </w:r>
-      <w:r>
-        <w:rPr>
-          <w:rFonts w:hint="eastAsia" w:ascii="MS Mincho" w:hAnsi="MS Mincho" w:eastAsia="MS Mincho" w:cs="MS Mincho"/>
-          <w:color w:val="auto"/>
-          <w:kern w:val="0"/>
-          <w:sz w:val="21"/>
-          <w:szCs w:val="21"/>
-          <w:shd w:val="clear" w:color="auto" w:fill="auto"/>
-          <w:lang w:val="en-US" w:eastAsia="zh-CN" w:bidi="ar"/>
-        </w:rPr>
-        <w:instrText xml:space="preserve">),夢中)</w:instrText>
+        <w:instrText xml:space="preserve">(むちゅう),夢中)</w:instrText>
       </w:r>
       <w:r>
         <w:rPr>
@@ -10952,31 +9645,7 @@
           <w:shd w:val="clear" w:color="auto" w:fill="auto"/>
           <w:lang w:val="en-US" w:eastAsia="zh-CN" w:bidi="ar"/>
         </w:rPr>
-        <w:instrText xml:space="preserve">(</w:instrText>
-      </w:r>
-      <w:r>
-        <w:rPr>
-          <w:rFonts w:hint="eastAsia" w:ascii="MS Mincho" w:hAnsi="MS Mincho" w:eastAsia="MS Mincho" w:cs="MS Mincho"/>
-          <w:color w:val="auto"/>
-          <w:kern w:val="0"/>
-          <w:sz w:val="21"/>
-          <w:szCs w:val="21"/>
-          <w:shd w:val="clear" w:color="auto" w:fill="auto"/>
-          <w:lang w:val="en-US" w:eastAsia="zh-CN" w:bidi="ar"/>
-        </w:rPr>
-        <w:instrText xml:space="preserve">きみ</w:instrText>
-      </w:r>
-      <w:r>
-        <w:rPr>
-          <w:rFonts w:hint="eastAsia" w:ascii="MS Mincho" w:hAnsi="MS Mincho" w:eastAsia="MS Mincho" w:cs="MS Mincho"/>
-          <w:color w:val="auto"/>
-          <w:kern w:val="0"/>
-          <w:sz w:val="21"/>
-          <w:szCs w:val="21"/>
-          <w:shd w:val="clear" w:color="auto" w:fill="auto"/>
-          <w:lang w:val="en-US" w:eastAsia="zh-CN" w:bidi="ar"/>
-        </w:rPr>
-        <w:instrText xml:space="preserve">),君)</w:instrText>
+        <w:instrText xml:space="preserve">(きみ),君)</w:instrText>
       </w:r>
       <w:r>
         <w:rPr>
@@ -11078,7 +9747,7 @@
         <w:snapToGrid/>
         <w:spacing w:line="360" w:lineRule="auto"/>
         <w:jc w:val="left"/>
-        <w:textAlignment w:val="auto"/>
+        <w:textAlignment w:val="baseline"/>
         <w:rPr>
           <w:rFonts w:hint="eastAsia" w:ascii="Arial" w:hAnsi="Arial" w:eastAsia="宋体" w:cs="Arial"/>
           <w:i w:val="0"/>
@@ -11114,7 +9783,7 @@
         <w:snapToGrid/>
         <w:spacing w:line="360" w:lineRule="auto"/>
         <w:jc w:val="left"/>
-        <w:textAlignment w:val="auto"/>
+        <w:textAlignment w:val="baseline"/>
         <w:rPr>
           <w:rFonts w:hint="eastAsia" w:ascii="MS Mincho" w:hAnsi="MS Mincho" w:eastAsia="MS Mincho" w:cs="MS Mincho"/>
           <w:color w:val="auto"/>
@@ -11243,31 +9912,7 @@
           <w:shd w:val="clear" w:color="auto" w:fill="auto"/>
           <w:lang w:val="en-US" w:eastAsia="zh-CN" w:bidi="ar"/>
         </w:rPr>
-        <w:instrText xml:space="preserve">(</w:instrText>
-      </w:r>
-      <w:r>
-        <w:rPr>
-          <w:rFonts w:hint="eastAsia" w:ascii="MS Mincho" w:hAnsi="MS Mincho" w:eastAsia="MS Mincho" w:cs="MS Mincho"/>
-          <w:color w:val="auto"/>
-          <w:kern w:val="0"/>
-          <w:sz w:val="21"/>
-          <w:szCs w:val="21"/>
-          <w:shd w:val="clear" w:color="auto" w:fill="auto"/>
-          <w:lang w:val="en-US" w:eastAsia="zh-CN" w:bidi="ar"/>
-        </w:rPr>
-        <w:instrText xml:space="preserve">じしん</w:instrText>
-      </w:r>
-      <w:r>
-        <w:rPr>
-          <w:rFonts w:hint="eastAsia" w:ascii="MS Mincho" w:hAnsi="MS Mincho" w:eastAsia="MS Mincho" w:cs="MS Mincho"/>
-          <w:color w:val="auto"/>
-          <w:kern w:val="0"/>
-          <w:sz w:val="21"/>
-          <w:szCs w:val="21"/>
-          <w:shd w:val="clear" w:color="auto" w:fill="auto"/>
-          <w:lang w:val="en-US" w:eastAsia="zh-CN" w:bidi="ar"/>
-        </w:rPr>
-        <w:instrText xml:space="preserve">),自信)</w:instrText>
+        <w:instrText xml:space="preserve">(じしん),自信)</w:instrText>
       </w:r>
       <w:r>
         <w:rPr>
@@ -11411,31 +10056,7 @@
           <w:shd w:val="clear" w:color="auto" w:fill="auto"/>
           <w:lang w:val="en-US" w:eastAsia="zh-CN" w:bidi="ar"/>
         </w:rPr>
-        <w:instrText xml:space="preserve">(</w:instrText>
-      </w:r>
-      <w:r>
-        <w:rPr>
-          <w:rFonts w:hint="eastAsia" w:ascii="MS Mincho" w:hAnsi="MS Mincho" w:eastAsia="MS Mincho" w:cs="MS Mincho"/>
-          <w:color w:val="auto"/>
-          <w:kern w:val="0"/>
-          <w:sz w:val="21"/>
-          <w:szCs w:val="21"/>
-          <w:shd w:val="clear" w:color="auto" w:fill="auto"/>
-          <w:lang w:val="en-US" w:eastAsia="zh-CN" w:bidi="ar"/>
-        </w:rPr>
-        <w:instrText xml:space="preserve">な</w:instrText>
-      </w:r>
-      <w:r>
-        <w:rPr>
-          <w:rFonts w:hint="eastAsia" w:ascii="MS Mincho" w:hAnsi="MS Mincho" w:eastAsia="MS Mincho" w:cs="MS Mincho"/>
-          <w:color w:val="auto"/>
-          <w:kern w:val="0"/>
-          <w:sz w:val="21"/>
-          <w:szCs w:val="21"/>
-          <w:shd w:val="clear" w:color="auto" w:fill="auto"/>
-          <w:lang w:val="en-US" w:eastAsia="zh-CN" w:bidi="ar"/>
-        </w:rPr>
-        <w:instrText xml:space="preserve">),無)</w:instrText>
+        <w:instrText xml:space="preserve">(な),無)</w:instrText>
       </w:r>
       <w:r>
         <w:rPr>
@@ -11579,31 +10200,7 @@
           <w:shd w:val="clear" w:color="auto" w:fill="auto"/>
           <w:lang w:val="en-US" w:eastAsia="zh-CN" w:bidi="ar"/>
         </w:rPr>
-        <w:instrText xml:space="preserve">(</w:instrText>
-      </w:r>
-      <w:r>
-        <w:rPr>
-          <w:rFonts w:hint="eastAsia" w:ascii="MS Mincho" w:hAnsi="MS Mincho" w:eastAsia="MS Mincho" w:cs="MS Mincho"/>
-          <w:color w:val="auto"/>
-          <w:kern w:val="0"/>
-          <w:sz w:val="21"/>
-          <w:szCs w:val="21"/>
-          <w:shd w:val="clear" w:color="auto" w:fill="auto"/>
-          <w:lang w:val="en-US" w:eastAsia="zh-CN" w:bidi="ar"/>
-        </w:rPr>
-        <w:instrText xml:space="preserve">みうしな</w:instrText>
-      </w:r>
-      <w:r>
-        <w:rPr>
-          <w:rFonts w:hint="eastAsia" w:ascii="MS Mincho" w:hAnsi="MS Mincho" w:eastAsia="MS Mincho" w:cs="MS Mincho"/>
-          <w:color w:val="auto"/>
-          <w:kern w:val="0"/>
-          <w:sz w:val="21"/>
-          <w:szCs w:val="21"/>
-          <w:shd w:val="clear" w:color="auto" w:fill="auto"/>
-          <w:lang w:val="en-US" w:eastAsia="zh-CN" w:bidi="ar"/>
-        </w:rPr>
-        <w:instrText xml:space="preserve">),見失)</w:instrText>
+        <w:instrText xml:space="preserve">(みうしな),見失)</w:instrText>
       </w:r>
       <w:r>
         <w:rPr>
@@ -11747,31 +10344,7 @@
           <w:shd w:val="clear" w:color="auto" w:fill="auto"/>
           <w:lang w:val="en-US" w:eastAsia="zh-CN" w:bidi="ar"/>
         </w:rPr>
-        <w:instrText xml:space="preserve">(</w:instrText>
-      </w:r>
-      <w:r>
-        <w:rPr>
-          <w:rFonts w:hint="eastAsia" w:ascii="MS Mincho" w:hAnsi="MS Mincho" w:eastAsia="MS Mincho" w:cs="MS Mincho"/>
-          <w:color w:val="auto"/>
-          <w:kern w:val="0"/>
-          <w:sz w:val="21"/>
-          <w:szCs w:val="21"/>
-          <w:shd w:val="clear" w:color="auto" w:fill="auto"/>
-          <w:lang w:val="en-US" w:eastAsia="zh-CN" w:bidi="ar"/>
-        </w:rPr>
-        <w:instrText xml:space="preserve">みち</w:instrText>
-      </w:r>
-      <w:r>
-        <w:rPr>
-          <w:rFonts w:hint="eastAsia" w:ascii="MS Mincho" w:hAnsi="MS Mincho" w:eastAsia="MS Mincho" w:cs="MS Mincho"/>
-          <w:color w:val="auto"/>
-          <w:kern w:val="0"/>
-          <w:sz w:val="21"/>
-          <w:szCs w:val="21"/>
-          <w:shd w:val="clear" w:color="auto" w:fill="auto"/>
-          <w:lang w:val="en-US" w:eastAsia="zh-CN" w:bidi="ar"/>
-        </w:rPr>
-        <w:instrText xml:space="preserve">),道)</w:instrText>
+        <w:instrText xml:space="preserve">(みち),道)</w:instrText>
       </w:r>
       <w:r>
         <w:rPr>
@@ -11915,31 +10488,7 @@
           <w:shd w:val="clear" w:color="auto" w:fill="auto"/>
           <w:lang w:val="en-US" w:eastAsia="zh-CN" w:bidi="ar"/>
         </w:rPr>
-        <w:instrText xml:space="preserve">(</w:instrText>
-      </w:r>
-      <w:r>
-        <w:rPr>
-          <w:rFonts w:hint="eastAsia" w:ascii="MS Mincho" w:hAnsi="MS Mincho" w:eastAsia="MS Mincho" w:cs="MS Mincho"/>
-          <w:color w:val="auto"/>
-          <w:kern w:val="0"/>
-          <w:sz w:val="21"/>
-          <w:szCs w:val="21"/>
-          <w:shd w:val="clear" w:color="auto" w:fill="auto"/>
-          <w:lang w:val="en-US" w:eastAsia="zh-CN" w:bidi="ar"/>
-        </w:rPr>
-        <w:instrText xml:space="preserve">たび</w:instrText>
-      </w:r>
-      <w:r>
-        <w:rPr>
-          <w:rFonts w:hint="eastAsia" w:ascii="MS Mincho" w:hAnsi="MS Mincho" w:eastAsia="MS Mincho" w:cs="MS Mincho"/>
-          <w:color w:val="auto"/>
-          <w:kern w:val="0"/>
-          <w:sz w:val="21"/>
-          <w:szCs w:val="21"/>
-          <w:shd w:val="clear" w:color="auto" w:fill="auto"/>
-          <w:lang w:val="en-US" w:eastAsia="zh-CN" w:bidi="ar"/>
-        </w:rPr>
-        <w:instrText xml:space="preserve">),度)</w:instrText>
+        <w:instrText xml:space="preserve">(たび),度)</w:instrText>
       </w:r>
       <w:r>
         <w:rPr>
@@ -12029,7 +10578,7 @@
         <w:snapToGrid/>
         <w:spacing w:line="360" w:lineRule="auto"/>
         <w:jc w:val="left"/>
-        <w:textAlignment w:val="auto"/>
+        <w:textAlignment w:val="baseline"/>
         <w:rPr>
           <w:rFonts w:ascii="Arial" w:hAnsi="Arial" w:eastAsia="宋体" w:cs="Arial"/>
           <w:i w:val="0"/>
@@ -12160,31 +10709,7 @@
           <w:shd w:val="clear" w:color="auto" w:fill="auto"/>
           <w:lang w:val="en-US" w:eastAsia="zh-CN" w:bidi="ar"/>
         </w:rPr>
-        <w:instrText xml:space="preserve">(</w:instrText>
-      </w:r>
-      <w:r>
-        <w:rPr>
-          <w:rFonts w:hint="eastAsia" w:ascii="MS Mincho" w:hAnsi="MS Mincho" w:eastAsia="MS Mincho" w:cs="MS Mincho"/>
-          <w:color w:val="auto"/>
-          <w:kern w:val="0"/>
-          <w:sz w:val="21"/>
-          <w:szCs w:val="21"/>
-          <w:shd w:val="clear" w:color="auto" w:fill="auto"/>
-          <w:lang w:val="en-US" w:eastAsia="zh-CN" w:bidi="ar"/>
-        </w:rPr>
-        <w:instrText xml:space="preserve">だれ</w:instrText>
-      </w:r>
-      <w:r>
-        <w:rPr>
-          <w:rFonts w:hint="eastAsia" w:ascii="MS Mincho" w:hAnsi="MS Mincho" w:eastAsia="MS Mincho" w:cs="MS Mincho"/>
-          <w:color w:val="auto"/>
-          <w:kern w:val="0"/>
-          <w:sz w:val="21"/>
-          <w:szCs w:val="21"/>
-          <w:shd w:val="clear" w:color="auto" w:fill="auto"/>
-          <w:lang w:val="en-US" w:eastAsia="zh-CN" w:bidi="ar"/>
-        </w:rPr>
-        <w:instrText xml:space="preserve">),誰)</w:instrText>
+        <w:instrText xml:space="preserve">(だれ),誰)</w:instrText>
       </w:r>
       <w:r>
         <w:rPr>
@@ -12328,31 +10853,7 @@
           <w:shd w:val="clear" w:color="auto" w:fill="auto"/>
           <w:lang w:val="en-US" w:eastAsia="zh-CN" w:bidi="ar"/>
         </w:rPr>
-        <w:instrText xml:space="preserve">(</w:instrText>
-      </w:r>
-      <w:r>
-        <w:rPr>
-          <w:rFonts w:hint="eastAsia" w:ascii="MS Mincho" w:hAnsi="MS Mincho" w:eastAsia="MS Mincho" w:cs="MS Mincho"/>
-          <w:color w:val="auto"/>
-          <w:kern w:val="0"/>
-          <w:sz w:val="21"/>
-          <w:szCs w:val="21"/>
-          <w:shd w:val="clear" w:color="auto" w:fill="auto"/>
-          <w:lang w:val="en-US" w:eastAsia="zh-CN" w:bidi="ar"/>
-        </w:rPr>
-        <w:instrText xml:space="preserve">つよ</w:instrText>
-      </w:r>
-      <w:r>
-        <w:rPr>
-          <w:rFonts w:hint="eastAsia" w:ascii="MS Mincho" w:hAnsi="MS Mincho" w:eastAsia="MS Mincho" w:cs="MS Mincho"/>
-          <w:color w:val="auto"/>
-          <w:kern w:val="0"/>
-          <w:sz w:val="21"/>
-          <w:szCs w:val="21"/>
-          <w:shd w:val="clear" w:color="auto" w:fill="auto"/>
-          <w:lang w:val="en-US" w:eastAsia="zh-CN" w:bidi="ar"/>
-        </w:rPr>
-        <w:instrText xml:space="preserve">),強)</w:instrText>
+        <w:instrText xml:space="preserve">(つよ),強)</w:instrText>
       </w:r>
       <w:r>
         <w:rPr>
@@ -12426,7 +10927,7 @@
         <w:snapToGrid/>
         <w:spacing w:line="360" w:lineRule="auto"/>
         <w:jc w:val="left"/>
-        <w:textAlignment w:val="auto"/>
+        <w:textAlignment w:val="baseline"/>
         <w:rPr>
           <w:rFonts w:hint="eastAsia" w:ascii="Arial" w:hAnsi="Arial" w:eastAsia="宋体" w:cs="Arial"/>
           <w:i w:val="0"/>
@@ -12462,7 +10963,7 @@
         <w:snapToGrid/>
         <w:spacing w:line="360" w:lineRule="auto"/>
         <w:jc w:val="left"/>
-        <w:textAlignment w:val="auto"/>
+        <w:textAlignment w:val="baseline"/>
         <w:rPr>
           <w:rFonts w:hint="eastAsia" w:ascii="MS Mincho" w:hAnsi="MS Mincho" w:eastAsia="MS Mincho" w:cs="MS Mincho"/>
           <w:color w:val="auto"/>
@@ -12591,31 +11092,7 @@
           <w:shd w:val="clear" w:color="auto" w:fill="auto"/>
           <w:lang w:val="en-US" w:eastAsia="zh-CN" w:bidi="ar"/>
         </w:rPr>
-        <w:instrText xml:space="preserve">(</w:instrText>
-      </w:r>
-      <w:r>
-        <w:rPr>
-          <w:rFonts w:hint="eastAsia" w:ascii="MS Mincho" w:hAnsi="MS Mincho" w:eastAsia="MS Mincho" w:cs="MS Mincho"/>
-          <w:color w:val="auto"/>
-          <w:kern w:val="0"/>
-          <w:sz w:val="21"/>
-          <w:szCs w:val="21"/>
-          <w:shd w:val="clear" w:color="auto" w:fill="auto"/>
-          <w:lang w:val="en-US" w:eastAsia="zh-CN" w:bidi="ar"/>
-        </w:rPr>
-        <w:instrText xml:space="preserve">か</w:instrText>
-      </w:r>
-      <w:r>
-        <w:rPr>
-          <w:rFonts w:hint="eastAsia" w:ascii="MS Mincho" w:hAnsi="MS Mincho" w:eastAsia="MS Mincho" w:cs="MS Mincho"/>
-          <w:color w:val="auto"/>
-          <w:kern w:val="0"/>
-          <w:sz w:val="21"/>
-          <w:szCs w:val="21"/>
-          <w:shd w:val="clear" w:color="auto" w:fill="auto"/>
-          <w:lang w:val="en-US" w:eastAsia="zh-CN" w:bidi="ar"/>
-        </w:rPr>
-        <w:instrText xml:space="preserve">),変)</w:instrText>
+        <w:instrText xml:space="preserve">(か),変)</w:instrText>
       </w:r>
       <w:r>
         <w:rPr>
@@ -12759,31 +11236,7 @@
           <w:shd w:val="clear" w:color="auto" w:fill="auto"/>
           <w:lang w:val="en-US" w:eastAsia="zh-CN" w:bidi="ar"/>
         </w:rPr>
-        <w:instrText xml:space="preserve">(</w:instrText>
-      </w:r>
-      <w:r>
-        <w:rPr>
-          <w:rFonts w:hint="eastAsia" w:ascii="MS Mincho" w:hAnsi="MS Mincho" w:eastAsia="MS Mincho" w:cs="MS Mincho"/>
-          <w:color w:val="auto"/>
-          <w:kern w:val="0"/>
-          <w:sz w:val="21"/>
-          <w:szCs w:val="21"/>
-          <w:shd w:val="clear" w:color="auto" w:fill="auto"/>
-          <w:lang w:val="en-US" w:eastAsia="zh-CN" w:bidi="ar"/>
-        </w:rPr>
-        <w:instrText xml:space="preserve">みらい</w:instrText>
-      </w:r>
-      <w:r>
-        <w:rPr>
-          <w:rFonts w:hint="eastAsia" w:ascii="MS Mincho" w:hAnsi="MS Mincho" w:eastAsia="MS Mincho" w:cs="MS Mincho"/>
-          <w:color w:val="auto"/>
-          <w:kern w:val="0"/>
-          <w:sz w:val="21"/>
-          <w:szCs w:val="21"/>
-          <w:shd w:val="clear" w:color="auto" w:fill="auto"/>
-          <w:lang w:val="en-US" w:eastAsia="zh-CN" w:bidi="ar"/>
-        </w:rPr>
-        <w:instrText xml:space="preserve">),未来)</w:instrText>
+        <w:instrText xml:space="preserve">(みらい),未来)</w:instrText>
       </w:r>
       <w:r>
         <w:rPr>
@@ -12927,31 +11380,7 @@
           <w:shd w:val="clear" w:color="auto" w:fill="auto"/>
           <w:lang w:val="en-US" w:eastAsia="zh-CN" w:bidi="ar"/>
         </w:rPr>
-        <w:instrText xml:space="preserve">(</w:instrText>
-      </w:r>
-      <w:r>
-        <w:rPr>
-          <w:rFonts w:hint="eastAsia" w:ascii="MS Mincho" w:hAnsi="MS Mincho" w:eastAsia="MS Mincho" w:cs="MS Mincho"/>
-          <w:color w:val="auto"/>
-          <w:kern w:val="0"/>
-          <w:sz w:val="21"/>
-          <w:szCs w:val="21"/>
-          <w:shd w:val="clear" w:color="auto" w:fill="auto"/>
-          <w:lang w:val="en-US" w:eastAsia="zh-CN" w:bidi="ar"/>
-        </w:rPr>
-        <w:instrText xml:space="preserve">な</w:instrText>
-      </w:r>
-      <w:r>
-        <w:rPr>
-          <w:rFonts w:hint="eastAsia" w:ascii="MS Mincho" w:hAnsi="MS Mincho" w:eastAsia="MS Mincho" w:cs="MS Mincho"/>
-          <w:color w:val="auto"/>
-          <w:kern w:val="0"/>
-          <w:sz w:val="21"/>
-          <w:szCs w:val="21"/>
-          <w:shd w:val="clear" w:color="auto" w:fill="auto"/>
-          <w:lang w:val="en-US" w:eastAsia="zh-CN" w:bidi="ar"/>
-        </w:rPr>
-        <w:instrText xml:space="preserve">),鳴)</w:instrText>
+        <w:instrText xml:space="preserve">(な),鳴)</w:instrText>
       </w:r>
       <w:r>
         <w:rPr>
@@ -13025,7 +11454,7 @@
         <w:snapToGrid/>
         <w:spacing w:line="360" w:lineRule="auto"/>
         <w:jc w:val="left"/>
-        <w:textAlignment w:val="auto"/>
+        <w:textAlignment w:val="baseline"/>
         <w:rPr>
           <w:rFonts w:ascii="Arial" w:hAnsi="Arial" w:eastAsia="宋体" w:cs="Arial"/>
           <w:i w:val="0"/>
@@ -13156,6 +11585,294 @@
           <w:shd w:val="clear" w:color="auto" w:fill="auto"/>
           <w:lang w:val="en-US" w:eastAsia="zh-CN" w:bidi="ar"/>
         </w:rPr>
+        <w:instrText xml:space="preserve">(つ),積)</w:instrText>
+      </w:r>
+      <w:r>
+        <w:rPr>
+          <w:rFonts w:hint="eastAsia" w:ascii="MS Mincho" w:hAnsi="MS Mincho" w:eastAsia="MS Mincho" w:cs="MS Mincho"/>
+          <w:color w:val="auto"/>
+          <w:kern w:val="0"/>
+          <w:sz w:val="21"/>
+          <w:szCs w:val="21"/>
+          <w:shd w:val="clear" w:color="auto" w:fill="auto"/>
+          <w:lang w:val="en-US" w:eastAsia="zh-CN" w:bidi="ar"/>
+        </w:rPr>
+        <w:fldChar w:fldCharType="end"/>
+      </w:r>
+      <w:r>
+        <w:rPr>
+          <w:rFonts w:hint="eastAsia" w:ascii="MS Mincho" w:hAnsi="MS Mincho" w:eastAsia="MS Mincho" w:cs="MS Mincho"/>
+          <w:color w:val="auto"/>
+          <w:kern w:val="0"/>
+          <w:sz w:val="21"/>
+          <w:szCs w:val="21"/>
+          <w:shd w:val="clear" w:color="auto" w:fill="auto"/>
+          <w:lang w:val="en-US" w:eastAsia="zh-CN" w:bidi="ar"/>
+        </w:rPr>
+        <w:t>み</w:t>
+      </w:r>
+      <w:r>
+        <w:rPr>
+          <w:rFonts w:hint="eastAsia" w:ascii="MS Mincho" w:hAnsi="MS Mincho" w:eastAsia="MS Mincho" w:cs="MS Mincho"/>
+          <w:color w:val="auto"/>
+          <w:kern w:val="0"/>
+          <w:sz w:val="21"/>
+          <w:szCs w:val="21"/>
+          <w:shd w:val="clear" w:color="auto" w:fill="auto"/>
+          <w:lang w:val="en-US" w:eastAsia="zh-CN" w:bidi="ar"/>
+        </w:rPr>
+        <w:fldChar w:fldCharType="begin"/>
+      </w:r>
+      <w:r>
+        <w:rPr>
+          <w:rFonts w:hint="eastAsia" w:ascii="MS Mincho" w:hAnsi="MS Mincho" w:eastAsia="MS Mincho" w:cs="MS Mincho"/>
+          <w:color w:val="auto"/>
+          <w:kern w:val="0"/>
+          <w:sz w:val="21"/>
+          <w:szCs w:val="21"/>
+          <w:shd w:val="clear" w:color="auto" w:fill="auto"/>
+          <w:lang w:val="en-US" w:eastAsia="zh-CN" w:bidi="ar"/>
+        </w:rPr>
+        <w:instrText xml:space="preserve">EQ \* </w:instrText>
+      </w:r>
+      <w:r>
+        <w:rPr>
+          <w:rFonts w:hint="default" w:ascii="MS Mincho" w:hAnsi="MS Mincho" w:eastAsia="MS Mincho" w:cs="MS Mincho"/>
+          <w:color w:val="auto"/>
+          <w:kern w:val="0"/>
+          <w:sz w:val="21"/>
+          <w:szCs w:val="21"/>
+          <w:shd w:val="clear" w:color="auto" w:fill="auto"/>
+          <w:lang w:val="en-US" w:eastAsia="zh-CN" w:bidi="ar"/>
+        </w:rPr>
+        <w:instrText xml:space="preserve">jc2</w:instrText>
+      </w:r>
+      <w:r>
+        <w:rPr>
+          <w:rFonts w:hint="eastAsia" w:ascii="MS Mincho" w:hAnsi="MS Mincho" w:eastAsia="MS Mincho" w:cs="MS Mincho"/>
+          <w:color w:val="auto"/>
+          <w:kern w:val="0"/>
+          <w:sz w:val="21"/>
+          <w:szCs w:val="21"/>
+          <w:shd w:val="clear" w:color="auto" w:fill="auto"/>
+          <w:lang w:val="en-US" w:eastAsia="zh-CN" w:bidi="ar"/>
+        </w:rPr>
+        <w:instrText xml:space="preserve"> \* "Font:</w:instrText>
+      </w:r>
+      <w:r>
+        <w:rPr>
+          <w:rFonts w:hint="default" w:ascii="MS Mincho" w:hAnsi="MS Mincho" w:eastAsia="MS Mincho" w:cs="MS Mincho"/>
+          <w:color w:val="auto"/>
+          <w:kern w:val="0"/>
+          <w:sz w:val="21"/>
+          <w:szCs w:val="21"/>
+          <w:shd w:val="clear" w:color="auto" w:fill="auto"/>
+          <w:lang w:val="en-US" w:eastAsia="zh-CN" w:bidi="ar"/>
+        </w:rPr>
+        <w:instrText xml:space="preserve">MS Mincho</w:instrText>
+      </w:r>
+      <w:r>
+        <w:rPr>
+          <w:rFonts w:hint="eastAsia" w:ascii="MS Mincho" w:hAnsi="MS Mincho" w:eastAsia="MS Mincho" w:cs="MS Mincho"/>
+          <w:color w:val="auto"/>
+          <w:kern w:val="0"/>
+          <w:sz w:val="21"/>
+          <w:szCs w:val="21"/>
+          <w:shd w:val="clear" w:color="auto" w:fill="auto"/>
+          <w:lang w:val="en-US" w:eastAsia="zh-CN" w:bidi="ar"/>
+        </w:rPr>
+        <w:instrText xml:space="preserve">" \* hps</w:instrText>
+      </w:r>
+      <w:r>
+        <w:rPr>
+          <w:rFonts w:hint="default" w:ascii="MS Mincho" w:hAnsi="MS Mincho" w:eastAsia="MS Mincho" w:cs="MS Mincho"/>
+          <w:color w:val="auto"/>
+          <w:kern w:val="0"/>
+          <w:sz w:val="21"/>
+          <w:szCs w:val="21"/>
+          <w:shd w:val="clear" w:color="auto" w:fill="auto"/>
+          <w:lang w:val="en-US" w:eastAsia="zh-CN" w:bidi="ar"/>
+        </w:rPr>
+        <w:instrText xml:space="preserve">16</w:instrText>
+      </w:r>
+      <w:r>
+        <w:rPr>
+          <w:rFonts w:hint="eastAsia" w:ascii="MS Mincho" w:hAnsi="MS Mincho" w:eastAsia="MS Mincho" w:cs="MS Mincho"/>
+          <w:color w:val="auto"/>
+          <w:kern w:val="0"/>
+          <w:sz w:val="21"/>
+          <w:szCs w:val="21"/>
+          <w:shd w:val="clear" w:color="auto" w:fill="auto"/>
+          <w:lang w:val="en-US" w:eastAsia="zh-CN" w:bidi="ar"/>
+        </w:rPr>
+        <w:instrText xml:space="preserve"> \o(\s\up </w:instrText>
+      </w:r>
+      <w:r>
+        <w:rPr>
+          <w:rFonts w:hint="default" w:ascii="MS Mincho" w:hAnsi="MS Mincho" w:eastAsia="MS Mincho" w:cs="MS Mincho"/>
+          <w:color w:val="auto"/>
+          <w:kern w:val="0"/>
+          <w:sz w:val="21"/>
+          <w:szCs w:val="21"/>
+          <w:shd w:val="clear" w:color="auto" w:fill="auto"/>
+          <w:lang w:val="en-US" w:eastAsia="zh-CN" w:bidi="ar"/>
+        </w:rPr>
+        <w:instrText xml:space="preserve">10</w:instrText>
+      </w:r>
+      <w:r>
+        <w:rPr>
+          <w:rFonts w:hint="eastAsia" w:ascii="MS Mincho" w:hAnsi="MS Mincho" w:eastAsia="MS Mincho" w:cs="MS Mincho"/>
+          <w:color w:val="auto"/>
+          <w:kern w:val="0"/>
+          <w:sz w:val="21"/>
+          <w:szCs w:val="21"/>
+          <w:shd w:val="clear" w:color="auto" w:fill="auto"/>
+          <w:lang w:val="en-US" w:eastAsia="zh-CN" w:bidi="ar"/>
+        </w:rPr>
+        <w:instrText xml:space="preserve">(あ),上)</w:instrText>
+      </w:r>
+      <w:r>
+        <w:rPr>
+          <w:rFonts w:hint="eastAsia" w:ascii="MS Mincho" w:hAnsi="MS Mincho" w:eastAsia="MS Mincho" w:cs="MS Mincho"/>
+          <w:color w:val="auto"/>
+          <w:kern w:val="0"/>
+          <w:sz w:val="21"/>
+          <w:szCs w:val="21"/>
+          <w:shd w:val="clear" w:color="auto" w:fill="auto"/>
+          <w:lang w:val="en-US" w:eastAsia="zh-CN" w:bidi="ar"/>
+        </w:rPr>
+        <w:fldChar w:fldCharType="end"/>
+      </w:r>
+      <w:r>
+        <w:rPr>
+          <w:rFonts w:hint="eastAsia" w:ascii="MS Mincho" w:hAnsi="MS Mincho" w:eastAsia="MS Mincho" w:cs="MS Mincho"/>
+          <w:color w:val="auto"/>
+          <w:kern w:val="0"/>
+          <w:sz w:val="21"/>
+          <w:szCs w:val="21"/>
+          <w:shd w:val="clear" w:color="auto" w:fill="auto"/>
+          <w:lang w:val="en-US" w:eastAsia="zh-CN" w:bidi="ar"/>
+        </w:rPr>
+        <w:t>げたのは　</w:t>
+      </w:r>
+      <w:r>
+        <w:rPr>
+          <w:rFonts w:hint="eastAsia" w:ascii="MS Mincho" w:hAnsi="MS Mincho" w:eastAsia="MS Mincho" w:cs="MS Mincho"/>
+          <w:color w:val="auto"/>
+          <w:kern w:val="0"/>
+          <w:sz w:val="21"/>
+          <w:szCs w:val="21"/>
+          <w:shd w:val="clear" w:color="auto" w:fill="auto"/>
+          <w:lang w:val="en-US" w:eastAsia="zh-CN" w:bidi="ar"/>
+        </w:rPr>
+        <w:fldChar w:fldCharType="begin"/>
+      </w:r>
+      <w:r>
+        <w:rPr>
+          <w:rFonts w:hint="eastAsia" w:ascii="MS Mincho" w:hAnsi="MS Mincho" w:eastAsia="MS Mincho" w:cs="MS Mincho"/>
+          <w:color w:val="auto"/>
+          <w:kern w:val="0"/>
+          <w:sz w:val="21"/>
+          <w:szCs w:val="21"/>
+          <w:shd w:val="clear" w:color="auto" w:fill="auto"/>
+          <w:lang w:val="en-US" w:eastAsia="zh-CN" w:bidi="ar"/>
+        </w:rPr>
+        <w:instrText xml:space="preserve">EQ \* </w:instrText>
+      </w:r>
+      <w:r>
+        <w:rPr>
+          <w:rFonts w:hint="default" w:ascii="MS Mincho" w:hAnsi="MS Mincho" w:eastAsia="MS Mincho" w:cs="MS Mincho"/>
+          <w:color w:val="auto"/>
+          <w:kern w:val="0"/>
+          <w:sz w:val="21"/>
+          <w:szCs w:val="21"/>
+          <w:shd w:val="clear" w:color="auto" w:fill="auto"/>
+          <w:lang w:val="en-US" w:eastAsia="zh-CN" w:bidi="ar"/>
+        </w:rPr>
+        <w:instrText xml:space="preserve">jc0</w:instrText>
+      </w:r>
+      <w:r>
+        <w:rPr>
+          <w:rFonts w:hint="eastAsia" w:ascii="MS Mincho" w:hAnsi="MS Mincho" w:eastAsia="MS Mincho" w:cs="MS Mincho"/>
+          <w:color w:val="auto"/>
+          <w:kern w:val="0"/>
+          <w:sz w:val="21"/>
+          <w:szCs w:val="21"/>
+          <w:shd w:val="clear" w:color="auto" w:fill="auto"/>
+          <w:lang w:val="en-US" w:eastAsia="zh-CN" w:bidi="ar"/>
+        </w:rPr>
+        <w:instrText xml:space="preserve"> \* "Font:</w:instrText>
+      </w:r>
+      <w:r>
+        <w:rPr>
+          <w:rFonts w:hint="default" w:ascii="MS Mincho" w:hAnsi="MS Mincho" w:eastAsia="MS Mincho" w:cs="MS Mincho"/>
+          <w:color w:val="auto"/>
+          <w:kern w:val="0"/>
+          <w:sz w:val="21"/>
+          <w:szCs w:val="21"/>
+          <w:shd w:val="clear" w:color="auto" w:fill="auto"/>
+          <w:lang w:val="en-US" w:eastAsia="zh-CN" w:bidi="ar"/>
+        </w:rPr>
+        <w:instrText xml:space="preserve">Times New Roman</w:instrText>
+      </w:r>
+      <w:r>
+        <w:rPr>
+          <w:rFonts w:hint="eastAsia" w:ascii="MS Mincho" w:hAnsi="MS Mincho" w:eastAsia="MS Mincho" w:cs="MS Mincho"/>
+          <w:color w:val="auto"/>
+          <w:kern w:val="0"/>
+          <w:sz w:val="21"/>
+          <w:szCs w:val="21"/>
+          <w:shd w:val="clear" w:color="auto" w:fill="auto"/>
+          <w:lang w:val="en-US" w:eastAsia="zh-CN" w:bidi="ar"/>
+        </w:rPr>
+        <w:instrText xml:space="preserve">" \* hps</w:instrText>
+      </w:r>
+      <w:r>
+        <w:rPr>
+          <w:rFonts w:hint="default" w:ascii="MS Mincho" w:hAnsi="MS Mincho" w:eastAsia="MS Mincho" w:cs="MS Mincho"/>
+          <w:color w:val="auto"/>
+          <w:kern w:val="0"/>
+          <w:sz w:val="21"/>
+          <w:szCs w:val="21"/>
+          <w:shd w:val="clear" w:color="auto" w:fill="auto"/>
+          <w:lang w:val="en-US" w:eastAsia="zh-CN" w:bidi="ar"/>
+        </w:rPr>
+        <w:instrText xml:space="preserve">16</w:instrText>
+      </w:r>
+      <w:r>
+        <w:rPr>
+          <w:rFonts w:hint="eastAsia" w:ascii="MS Mincho" w:hAnsi="MS Mincho" w:eastAsia="MS Mincho" w:cs="MS Mincho"/>
+          <w:color w:val="auto"/>
+          <w:kern w:val="0"/>
+          <w:sz w:val="21"/>
+          <w:szCs w:val="21"/>
+          <w:shd w:val="clear" w:color="auto" w:fill="auto"/>
+          <w:lang w:val="en-US" w:eastAsia="zh-CN" w:bidi="ar"/>
+        </w:rPr>
+        <w:instrText xml:space="preserve"> \o(\s\up </w:instrText>
+      </w:r>
+      <w:r>
+        <w:rPr>
+          <w:rFonts w:hint="default" w:ascii="MS Mincho" w:hAnsi="MS Mincho" w:eastAsia="MS Mincho" w:cs="MS Mincho"/>
+          <w:color w:val="auto"/>
+          <w:kern w:val="0"/>
+          <w:sz w:val="21"/>
+          <w:szCs w:val="21"/>
+          <w:shd w:val="clear" w:color="auto" w:fill="auto"/>
+          <w:lang w:val="en-US" w:eastAsia="zh-CN" w:bidi="ar"/>
+        </w:rPr>
+        <w:instrText xml:space="preserve">10</w:instrText>
+      </w:r>
+      <w:r>
+        <w:rPr>
+          <w:rFonts w:hint="eastAsia" w:ascii="MS Mincho" w:hAnsi="MS Mincho" w:eastAsia="MS Mincho" w:cs="MS Mincho"/>
+          <w:color w:val="auto"/>
+          <w:kern w:val="0"/>
+          <w:sz w:val="21"/>
+          <w:szCs w:val="21"/>
+          <w:shd w:val="clear" w:color="auto" w:fill="auto"/>
+          <w:lang w:val="en-US" w:eastAsia="zh-CN" w:bidi="ar"/>
+        </w:rPr>
         <w:instrText xml:space="preserve">(</w:instrText>
       </w:r>
       <w:r>
@@ -13166,21 +11883,21 @@
           <w:sz w:val="21"/>
           <w:szCs w:val="21"/>
           <w:shd w:val="clear" w:color="auto" w:fill="auto"/>
-          <w:lang w:val="en-US" w:eastAsia="zh-CN" w:bidi="ar"/>
-        </w:rPr>
-        <w:instrText xml:space="preserve">つ</w:instrText>
-      </w:r>
-      <w:r>
-        <w:rPr>
-          <w:rFonts w:hint="eastAsia" w:ascii="MS Mincho" w:hAnsi="MS Mincho" w:eastAsia="MS Mincho" w:cs="MS Mincho"/>
-          <w:color w:val="auto"/>
-          <w:kern w:val="0"/>
-          <w:sz w:val="21"/>
-          <w:szCs w:val="21"/>
-          <w:shd w:val="clear" w:color="auto" w:fill="auto"/>
-          <w:lang w:val="en-US" w:eastAsia="zh-CN" w:bidi="ar"/>
-        </w:rPr>
-        <w:instrText xml:space="preserve">),積)</w:instrText>
+          <w:lang w:val="en-US" w:eastAsia="ja-JP" w:bidi="ar"/>
+        </w:rPr>
+        <w:instrText xml:space="preserve">major</w:instrText>
+      </w:r>
+      <w:r>
+        <w:rPr>
+          <w:rFonts w:hint="eastAsia" w:ascii="MS Mincho" w:hAnsi="MS Mincho" w:eastAsia="MS Mincho" w:cs="MS Mincho"/>
+          <w:color w:val="auto"/>
+          <w:kern w:val="0"/>
+          <w:sz w:val="21"/>
+          <w:szCs w:val="21"/>
+          <w:shd w:val="clear" w:color="auto" w:fill="auto"/>
+          <w:lang w:val="en-US" w:eastAsia="zh-CN" w:bidi="ar"/>
+        </w:rPr>
+        <w:instrText xml:space="preserve">),メジャー)</w:instrText>
       </w:r>
       <w:r>
         <w:rPr>
@@ -13204,7 +11921,7 @@
           <w:shd w:val="clear" w:color="auto" w:fill="auto"/>
           <w:lang w:val="en-US" w:eastAsia="zh-CN" w:bidi="ar"/>
         </w:rPr>
-        <w:t>み</w:t>
+        <w:t>な</w:t>
       </w:r>
       <w:r>
         <w:rPr>
@@ -13324,31 +12041,7 @@
           <w:shd w:val="clear" w:color="auto" w:fill="auto"/>
           <w:lang w:val="en-US" w:eastAsia="zh-CN" w:bidi="ar"/>
         </w:rPr>
-        <w:instrText xml:space="preserve">(</w:instrText>
-      </w:r>
-      <w:r>
-        <w:rPr>
-          <w:rFonts w:hint="eastAsia" w:ascii="MS Mincho" w:hAnsi="MS Mincho" w:eastAsia="MS Mincho" w:cs="MS Mincho"/>
-          <w:color w:val="auto"/>
-          <w:kern w:val="0"/>
-          <w:sz w:val="21"/>
-          <w:szCs w:val="21"/>
-          <w:shd w:val="clear" w:color="auto" w:fill="auto"/>
-          <w:lang w:val="en-US" w:eastAsia="zh-CN" w:bidi="ar"/>
-        </w:rPr>
-        <w:instrText xml:space="preserve">あ</w:instrText>
-      </w:r>
-      <w:r>
-        <w:rPr>
-          <w:rFonts w:hint="eastAsia" w:ascii="MS Mincho" w:hAnsi="MS Mincho" w:eastAsia="MS Mincho" w:cs="MS Mincho"/>
-          <w:color w:val="auto"/>
-          <w:kern w:val="0"/>
-          <w:sz w:val="21"/>
-          <w:szCs w:val="21"/>
-          <w:shd w:val="clear" w:color="auto" w:fill="auto"/>
-          <w:lang w:val="en-US" w:eastAsia="zh-CN" w:bidi="ar"/>
-        </w:rPr>
-        <w:instrText xml:space="preserve">),上)</w:instrText>
+        <w:instrText xml:space="preserve">(ぼく),僕)</w:instrText>
       </w:r>
       <w:r>
         <w:rPr>
@@ -13372,7 +12065,7 @@
           <w:shd w:val="clear" w:color="auto" w:fill="auto"/>
           <w:lang w:val="en-US" w:eastAsia="zh-CN" w:bidi="ar"/>
         </w:rPr>
-        <w:t>げたのは　</w:t>
+        <w:t>らの</w:t>
       </w:r>
       <w:r>
         <w:rPr>
@@ -13408,7 +12101,7 @@
           <w:shd w:val="clear" w:color="auto" w:fill="auto"/>
           <w:lang w:val="en-US" w:eastAsia="zh-CN" w:bidi="ar"/>
         </w:rPr>
-        <w:instrText xml:space="preserve">jc0</w:instrText>
+        <w:instrText xml:space="preserve">jc2</w:instrText>
       </w:r>
       <w:r>
         <w:rPr>
@@ -13432,7 +12125,7 @@
           <w:shd w:val="clear" w:color="auto" w:fill="auto"/>
           <w:lang w:val="en-US" w:eastAsia="zh-CN" w:bidi="ar"/>
         </w:rPr>
-        <w:instrText xml:space="preserve">Times New Roman</w:instrText>
+        <w:instrText xml:space="preserve">MS Mincho</w:instrText>
       </w:r>
       <w:r>
         <w:rPr>
@@ -13492,367 +12185,7 @@
           <w:shd w:val="clear" w:color="auto" w:fill="auto"/>
           <w:lang w:val="en-US" w:eastAsia="zh-CN" w:bidi="ar"/>
         </w:rPr>
-        <w:instrText xml:space="preserve">(</w:instrText>
-      </w:r>
-      <w:r>
-        <w:rPr>
-          <w:rFonts w:hint="eastAsia" w:ascii="MS Mincho" w:hAnsi="MS Mincho" w:eastAsia="MS Mincho" w:cs="MS Mincho"/>
-          <w:color w:val="auto"/>
-          <w:kern w:val="0"/>
-          <w:sz w:val="21"/>
-          <w:szCs w:val="21"/>
-          <w:shd w:val="clear" w:color="auto" w:fill="auto"/>
-          <w:lang w:val="en-US" w:eastAsia="ja-JP" w:bidi="ar"/>
-        </w:rPr>
-        <w:instrText xml:space="preserve">major</w:instrText>
-      </w:r>
-      <w:r>
-        <w:rPr>
-          <w:rFonts w:hint="eastAsia" w:ascii="MS Mincho" w:hAnsi="MS Mincho" w:eastAsia="MS Mincho" w:cs="MS Mincho"/>
-          <w:color w:val="auto"/>
-          <w:kern w:val="0"/>
-          <w:sz w:val="21"/>
-          <w:szCs w:val="21"/>
-          <w:shd w:val="clear" w:color="auto" w:fill="auto"/>
-          <w:lang w:val="en-US" w:eastAsia="zh-CN" w:bidi="ar"/>
-        </w:rPr>
-        <w:instrText xml:space="preserve">),メジャー)</w:instrText>
-      </w:r>
-      <w:r>
-        <w:rPr>
-          <w:rFonts w:hint="eastAsia" w:ascii="MS Mincho" w:hAnsi="MS Mincho" w:eastAsia="MS Mincho" w:cs="MS Mincho"/>
-          <w:color w:val="auto"/>
-          <w:kern w:val="0"/>
-          <w:sz w:val="21"/>
-          <w:szCs w:val="21"/>
-          <w:shd w:val="clear" w:color="auto" w:fill="auto"/>
-          <w:lang w:val="en-US" w:eastAsia="zh-CN" w:bidi="ar"/>
-        </w:rPr>
-        <w:fldChar w:fldCharType="end"/>
-      </w:r>
-      <w:r>
-        <w:rPr>
-          <w:rFonts w:hint="eastAsia" w:ascii="MS Mincho" w:hAnsi="MS Mincho" w:eastAsia="MS Mincho" w:cs="MS Mincho"/>
-          <w:color w:val="auto"/>
-          <w:kern w:val="0"/>
-          <w:sz w:val="21"/>
-          <w:szCs w:val="21"/>
-          <w:shd w:val="clear" w:color="auto" w:fill="auto"/>
-          <w:lang w:val="en-US" w:eastAsia="zh-CN" w:bidi="ar"/>
-        </w:rPr>
-        <w:t>な</w:t>
-      </w:r>
-      <w:r>
-        <w:rPr>
-          <w:rFonts w:hint="eastAsia" w:ascii="MS Mincho" w:hAnsi="MS Mincho" w:eastAsia="MS Mincho" w:cs="MS Mincho"/>
-          <w:color w:val="auto"/>
-          <w:kern w:val="0"/>
-          <w:sz w:val="21"/>
-          <w:szCs w:val="21"/>
-          <w:shd w:val="clear" w:color="auto" w:fill="auto"/>
-          <w:lang w:val="en-US" w:eastAsia="zh-CN" w:bidi="ar"/>
-        </w:rPr>
-        <w:fldChar w:fldCharType="begin"/>
-      </w:r>
-      <w:r>
-        <w:rPr>
-          <w:rFonts w:hint="eastAsia" w:ascii="MS Mincho" w:hAnsi="MS Mincho" w:eastAsia="MS Mincho" w:cs="MS Mincho"/>
-          <w:color w:val="auto"/>
-          <w:kern w:val="0"/>
-          <w:sz w:val="21"/>
-          <w:szCs w:val="21"/>
-          <w:shd w:val="clear" w:color="auto" w:fill="auto"/>
-          <w:lang w:val="en-US" w:eastAsia="zh-CN" w:bidi="ar"/>
-        </w:rPr>
-        <w:instrText xml:space="preserve">EQ \* </w:instrText>
-      </w:r>
-      <w:r>
-        <w:rPr>
-          <w:rFonts w:hint="default" w:ascii="MS Mincho" w:hAnsi="MS Mincho" w:eastAsia="MS Mincho" w:cs="MS Mincho"/>
-          <w:color w:val="auto"/>
-          <w:kern w:val="0"/>
-          <w:sz w:val="21"/>
-          <w:szCs w:val="21"/>
-          <w:shd w:val="clear" w:color="auto" w:fill="auto"/>
-          <w:lang w:val="en-US" w:eastAsia="zh-CN" w:bidi="ar"/>
-        </w:rPr>
-        <w:instrText xml:space="preserve">jc2</w:instrText>
-      </w:r>
-      <w:r>
-        <w:rPr>
-          <w:rFonts w:hint="eastAsia" w:ascii="MS Mincho" w:hAnsi="MS Mincho" w:eastAsia="MS Mincho" w:cs="MS Mincho"/>
-          <w:color w:val="auto"/>
-          <w:kern w:val="0"/>
-          <w:sz w:val="21"/>
-          <w:szCs w:val="21"/>
-          <w:shd w:val="clear" w:color="auto" w:fill="auto"/>
-          <w:lang w:val="en-US" w:eastAsia="zh-CN" w:bidi="ar"/>
-        </w:rPr>
-        <w:instrText xml:space="preserve"> \* "Font:</w:instrText>
-      </w:r>
-      <w:r>
-        <w:rPr>
-          <w:rFonts w:hint="default" w:ascii="MS Mincho" w:hAnsi="MS Mincho" w:eastAsia="MS Mincho" w:cs="MS Mincho"/>
-          <w:color w:val="auto"/>
-          <w:kern w:val="0"/>
-          <w:sz w:val="21"/>
-          <w:szCs w:val="21"/>
-          <w:shd w:val="clear" w:color="auto" w:fill="auto"/>
-          <w:lang w:val="en-US" w:eastAsia="zh-CN" w:bidi="ar"/>
-        </w:rPr>
-        <w:instrText xml:space="preserve">MS Mincho</w:instrText>
-      </w:r>
-      <w:r>
-        <w:rPr>
-          <w:rFonts w:hint="eastAsia" w:ascii="MS Mincho" w:hAnsi="MS Mincho" w:eastAsia="MS Mincho" w:cs="MS Mincho"/>
-          <w:color w:val="auto"/>
-          <w:kern w:val="0"/>
-          <w:sz w:val="21"/>
-          <w:szCs w:val="21"/>
-          <w:shd w:val="clear" w:color="auto" w:fill="auto"/>
-          <w:lang w:val="en-US" w:eastAsia="zh-CN" w:bidi="ar"/>
-        </w:rPr>
-        <w:instrText xml:space="preserve">" \* hps</w:instrText>
-      </w:r>
-      <w:r>
-        <w:rPr>
-          <w:rFonts w:hint="default" w:ascii="MS Mincho" w:hAnsi="MS Mincho" w:eastAsia="MS Mincho" w:cs="MS Mincho"/>
-          <w:color w:val="auto"/>
-          <w:kern w:val="0"/>
-          <w:sz w:val="21"/>
-          <w:szCs w:val="21"/>
-          <w:shd w:val="clear" w:color="auto" w:fill="auto"/>
-          <w:lang w:val="en-US" w:eastAsia="zh-CN" w:bidi="ar"/>
-        </w:rPr>
-        <w:instrText xml:space="preserve">16</w:instrText>
-      </w:r>
-      <w:r>
-        <w:rPr>
-          <w:rFonts w:hint="eastAsia" w:ascii="MS Mincho" w:hAnsi="MS Mincho" w:eastAsia="MS Mincho" w:cs="MS Mincho"/>
-          <w:color w:val="auto"/>
-          <w:kern w:val="0"/>
-          <w:sz w:val="21"/>
-          <w:szCs w:val="21"/>
-          <w:shd w:val="clear" w:color="auto" w:fill="auto"/>
-          <w:lang w:val="en-US" w:eastAsia="zh-CN" w:bidi="ar"/>
-        </w:rPr>
-        <w:instrText xml:space="preserve"> \o(\s\up </w:instrText>
-      </w:r>
-      <w:r>
-        <w:rPr>
-          <w:rFonts w:hint="default" w:ascii="MS Mincho" w:hAnsi="MS Mincho" w:eastAsia="MS Mincho" w:cs="MS Mincho"/>
-          <w:color w:val="auto"/>
-          <w:kern w:val="0"/>
-          <w:sz w:val="21"/>
-          <w:szCs w:val="21"/>
-          <w:shd w:val="clear" w:color="auto" w:fill="auto"/>
-          <w:lang w:val="en-US" w:eastAsia="zh-CN" w:bidi="ar"/>
-        </w:rPr>
-        <w:instrText xml:space="preserve">10</w:instrText>
-      </w:r>
-      <w:r>
-        <w:rPr>
-          <w:rFonts w:hint="eastAsia" w:ascii="MS Mincho" w:hAnsi="MS Mincho" w:eastAsia="MS Mincho" w:cs="MS Mincho"/>
-          <w:color w:val="auto"/>
-          <w:kern w:val="0"/>
-          <w:sz w:val="21"/>
-          <w:szCs w:val="21"/>
-          <w:shd w:val="clear" w:color="auto" w:fill="auto"/>
-          <w:lang w:val="en-US" w:eastAsia="zh-CN" w:bidi="ar"/>
-        </w:rPr>
-        <w:instrText xml:space="preserve">(</w:instrText>
-      </w:r>
-      <w:r>
-        <w:rPr>
-          <w:rFonts w:hint="eastAsia" w:ascii="MS Mincho" w:hAnsi="MS Mincho" w:eastAsia="MS Mincho" w:cs="MS Mincho"/>
-          <w:color w:val="auto"/>
-          <w:kern w:val="0"/>
-          <w:sz w:val="21"/>
-          <w:szCs w:val="21"/>
-          <w:shd w:val="clear" w:color="auto" w:fill="auto"/>
-          <w:lang w:val="en-US" w:eastAsia="zh-CN" w:bidi="ar"/>
-        </w:rPr>
-        <w:instrText xml:space="preserve">ぼく</w:instrText>
-      </w:r>
-      <w:r>
-        <w:rPr>
-          <w:rFonts w:hint="eastAsia" w:ascii="MS Mincho" w:hAnsi="MS Mincho" w:eastAsia="MS Mincho" w:cs="MS Mincho"/>
-          <w:color w:val="auto"/>
-          <w:kern w:val="0"/>
-          <w:sz w:val="21"/>
-          <w:szCs w:val="21"/>
-          <w:shd w:val="clear" w:color="auto" w:fill="auto"/>
-          <w:lang w:val="en-US" w:eastAsia="zh-CN" w:bidi="ar"/>
-        </w:rPr>
-        <w:instrText xml:space="preserve">),僕)</w:instrText>
-      </w:r>
-      <w:r>
-        <w:rPr>
-          <w:rFonts w:hint="eastAsia" w:ascii="MS Mincho" w:hAnsi="MS Mincho" w:eastAsia="MS Mincho" w:cs="MS Mincho"/>
-          <w:color w:val="auto"/>
-          <w:kern w:val="0"/>
-          <w:sz w:val="21"/>
-          <w:szCs w:val="21"/>
-          <w:shd w:val="clear" w:color="auto" w:fill="auto"/>
-          <w:lang w:val="en-US" w:eastAsia="zh-CN" w:bidi="ar"/>
-        </w:rPr>
-        <w:fldChar w:fldCharType="end"/>
-      </w:r>
-      <w:r>
-        <w:rPr>
-          <w:rFonts w:hint="eastAsia" w:ascii="MS Mincho" w:hAnsi="MS Mincho" w:eastAsia="MS Mincho" w:cs="MS Mincho"/>
-          <w:color w:val="auto"/>
-          <w:kern w:val="0"/>
-          <w:sz w:val="21"/>
-          <w:szCs w:val="21"/>
-          <w:shd w:val="clear" w:color="auto" w:fill="auto"/>
-          <w:lang w:val="en-US" w:eastAsia="zh-CN" w:bidi="ar"/>
-        </w:rPr>
-        <w:t>らの</w:t>
-      </w:r>
-      <w:r>
-        <w:rPr>
-          <w:rFonts w:hint="eastAsia" w:ascii="MS Mincho" w:hAnsi="MS Mincho" w:eastAsia="MS Mincho" w:cs="MS Mincho"/>
-          <w:color w:val="auto"/>
-          <w:kern w:val="0"/>
-          <w:sz w:val="21"/>
-          <w:szCs w:val="21"/>
-          <w:shd w:val="clear" w:color="auto" w:fill="auto"/>
-          <w:lang w:val="en-US" w:eastAsia="zh-CN" w:bidi="ar"/>
-        </w:rPr>
-        <w:fldChar w:fldCharType="begin"/>
-      </w:r>
-      <w:r>
-        <w:rPr>
-          <w:rFonts w:hint="eastAsia" w:ascii="MS Mincho" w:hAnsi="MS Mincho" w:eastAsia="MS Mincho" w:cs="MS Mincho"/>
-          <w:color w:val="auto"/>
-          <w:kern w:val="0"/>
-          <w:sz w:val="21"/>
-          <w:szCs w:val="21"/>
-          <w:shd w:val="clear" w:color="auto" w:fill="auto"/>
-          <w:lang w:val="en-US" w:eastAsia="zh-CN" w:bidi="ar"/>
-        </w:rPr>
-        <w:instrText xml:space="preserve">EQ \* </w:instrText>
-      </w:r>
-      <w:r>
-        <w:rPr>
-          <w:rFonts w:hint="default" w:ascii="MS Mincho" w:hAnsi="MS Mincho" w:eastAsia="MS Mincho" w:cs="MS Mincho"/>
-          <w:color w:val="auto"/>
-          <w:kern w:val="0"/>
-          <w:sz w:val="21"/>
-          <w:szCs w:val="21"/>
-          <w:shd w:val="clear" w:color="auto" w:fill="auto"/>
-          <w:lang w:val="en-US" w:eastAsia="zh-CN" w:bidi="ar"/>
-        </w:rPr>
-        <w:instrText xml:space="preserve">jc2</w:instrText>
-      </w:r>
-      <w:r>
-        <w:rPr>
-          <w:rFonts w:hint="eastAsia" w:ascii="MS Mincho" w:hAnsi="MS Mincho" w:eastAsia="MS Mincho" w:cs="MS Mincho"/>
-          <w:color w:val="auto"/>
-          <w:kern w:val="0"/>
-          <w:sz w:val="21"/>
-          <w:szCs w:val="21"/>
-          <w:shd w:val="clear" w:color="auto" w:fill="auto"/>
-          <w:lang w:val="en-US" w:eastAsia="zh-CN" w:bidi="ar"/>
-        </w:rPr>
-        <w:instrText xml:space="preserve"> \* "Font:</w:instrText>
-      </w:r>
-      <w:r>
-        <w:rPr>
-          <w:rFonts w:hint="default" w:ascii="MS Mincho" w:hAnsi="MS Mincho" w:eastAsia="MS Mincho" w:cs="MS Mincho"/>
-          <w:color w:val="auto"/>
-          <w:kern w:val="0"/>
-          <w:sz w:val="21"/>
-          <w:szCs w:val="21"/>
-          <w:shd w:val="clear" w:color="auto" w:fill="auto"/>
-          <w:lang w:val="en-US" w:eastAsia="zh-CN" w:bidi="ar"/>
-        </w:rPr>
-        <w:instrText xml:space="preserve">MS Mincho</w:instrText>
-      </w:r>
-      <w:r>
-        <w:rPr>
-          <w:rFonts w:hint="eastAsia" w:ascii="MS Mincho" w:hAnsi="MS Mincho" w:eastAsia="MS Mincho" w:cs="MS Mincho"/>
-          <w:color w:val="auto"/>
-          <w:kern w:val="0"/>
-          <w:sz w:val="21"/>
-          <w:szCs w:val="21"/>
-          <w:shd w:val="clear" w:color="auto" w:fill="auto"/>
-          <w:lang w:val="en-US" w:eastAsia="zh-CN" w:bidi="ar"/>
-        </w:rPr>
-        <w:instrText xml:space="preserve">" \* hps</w:instrText>
-      </w:r>
-      <w:r>
-        <w:rPr>
-          <w:rFonts w:hint="default" w:ascii="MS Mincho" w:hAnsi="MS Mincho" w:eastAsia="MS Mincho" w:cs="MS Mincho"/>
-          <w:color w:val="auto"/>
-          <w:kern w:val="0"/>
-          <w:sz w:val="21"/>
-          <w:szCs w:val="21"/>
-          <w:shd w:val="clear" w:color="auto" w:fill="auto"/>
-          <w:lang w:val="en-US" w:eastAsia="zh-CN" w:bidi="ar"/>
-        </w:rPr>
-        <w:instrText xml:space="preserve">16</w:instrText>
-      </w:r>
-      <w:r>
-        <w:rPr>
-          <w:rFonts w:hint="eastAsia" w:ascii="MS Mincho" w:hAnsi="MS Mincho" w:eastAsia="MS Mincho" w:cs="MS Mincho"/>
-          <w:color w:val="auto"/>
-          <w:kern w:val="0"/>
-          <w:sz w:val="21"/>
-          <w:szCs w:val="21"/>
-          <w:shd w:val="clear" w:color="auto" w:fill="auto"/>
-          <w:lang w:val="en-US" w:eastAsia="zh-CN" w:bidi="ar"/>
-        </w:rPr>
-        <w:instrText xml:space="preserve"> \o(\s\up </w:instrText>
-      </w:r>
-      <w:r>
-        <w:rPr>
-          <w:rFonts w:hint="default" w:ascii="MS Mincho" w:hAnsi="MS Mincho" w:eastAsia="MS Mincho" w:cs="MS Mincho"/>
-          <w:color w:val="auto"/>
-          <w:kern w:val="0"/>
-          <w:sz w:val="21"/>
-          <w:szCs w:val="21"/>
-          <w:shd w:val="clear" w:color="auto" w:fill="auto"/>
-          <w:lang w:val="en-US" w:eastAsia="zh-CN" w:bidi="ar"/>
-        </w:rPr>
-        <w:instrText xml:space="preserve">10</w:instrText>
-      </w:r>
-      <w:r>
-        <w:rPr>
-          <w:rFonts w:hint="eastAsia" w:ascii="MS Mincho" w:hAnsi="MS Mincho" w:eastAsia="MS Mincho" w:cs="MS Mincho"/>
-          <w:color w:val="auto"/>
-          <w:kern w:val="0"/>
-          <w:sz w:val="21"/>
-          <w:szCs w:val="21"/>
-          <w:shd w:val="clear" w:color="auto" w:fill="auto"/>
-          <w:lang w:val="en-US" w:eastAsia="zh-CN" w:bidi="ar"/>
-        </w:rPr>
-        <w:instrText xml:space="preserve">(</w:instrText>
-      </w:r>
-      <w:r>
-        <w:rPr>
-          <w:rFonts w:hint="eastAsia" w:ascii="MS Mincho" w:hAnsi="MS Mincho" w:eastAsia="MS Mincho" w:cs="MS Mincho"/>
-          <w:color w:val="auto"/>
-          <w:kern w:val="0"/>
-          <w:sz w:val="21"/>
-          <w:szCs w:val="21"/>
-          <w:shd w:val="clear" w:color="auto" w:fill="auto"/>
-          <w:lang w:val="en-US" w:eastAsia="zh-CN" w:bidi="ar"/>
-        </w:rPr>
-        <w:instrText xml:space="preserve">ねいろ</w:instrText>
-      </w:r>
-      <w:r>
-        <w:rPr>
-          <w:rFonts w:hint="eastAsia" w:ascii="MS Mincho" w:hAnsi="MS Mincho" w:eastAsia="MS Mincho" w:cs="MS Mincho"/>
-          <w:color w:val="auto"/>
-          <w:kern w:val="0"/>
-          <w:sz w:val="21"/>
-          <w:szCs w:val="21"/>
-          <w:shd w:val="clear" w:color="auto" w:fill="auto"/>
-          <w:lang w:val="en-US" w:eastAsia="zh-CN" w:bidi="ar"/>
-        </w:rPr>
-        <w:instrText xml:space="preserve">),音色)</w:instrText>
+        <w:instrText xml:space="preserve">(ねいろ),音色)</w:instrText>
       </w:r>
       <w:r>
         <w:rPr>
@@ -13926,7 +12259,7 @@
         <w:snapToGrid/>
         <w:spacing w:line="360" w:lineRule="auto"/>
         <w:jc w:val="left"/>
-        <w:textAlignment w:val="auto"/>
+        <w:textAlignment w:val="baseline"/>
         <w:rPr>
           <w:rFonts w:hint="eastAsia" w:ascii="Arial" w:hAnsi="Arial" w:eastAsia="宋体" w:cs="Arial"/>
           <w:i w:val="0"/>
@@ -13962,7 +12295,7 @@
         <w:snapToGrid/>
         <w:spacing w:line="360" w:lineRule="auto"/>
         <w:jc w:val="left"/>
-        <w:textAlignment w:val="auto"/>
+        <w:textAlignment w:val="baseline"/>
         <w:rPr>
           <w:rFonts w:hint="eastAsia" w:ascii="MS Mincho" w:hAnsi="MS Mincho" w:eastAsia="MS Mincho" w:cs="MS Mincho"/>
           <w:color w:val="auto"/>
@@ -14103,31 +12436,7 @@
           <w:shd w:val="clear" w:color="auto" w:fill="auto"/>
           <w:lang w:val="en-US" w:eastAsia="zh-CN" w:bidi="ar"/>
         </w:rPr>
-        <w:instrText xml:space="preserve">(</w:instrText>
-      </w:r>
-      <w:r>
-        <w:rPr>
-          <w:rFonts w:hint="eastAsia" w:ascii="MS Mincho" w:hAnsi="MS Mincho" w:eastAsia="MS Mincho" w:cs="MS Mincho"/>
-          <w:color w:val="auto"/>
-          <w:kern w:val="0"/>
-          <w:sz w:val="21"/>
-          <w:szCs w:val="21"/>
-          <w:shd w:val="clear" w:color="auto" w:fill="auto"/>
-          <w:lang w:val="en-US" w:eastAsia="zh-CN" w:bidi="ar"/>
-        </w:rPr>
-        <w:instrText xml:space="preserve">こころ</w:instrText>
-      </w:r>
-      <w:r>
-        <w:rPr>
-          <w:rFonts w:hint="eastAsia" w:ascii="MS Mincho" w:hAnsi="MS Mincho" w:eastAsia="MS Mincho" w:cs="MS Mincho"/>
-          <w:color w:val="auto"/>
-          <w:kern w:val="0"/>
-          <w:sz w:val="21"/>
-          <w:szCs w:val="21"/>
-          <w:shd w:val="clear" w:color="auto" w:fill="auto"/>
-          <w:lang w:val="en-US" w:eastAsia="zh-CN" w:bidi="ar"/>
-        </w:rPr>
-        <w:instrText xml:space="preserve">),心)</w:instrText>
+        <w:instrText xml:space="preserve">(こころ),心)</w:instrText>
       </w:r>
       <w:r>
         <w:rPr>
@@ -14271,31 +12580,7 @@
           <w:shd w:val="clear" w:color="auto" w:fill="auto"/>
           <w:lang w:val="en-US" w:eastAsia="zh-CN" w:bidi="ar"/>
         </w:rPr>
-        <w:instrText xml:space="preserve">(</w:instrText>
-      </w:r>
-      <w:r>
-        <w:rPr>
-          <w:rFonts w:hint="eastAsia" w:ascii="MS Mincho" w:hAnsi="MS Mincho" w:eastAsia="MS Mincho" w:cs="MS Mincho"/>
-          <w:color w:val="auto"/>
-          <w:kern w:val="0"/>
-          <w:sz w:val="21"/>
-          <w:szCs w:val="21"/>
-          <w:shd w:val="clear" w:color="auto" w:fill="auto"/>
-          <w:lang w:val="en-US" w:eastAsia="zh-CN" w:bidi="ar"/>
-        </w:rPr>
-        <w:instrText xml:space="preserve">いみ</w:instrText>
-      </w:r>
-      <w:r>
-        <w:rPr>
-          <w:rFonts w:hint="eastAsia" w:ascii="MS Mincho" w:hAnsi="MS Mincho" w:eastAsia="MS Mincho" w:cs="MS Mincho"/>
-          <w:color w:val="auto"/>
-          <w:kern w:val="0"/>
-          <w:sz w:val="21"/>
-          <w:szCs w:val="21"/>
-          <w:shd w:val="clear" w:color="auto" w:fill="auto"/>
-          <w:lang w:val="en-US" w:eastAsia="zh-CN" w:bidi="ar"/>
-        </w:rPr>
-        <w:instrText xml:space="preserve">),意味)</w:instrText>
+        <w:instrText xml:space="preserve">(いみ),意味)</w:instrText>
       </w:r>
       <w:r>
         <w:rPr>
@@ -14397,7 +12682,7 @@
         <w:snapToGrid/>
         <w:spacing w:line="360" w:lineRule="auto"/>
         <w:jc w:val="left"/>
-        <w:textAlignment w:val="auto"/>
+        <w:textAlignment w:val="baseline"/>
         <w:rPr>
           <w:rFonts w:hint="eastAsia" w:ascii="MS Mincho" w:hAnsi="MS Mincho" w:eastAsia="MS Mincho" w:cs="MS Mincho"/>
           <w:color w:val="auto"/>
@@ -14538,31 +12823,7 @@
           <w:shd w:val="clear" w:color="auto" w:fill="auto"/>
           <w:lang w:val="en-US" w:eastAsia="zh-CN" w:bidi="ar"/>
         </w:rPr>
-        <w:instrText xml:space="preserve">(</w:instrText>
-      </w:r>
-      <w:r>
-        <w:rPr>
-          <w:rFonts w:hint="eastAsia" w:ascii="MS Mincho" w:hAnsi="MS Mincho" w:eastAsia="MS Mincho" w:cs="MS Mincho"/>
-          <w:color w:val="auto"/>
-          <w:kern w:val="0"/>
-          <w:sz w:val="21"/>
-          <w:szCs w:val="21"/>
-          <w:shd w:val="clear" w:color="auto" w:fill="auto"/>
-          <w:lang w:val="en-US" w:eastAsia="zh-CN" w:bidi="ar"/>
-        </w:rPr>
-        <w:instrText xml:space="preserve">きづ</w:instrText>
-      </w:r>
-      <w:r>
-        <w:rPr>
-          <w:rFonts w:hint="eastAsia" w:ascii="MS Mincho" w:hAnsi="MS Mincho" w:eastAsia="MS Mincho" w:cs="MS Mincho"/>
-          <w:color w:val="auto"/>
-          <w:kern w:val="0"/>
-          <w:sz w:val="21"/>
-          <w:szCs w:val="21"/>
-          <w:shd w:val="clear" w:color="auto" w:fill="auto"/>
-          <w:lang w:val="en-US" w:eastAsia="zh-CN" w:bidi="ar"/>
-        </w:rPr>
-        <w:instrText xml:space="preserve">),気付)</w:instrText>
+        <w:instrText xml:space="preserve">(きづ),気付)</w:instrText>
       </w:r>
       <w:r>
         <w:rPr>
@@ -14706,31 +12967,7 @@
           <w:shd w:val="clear" w:color="auto" w:fill="auto"/>
           <w:lang w:val="en-US" w:eastAsia="zh-CN" w:bidi="ar"/>
         </w:rPr>
-        <w:instrText xml:space="preserve">(</w:instrText>
-      </w:r>
-      <w:r>
-        <w:rPr>
-          <w:rFonts w:hint="eastAsia" w:ascii="MS Mincho" w:hAnsi="MS Mincho" w:eastAsia="MS Mincho" w:cs="MS Mincho"/>
-          <w:color w:val="auto"/>
-          <w:kern w:val="0"/>
-          <w:sz w:val="21"/>
-          <w:szCs w:val="21"/>
-          <w:shd w:val="clear" w:color="auto" w:fill="auto"/>
-          <w:lang w:val="en-US" w:eastAsia="zh-CN" w:bidi="ar"/>
-        </w:rPr>
-        <w:instrText xml:space="preserve">こころ</w:instrText>
-      </w:r>
-      <w:r>
-        <w:rPr>
-          <w:rFonts w:hint="eastAsia" w:ascii="MS Mincho" w:hAnsi="MS Mincho" w:eastAsia="MS Mincho" w:cs="MS Mincho"/>
-          <w:color w:val="auto"/>
-          <w:kern w:val="0"/>
-          <w:sz w:val="21"/>
-          <w:szCs w:val="21"/>
-          <w:shd w:val="clear" w:color="auto" w:fill="auto"/>
-          <w:lang w:val="en-US" w:eastAsia="zh-CN" w:bidi="ar"/>
-        </w:rPr>
-        <w:instrText xml:space="preserve">),心)</w:instrText>
+        <w:instrText xml:space="preserve">(こころ),心)</w:instrText>
       </w:r>
       <w:r>
         <w:rPr>
@@ -14874,31 +13111,7 @@
           <w:shd w:val="clear" w:color="auto" w:fill="auto"/>
           <w:lang w:val="en-US" w:eastAsia="zh-CN" w:bidi="ar"/>
         </w:rPr>
-        <w:instrText xml:space="preserve">(</w:instrText>
-      </w:r>
-      <w:r>
-        <w:rPr>
-          <w:rFonts w:hint="eastAsia" w:ascii="MS Mincho" w:hAnsi="MS Mincho" w:eastAsia="MS Mincho" w:cs="MS Mincho"/>
-          <w:color w:val="auto"/>
-          <w:kern w:val="0"/>
-          <w:sz w:val="21"/>
-          <w:szCs w:val="21"/>
-          <w:shd w:val="clear" w:color="auto" w:fill="auto"/>
-          <w:lang w:val="en-US" w:eastAsia="zh-CN" w:bidi="ar"/>
-        </w:rPr>
-        <w:instrText xml:space="preserve">さけ</w:instrText>
-      </w:r>
-      <w:r>
-        <w:rPr>
-          <w:rFonts w:hint="eastAsia" w:ascii="MS Mincho" w:hAnsi="MS Mincho" w:eastAsia="MS Mincho" w:cs="MS Mincho"/>
-          <w:color w:val="auto"/>
-          <w:kern w:val="0"/>
-          <w:sz w:val="21"/>
-          <w:szCs w:val="21"/>
-          <w:shd w:val="clear" w:color="auto" w:fill="auto"/>
-          <w:lang w:val="en-US" w:eastAsia="zh-CN" w:bidi="ar"/>
-        </w:rPr>
-        <w:instrText xml:space="preserve">),叫)</w:instrText>
+        <w:instrText xml:space="preserve">(さけ),叫)</w:instrText>
       </w:r>
       <w:r>
         <w:rPr>
@@ -15000,7 +13213,7 @@
         <w:snapToGrid/>
         <w:spacing w:line="360" w:lineRule="auto"/>
         <w:jc w:val="left"/>
-        <w:textAlignment w:val="auto"/>
+        <w:textAlignment w:val="baseline"/>
         <w:rPr>
           <w:rFonts w:hint="eastAsia" w:ascii="MS Mincho" w:hAnsi="MS Mincho" w:eastAsia="MS Mincho" w:cs="MS Mincho"/>
           <w:color w:val="auto"/>
@@ -15141,31 +13354,7 @@
           <w:shd w:val="clear" w:color="auto" w:fill="auto"/>
           <w:lang w:val="en-US" w:eastAsia="zh-CN" w:bidi="ar"/>
         </w:rPr>
-        <w:instrText xml:space="preserve">(</w:instrText>
-      </w:r>
-      <w:r>
-        <w:rPr>
-          <w:rFonts w:hint="eastAsia" w:ascii="MS Mincho" w:hAnsi="MS Mincho" w:eastAsia="MS Mincho" w:cs="MS Mincho"/>
-          <w:color w:val="auto"/>
-          <w:kern w:val="0"/>
-          <w:sz w:val="21"/>
-          <w:szCs w:val="21"/>
-          <w:shd w:val="clear" w:color="auto" w:fill="auto"/>
-          <w:lang w:val="en-US" w:eastAsia="zh-CN" w:bidi="ar"/>
-        </w:rPr>
-        <w:instrText xml:space="preserve">りゆう</w:instrText>
-      </w:r>
-      <w:r>
-        <w:rPr>
-          <w:rFonts w:hint="eastAsia" w:ascii="MS Mincho" w:hAnsi="MS Mincho" w:eastAsia="MS Mincho" w:cs="MS Mincho"/>
-          <w:color w:val="auto"/>
-          <w:kern w:val="0"/>
-          <w:sz w:val="21"/>
-          <w:szCs w:val="21"/>
-          <w:shd w:val="clear" w:color="auto" w:fill="auto"/>
-          <w:lang w:val="en-US" w:eastAsia="zh-CN" w:bidi="ar"/>
-        </w:rPr>
-        <w:instrText xml:space="preserve">),理由)</w:instrText>
+        <w:instrText xml:space="preserve">(りゆう),理由)</w:instrText>
       </w:r>
       <w:r>
         <w:rPr>
@@ -15309,31 +13498,7 @@
           <w:shd w:val="clear" w:color="auto" w:fill="auto"/>
           <w:lang w:val="en-US" w:eastAsia="zh-CN" w:bidi="ar"/>
         </w:rPr>
-        <w:instrText xml:space="preserve">(</w:instrText>
-      </w:r>
-      <w:r>
-        <w:rPr>
-          <w:rFonts w:hint="eastAsia" w:ascii="MS Mincho" w:hAnsi="MS Mincho" w:eastAsia="MS Mincho" w:cs="MS Mincho"/>
-          <w:color w:val="auto"/>
-          <w:kern w:val="0"/>
-          <w:sz w:val="21"/>
-          <w:szCs w:val="21"/>
-          <w:shd w:val="clear" w:color="auto" w:fill="auto"/>
-          <w:lang w:val="en-US" w:eastAsia="zh-CN" w:bidi="ar"/>
-        </w:rPr>
-        <w:instrText xml:space="preserve">じかん</w:instrText>
-      </w:r>
-      <w:r>
-        <w:rPr>
-          <w:rFonts w:hint="eastAsia" w:ascii="MS Mincho" w:hAnsi="MS Mincho" w:eastAsia="MS Mincho" w:cs="MS Mincho"/>
-          <w:color w:val="auto"/>
-          <w:kern w:val="0"/>
-          <w:sz w:val="21"/>
-          <w:szCs w:val="21"/>
-          <w:shd w:val="clear" w:color="auto" w:fill="auto"/>
-          <w:lang w:val="en-US" w:eastAsia="zh-CN" w:bidi="ar"/>
-        </w:rPr>
-        <w:instrText xml:space="preserve">),時間)</w:instrText>
+        <w:instrText xml:space="preserve">(じかん),時間)</w:instrText>
       </w:r>
       <w:r>
         <w:rPr>
@@ -15477,31 +13642,7 @@
           <w:shd w:val="clear" w:color="auto" w:fill="auto"/>
           <w:lang w:val="en-US" w:eastAsia="zh-CN" w:bidi="ar"/>
         </w:rPr>
-        <w:instrText xml:space="preserve">(</w:instrText>
-      </w:r>
-      <w:r>
-        <w:rPr>
-          <w:rFonts w:hint="eastAsia" w:ascii="MS Mincho" w:hAnsi="MS Mincho" w:eastAsia="MS Mincho" w:cs="MS Mincho"/>
-          <w:color w:val="auto"/>
-          <w:kern w:val="0"/>
-          <w:sz w:val="21"/>
-          <w:szCs w:val="21"/>
-          <w:shd w:val="clear" w:color="auto" w:fill="auto"/>
-          <w:lang w:val="en-US" w:eastAsia="zh-CN" w:bidi="ar"/>
-        </w:rPr>
-        <w:instrText xml:space="preserve">ひ</w:instrText>
-      </w:r>
-      <w:r>
-        <w:rPr>
-          <w:rFonts w:hint="eastAsia" w:ascii="MS Mincho" w:hAnsi="MS Mincho" w:eastAsia="MS Mincho" w:cs="MS Mincho"/>
-          <w:color w:val="auto"/>
-          <w:kern w:val="0"/>
-          <w:sz w:val="21"/>
-          <w:szCs w:val="21"/>
-          <w:shd w:val="clear" w:color="auto" w:fill="auto"/>
-          <w:lang w:val="en-US" w:eastAsia="zh-CN" w:bidi="ar"/>
-        </w:rPr>
-        <w:instrText xml:space="preserve">),日)</w:instrText>
+        <w:instrText xml:space="preserve">(ひ),日)</w:instrText>
       </w:r>
       <w:r>
         <w:rPr>
@@ -15633,31 +13774,7 @@
           <w:shd w:val="clear" w:color="auto" w:fill="auto"/>
           <w:lang w:val="en-US" w:eastAsia="zh-CN" w:bidi="ar"/>
         </w:rPr>
-        <w:instrText xml:space="preserve">(</w:instrText>
-      </w:r>
-      <w:r>
-        <w:rPr>
-          <w:rFonts w:hint="eastAsia" w:ascii="MS Mincho" w:hAnsi="MS Mincho" w:eastAsia="MS Mincho" w:cs="MS Mincho"/>
-          <w:color w:val="auto"/>
-          <w:kern w:val="0"/>
-          <w:sz w:val="21"/>
-          <w:szCs w:val="21"/>
-          <w:shd w:val="clear" w:color="auto" w:fill="auto"/>
-          <w:lang w:val="en-US" w:eastAsia="zh-CN" w:bidi="ar"/>
-        </w:rPr>
-        <w:instrText xml:space="preserve">み</w:instrText>
-      </w:r>
-      <w:r>
-        <w:rPr>
-          <w:rFonts w:hint="eastAsia" w:ascii="MS Mincho" w:hAnsi="MS Mincho" w:eastAsia="MS Mincho" w:cs="MS Mincho"/>
-          <w:color w:val="auto"/>
-          <w:kern w:val="0"/>
-          <w:sz w:val="21"/>
-          <w:szCs w:val="21"/>
-          <w:shd w:val="clear" w:color="auto" w:fill="auto"/>
-          <w:lang w:val="en-US" w:eastAsia="zh-CN" w:bidi="ar"/>
-        </w:rPr>
-        <w:instrText xml:space="preserve">),見)</w:instrText>
+        <w:instrText xml:space="preserve">(み),見)</w:instrText>
       </w:r>
       <w:r>
         <w:rPr>
@@ -15801,31 +13918,7 @@
           <w:shd w:val="clear" w:color="auto" w:fill="auto"/>
           <w:lang w:val="en-US" w:eastAsia="zh-CN" w:bidi="ar"/>
         </w:rPr>
-        <w:instrText xml:space="preserve">(</w:instrText>
-      </w:r>
-      <w:r>
-        <w:rPr>
-          <w:rFonts w:hint="eastAsia" w:ascii="MS Mincho" w:hAnsi="MS Mincho" w:eastAsia="MS Mincho" w:cs="MS Mincho"/>
-          <w:color w:val="auto"/>
-          <w:kern w:val="0"/>
-          <w:sz w:val="21"/>
-          <w:szCs w:val="21"/>
-          <w:shd w:val="clear" w:color="auto" w:fill="auto"/>
-          <w:lang w:val="en-US" w:eastAsia="zh-CN" w:bidi="ar"/>
-        </w:rPr>
-        <w:instrText xml:space="preserve">よる</w:instrText>
-      </w:r>
-      <w:r>
-        <w:rPr>
-          <w:rFonts w:hint="eastAsia" w:ascii="MS Mincho" w:hAnsi="MS Mincho" w:eastAsia="MS Mincho" w:cs="MS Mincho"/>
-          <w:color w:val="auto"/>
-          <w:kern w:val="0"/>
-          <w:sz w:val="21"/>
-          <w:szCs w:val="21"/>
-          <w:shd w:val="clear" w:color="auto" w:fill="auto"/>
-          <w:lang w:val="en-US" w:eastAsia="zh-CN" w:bidi="ar"/>
-        </w:rPr>
-        <w:instrText xml:space="preserve">),夜)</w:instrText>
+        <w:instrText xml:space="preserve">(よる),夜)</w:instrText>
       </w:r>
       <w:r>
         <w:rPr>
@@ -15969,31 +14062,7 @@
           <w:shd w:val="clear" w:color="auto" w:fill="auto"/>
           <w:lang w:val="en-US" w:eastAsia="zh-CN" w:bidi="ar"/>
         </w:rPr>
-        <w:instrText xml:space="preserve">(</w:instrText>
-      </w:r>
-      <w:r>
-        <w:rPr>
-          <w:rFonts w:hint="eastAsia" w:ascii="MS Mincho" w:hAnsi="MS Mincho" w:eastAsia="MS Mincho" w:cs="MS Mincho"/>
-          <w:color w:val="auto"/>
-          <w:kern w:val="0"/>
-          <w:sz w:val="21"/>
-          <w:szCs w:val="21"/>
-          <w:shd w:val="clear" w:color="auto" w:fill="auto"/>
-          <w:lang w:val="en-US" w:eastAsia="zh-CN" w:bidi="ar"/>
-        </w:rPr>
-        <w:instrText xml:space="preserve">そら</w:instrText>
-      </w:r>
-      <w:r>
-        <w:rPr>
-          <w:rFonts w:hint="eastAsia" w:ascii="MS Mincho" w:hAnsi="MS Mincho" w:eastAsia="MS Mincho" w:cs="MS Mincho"/>
-          <w:color w:val="auto"/>
-          <w:kern w:val="0"/>
-          <w:sz w:val="21"/>
-          <w:szCs w:val="21"/>
-          <w:shd w:val="clear" w:color="auto" w:fill="auto"/>
-          <w:lang w:val="en-US" w:eastAsia="zh-CN" w:bidi="ar"/>
-        </w:rPr>
-        <w:instrText xml:space="preserve">),空)</w:instrText>
+        <w:instrText xml:space="preserve">(そら),空)</w:instrText>
       </w:r>
       <w:r>
         <w:rPr>
@@ -16095,7 +14164,7 @@
         <w:snapToGrid/>
         <w:spacing w:line="360" w:lineRule="auto"/>
         <w:jc w:val="left"/>
-        <w:textAlignment w:val="auto"/>
+        <w:textAlignment w:val="baseline"/>
         <w:rPr>
           <w:rFonts w:ascii="Arial" w:hAnsi="Arial" w:eastAsia="宋体" w:cs="Arial"/>
           <w:i w:val="0"/>
@@ -16238,31 +14307,7 @@
           <w:shd w:val="clear" w:color="auto" w:fill="auto"/>
           <w:lang w:val="en-US" w:eastAsia="zh-CN" w:bidi="ar"/>
         </w:rPr>
-        <w:instrText xml:space="preserve">(</w:instrText>
-      </w:r>
-      <w:r>
-        <w:rPr>
-          <w:rFonts w:hint="eastAsia" w:ascii="MS Mincho" w:hAnsi="MS Mincho" w:eastAsia="MS Mincho" w:cs="MS Mincho"/>
-          <w:color w:val="auto"/>
-          <w:kern w:val="0"/>
-          <w:sz w:val="21"/>
-          <w:szCs w:val="21"/>
-          <w:shd w:val="clear" w:color="auto" w:fill="auto"/>
-          <w:lang w:val="en-US" w:eastAsia="zh-CN" w:bidi="ar"/>
-        </w:rPr>
-        <w:instrText xml:space="preserve">つな</w:instrText>
-      </w:r>
-      <w:r>
-        <w:rPr>
-          <w:rFonts w:hint="eastAsia" w:ascii="MS Mincho" w:hAnsi="MS Mincho" w:eastAsia="MS Mincho" w:cs="MS Mincho"/>
-          <w:color w:val="auto"/>
-          <w:kern w:val="0"/>
-          <w:sz w:val="21"/>
-          <w:szCs w:val="21"/>
-          <w:shd w:val="clear" w:color="auto" w:fill="auto"/>
-          <w:lang w:val="en-US" w:eastAsia="zh-CN" w:bidi="ar"/>
-        </w:rPr>
-        <w:instrText xml:space="preserve">),繋)</w:instrText>
+        <w:instrText xml:space="preserve">(つな),繋)</w:instrText>
       </w:r>
       <w:r>
         <w:rPr>
@@ -16336,7 +14381,7 @@
         <w:snapToGrid/>
         <w:spacing w:line="360" w:lineRule="auto"/>
         <w:jc w:val="left"/>
-        <w:textAlignment w:val="auto"/>
+        <w:textAlignment w:val="baseline"/>
         <w:rPr>
           <w:rFonts w:hint="eastAsia" w:ascii="Arial" w:hAnsi="Arial" w:eastAsia="宋体" w:cs="Arial"/>
           <w:i w:val="0"/>
@@ -16372,7 +14417,7 @@
         <w:snapToGrid/>
         <w:spacing w:line="360" w:lineRule="auto"/>
         <w:jc w:val="left"/>
-        <w:textAlignment w:val="auto"/>
+        <w:textAlignment w:val="baseline"/>
         <w:rPr>
           <w:rFonts w:hint="eastAsia" w:ascii="MS Mincho" w:hAnsi="MS Mincho" w:eastAsia="MS Mincho" w:cs="MS Mincho"/>
           <w:color w:val="auto"/>
@@ -16501,31 +14546,7 @@
           <w:shd w:val="clear" w:color="auto" w:fill="auto"/>
           <w:lang w:val="en-US" w:eastAsia="zh-CN" w:bidi="ar"/>
         </w:rPr>
-        <w:instrText xml:space="preserve">(</w:instrText>
-      </w:r>
-      <w:r>
-        <w:rPr>
-          <w:rFonts w:hint="eastAsia" w:ascii="MS Mincho" w:hAnsi="MS Mincho" w:eastAsia="MS Mincho" w:cs="MS Mincho"/>
-          <w:color w:val="auto"/>
-          <w:kern w:val="0"/>
-          <w:sz w:val="21"/>
-          <w:szCs w:val="21"/>
-          <w:shd w:val="clear" w:color="auto" w:fill="auto"/>
-          <w:lang w:val="en-US" w:eastAsia="zh-CN" w:bidi="ar"/>
-        </w:rPr>
-        <w:instrText xml:space="preserve">お</w:instrText>
-      </w:r>
-      <w:r>
-        <w:rPr>
-          <w:rFonts w:hint="eastAsia" w:ascii="MS Mincho" w:hAnsi="MS Mincho" w:eastAsia="MS Mincho" w:cs="MS Mincho"/>
-          <w:color w:val="auto"/>
-          <w:kern w:val="0"/>
-          <w:sz w:val="21"/>
-          <w:szCs w:val="21"/>
-          <w:shd w:val="clear" w:color="auto" w:fill="auto"/>
-          <w:lang w:val="en-US" w:eastAsia="zh-CN" w:bidi="ar"/>
-        </w:rPr>
-        <w:instrText xml:space="preserve">),追)</w:instrText>
+        <w:instrText xml:space="preserve">(お),追)</w:instrText>
       </w:r>
       <w:r>
         <w:rPr>
@@ -16669,31 +14690,7 @@
           <w:shd w:val="clear" w:color="auto" w:fill="auto"/>
           <w:lang w:val="en-US" w:eastAsia="zh-CN" w:bidi="ar"/>
         </w:rPr>
-        <w:instrText xml:space="preserve">(</w:instrText>
-      </w:r>
-      <w:r>
-        <w:rPr>
-          <w:rFonts w:hint="eastAsia" w:ascii="MS Mincho" w:hAnsi="MS Mincho" w:eastAsia="MS Mincho" w:cs="MS Mincho"/>
-          <w:color w:val="auto"/>
-          <w:kern w:val="0"/>
-          <w:sz w:val="21"/>
-          <w:szCs w:val="21"/>
-          <w:shd w:val="clear" w:color="auto" w:fill="auto"/>
-          <w:lang w:val="en-US" w:eastAsia="zh-CN" w:bidi="ar"/>
-        </w:rPr>
-        <w:instrText xml:space="preserve">なげ</w:instrText>
-      </w:r>
-      <w:r>
-        <w:rPr>
-          <w:rFonts w:hint="eastAsia" w:ascii="MS Mincho" w:hAnsi="MS Mincho" w:eastAsia="MS Mincho" w:cs="MS Mincho"/>
-          <w:color w:val="auto"/>
-          <w:kern w:val="0"/>
-          <w:sz w:val="21"/>
-          <w:szCs w:val="21"/>
-          <w:shd w:val="clear" w:color="auto" w:fill="auto"/>
-          <w:lang w:val="en-US" w:eastAsia="zh-CN" w:bidi="ar"/>
-        </w:rPr>
-        <w:instrText xml:space="preserve">),嘆)</w:instrText>
+        <w:instrText xml:space="preserve">(なげ),嘆)</w:instrText>
       </w:r>
       <w:r>
         <w:rPr>
@@ -16767,7 +14764,7 @@
         <w:snapToGrid/>
         <w:spacing w:line="360" w:lineRule="auto"/>
         <w:jc w:val="left"/>
-        <w:textAlignment w:val="auto"/>
+        <w:textAlignment w:val="baseline"/>
         <w:rPr>
           <w:rFonts w:hint="eastAsia" w:ascii="MS Mincho" w:hAnsi="MS Mincho" w:eastAsia="MS Mincho" w:cs="MS Mincho"/>
           <w:color w:val="auto"/>
@@ -16896,31 +14893,7 @@
           <w:shd w:val="clear" w:color="auto" w:fill="auto"/>
           <w:lang w:val="en-US" w:eastAsia="zh-CN" w:bidi="ar"/>
         </w:rPr>
-        <w:instrText xml:space="preserve">(</w:instrText>
-      </w:r>
-      <w:r>
-        <w:rPr>
-          <w:rFonts w:hint="eastAsia" w:ascii="MS Mincho" w:hAnsi="MS Mincho" w:eastAsia="MS Mincho" w:cs="MS Mincho"/>
-          <w:color w:val="auto"/>
-          <w:kern w:val="0"/>
-          <w:sz w:val="21"/>
-          <w:szCs w:val="21"/>
-          <w:shd w:val="clear" w:color="auto" w:fill="auto"/>
-          <w:lang w:val="en-US" w:eastAsia="zh-CN" w:bidi="ar"/>
-        </w:rPr>
-        <w:instrText xml:space="preserve">あきら</w:instrText>
-      </w:r>
-      <w:r>
-        <w:rPr>
-          <w:rFonts w:hint="eastAsia" w:ascii="MS Mincho" w:hAnsi="MS Mincho" w:eastAsia="MS Mincho" w:cs="MS Mincho"/>
-          <w:color w:val="auto"/>
-          <w:kern w:val="0"/>
-          <w:sz w:val="21"/>
-          <w:szCs w:val="21"/>
-          <w:shd w:val="clear" w:color="auto" w:fill="auto"/>
-          <w:lang w:val="en-US" w:eastAsia="zh-CN" w:bidi="ar"/>
-        </w:rPr>
-        <w:instrText xml:space="preserve">),諦)</w:instrText>
+        <w:instrText xml:space="preserve">(あきら),諦)</w:instrText>
       </w:r>
       <w:r>
         <w:rPr>
@@ -17064,31 +15037,7 @@
           <w:shd w:val="clear" w:color="auto" w:fill="auto"/>
           <w:lang w:val="en-US" w:eastAsia="zh-CN" w:bidi="ar"/>
         </w:rPr>
-        <w:instrText xml:space="preserve">(</w:instrText>
-      </w:r>
-      <w:r>
-        <w:rPr>
-          <w:rFonts w:hint="eastAsia" w:ascii="MS Mincho" w:hAnsi="MS Mincho" w:eastAsia="MS Mincho" w:cs="MS Mincho"/>
-          <w:color w:val="auto"/>
-          <w:kern w:val="0"/>
-          <w:sz w:val="21"/>
-          <w:szCs w:val="21"/>
-          <w:shd w:val="clear" w:color="auto" w:fill="auto"/>
-          <w:lang w:val="en-US" w:eastAsia="zh-CN" w:bidi="ar"/>
-        </w:rPr>
-        <w:instrText xml:space="preserve">かんたん</w:instrText>
-      </w:r>
-      <w:r>
-        <w:rPr>
-          <w:rFonts w:hint="eastAsia" w:ascii="MS Mincho" w:hAnsi="MS Mincho" w:eastAsia="MS Mincho" w:cs="MS Mincho"/>
-          <w:color w:val="auto"/>
-          <w:kern w:val="0"/>
-          <w:sz w:val="21"/>
-          <w:szCs w:val="21"/>
-          <w:shd w:val="clear" w:color="auto" w:fill="auto"/>
-          <w:lang w:val="en-US" w:eastAsia="zh-CN" w:bidi="ar"/>
-        </w:rPr>
-        <w:instrText xml:space="preserve">),簡単)</w:instrText>
+        <w:instrText xml:space="preserve">(かんたん),簡単)</w:instrText>
       </w:r>
       <w:r>
         <w:rPr>
@@ -17232,31 +15181,7 @@
           <w:shd w:val="clear" w:color="auto" w:fill="auto"/>
           <w:lang w:val="en-US" w:eastAsia="zh-CN" w:bidi="ar"/>
         </w:rPr>
-        <w:instrText xml:space="preserve">(</w:instrText>
-      </w:r>
-      <w:r>
-        <w:rPr>
-          <w:rFonts w:hint="eastAsia" w:ascii="MS Mincho" w:hAnsi="MS Mincho" w:eastAsia="MS Mincho" w:cs="MS Mincho"/>
-          <w:color w:val="auto"/>
-          <w:kern w:val="0"/>
-          <w:sz w:val="21"/>
-          <w:szCs w:val="21"/>
-          <w:shd w:val="clear" w:color="auto" w:fill="auto"/>
-          <w:lang w:val="en-US" w:eastAsia="zh-CN" w:bidi="ar"/>
-        </w:rPr>
-        <w:instrText xml:space="preserve">みらい</w:instrText>
-      </w:r>
-      <w:r>
-        <w:rPr>
-          <w:rFonts w:hint="eastAsia" w:ascii="MS Mincho" w:hAnsi="MS Mincho" w:eastAsia="MS Mincho" w:cs="MS Mincho"/>
-          <w:color w:val="auto"/>
-          <w:kern w:val="0"/>
-          <w:sz w:val="21"/>
-          <w:szCs w:val="21"/>
-          <w:shd w:val="clear" w:color="auto" w:fill="auto"/>
-          <w:lang w:val="en-US" w:eastAsia="zh-CN" w:bidi="ar"/>
-        </w:rPr>
-        <w:instrText xml:space="preserve">),未来)</w:instrText>
+        <w:instrText xml:space="preserve">(みらい),未来)</w:instrText>
       </w:r>
       <w:r>
         <w:rPr>
@@ -17358,7 +15283,7 @@
         <w:snapToGrid/>
         <w:spacing w:line="360" w:lineRule="auto"/>
         <w:jc w:val="left"/>
-        <w:textAlignment w:val="auto"/>
+        <w:textAlignment w:val="baseline"/>
         <w:rPr>
           <w:rFonts w:hint="eastAsia" w:ascii="MS Mincho" w:hAnsi="MS Mincho" w:eastAsia="MS Mincho" w:cs="MS Mincho"/>
           <w:color w:val="auto"/>
@@ -17499,31 +15424,7 @@
           <w:shd w:val="clear" w:color="auto" w:fill="auto"/>
           <w:lang w:val="en-US" w:eastAsia="zh-CN" w:bidi="ar"/>
         </w:rPr>
-        <w:instrText xml:space="preserve">(</w:instrText>
-      </w:r>
-      <w:r>
-        <w:rPr>
-          <w:rFonts w:hint="eastAsia" w:ascii="MS Mincho" w:hAnsi="MS Mincho" w:eastAsia="MS Mincho" w:cs="MS Mincho"/>
-          <w:color w:val="auto"/>
-          <w:kern w:val="0"/>
-          <w:sz w:val="21"/>
-          <w:szCs w:val="21"/>
-          <w:shd w:val="clear" w:color="auto" w:fill="auto"/>
-          <w:lang w:val="en-US" w:eastAsia="zh-CN" w:bidi="ar"/>
-        </w:rPr>
-        <w:instrText xml:space="preserve">もど</w:instrText>
-      </w:r>
-      <w:r>
-        <w:rPr>
-          <w:rFonts w:hint="eastAsia" w:ascii="MS Mincho" w:hAnsi="MS Mincho" w:eastAsia="MS Mincho" w:cs="MS Mincho"/>
-          <w:color w:val="auto"/>
-          <w:kern w:val="0"/>
-          <w:sz w:val="21"/>
-          <w:szCs w:val="21"/>
-          <w:shd w:val="clear" w:color="auto" w:fill="auto"/>
-          <w:lang w:val="en-US" w:eastAsia="zh-CN" w:bidi="ar"/>
-        </w:rPr>
-        <w:instrText xml:space="preserve">),戻)</w:instrText>
+        <w:instrText xml:space="preserve">(もど),戻)</w:instrText>
       </w:r>
       <w:r>
         <w:rPr>
@@ -17667,31 +15568,7 @@
           <w:shd w:val="clear" w:color="auto" w:fill="auto"/>
           <w:lang w:val="en-US" w:eastAsia="zh-CN" w:bidi="ar"/>
         </w:rPr>
-        <w:instrText xml:space="preserve">(</w:instrText>
-      </w:r>
-      <w:r>
-        <w:rPr>
-          <w:rFonts w:hint="eastAsia" w:ascii="MS Mincho" w:hAnsi="MS Mincho" w:eastAsia="MS Mincho" w:cs="MS Mincho"/>
-          <w:color w:val="auto"/>
-          <w:kern w:val="0"/>
-          <w:sz w:val="21"/>
-          <w:szCs w:val="21"/>
-          <w:shd w:val="clear" w:color="auto" w:fill="auto"/>
-          <w:lang w:val="en-US" w:eastAsia="zh-CN" w:bidi="ar"/>
-        </w:rPr>
-        <w:instrText xml:space="preserve">ぼく</w:instrText>
-      </w:r>
-      <w:r>
-        <w:rPr>
-          <w:rFonts w:hint="eastAsia" w:ascii="MS Mincho" w:hAnsi="MS Mincho" w:eastAsia="MS Mincho" w:cs="MS Mincho"/>
-          <w:color w:val="auto"/>
-          <w:kern w:val="0"/>
-          <w:sz w:val="21"/>
-          <w:szCs w:val="21"/>
-          <w:shd w:val="clear" w:color="auto" w:fill="auto"/>
-          <w:lang w:val="en-US" w:eastAsia="zh-CN" w:bidi="ar"/>
-        </w:rPr>
-        <w:instrText xml:space="preserve">),僕)</w:instrText>
+        <w:instrText xml:space="preserve">(ぼく),僕)</w:instrText>
       </w:r>
       <w:r>
         <w:rPr>
@@ -17835,31 +15712,7 @@
           <w:shd w:val="clear" w:color="auto" w:fill="auto"/>
           <w:lang w:val="en-US" w:eastAsia="zh-CN" w:bidi="ar"/>
         </w:rPr>
-        <w:instrText xml:space="preserve">(</w:instrText>
-      </w:r>
-      <w:r>
-        <w:rPr>
-          <w:rFonts w:hint="eastAsia" w:ascii="MS Mincho" w:hAnsi="MS Mincho" w:eastAsia="MS Mincho" w:cs="MS Mincho"/>
-          <w:color w:val="auto"/>
-          <w:kern w:val="0"/>
-          <w:sz w:val="21"/>
-          <w:szCs w:val="21"/>
-          <w:shd w:val="clear" w:color="auto" w:fill="auto"/>
-          <w:lang w:val="en-US" w:eastAsia="zh-CN" w:bidi="ar"/>
-        </w:rPr>
-        <w:instrText xml:space="preserve">ゆめ</w:instrText>
-      </w:r>
-      <w:r>
-        <w:rPr>
-          <w:rFonts w:hint="eastAsia" w:ascii="MS Mincho" w:hAnsi="MS Mincho" w:eastAsia="MS Mincho" w:cs="MS Mincho"/>
-          <w:color w:val="auto"/>
-          <w:kern w:val="0"/>
-          <w:sz w:val="21"/>
-          <w:szCs w:val="21"/>
-          <w:shd w:val="clear" w:color="auto" w:fill="auto"/>
-          <w:lang w:val="en-US" w:eastAsia="zh-CN" w:bidi="ar"/>
-        </w:rPr>
-        <w:instrText xml:space="preserve">),夢)</w:instrText>
+        <w:instrText xml:space="preserve">(ゆめ),夢)</w:instrText>
       </w:r>
       <w:r>
         <w:rPr>
@@ -18003,31 +15856,7 @@
           <w:shd w:val="clear" w:color="auto" w:fill="auto"/>
           <w:lang w:val="en-US" w:eastAsia="zh-CN" w:bidi="ar"/>
         </w:rPr>
-        <w:instrText xml:space="preserve">(</w:instrText>
-      </w:r>
-      <w:r>
-        <w:rPr>
-          <w:rFonts w:hint="eastAsia" w:ascii="MS Mincho" w:hAnsi="MS Mincho" w:eastAsia="MS Mincho" w:cs="MS Mincho"/>
-          <w:color w:val="auto"/>
-          <w:kern w:val="0"/>
-          <w:sz w:val="21"/>
-          <w:szCs w:val="21"/>
-          <w:shd w:val="clear" w:color="auto" w:fill="auto"/>
-          <w:lang w:val="en-US" w:eastAsia="zh-CN" w:bidi="ar"/>
-        </w:rPr>
-        <w:instrText xml:space="preserve">たく</w:instrText>
-      </w:r>
-      <w:r>
-        <w:rPr>
-          <w:rFonts w:hint="eastAsia" w:ascii="MS Mincho" w:hAnsi="MS Mincho" w:eastAsia="MS Mincho" w:cs="MS Mincho"/>
-          <w:color w:val="auto"/>
-          <w:kern w:val="0"/>
-          <w:sz w:val="21"/>
-          <w:szCs w:val="21"/>
-          <w:shd w:val="clear" w:color="auto" w:fill="auto"/>
-          <w:lang w:val="en-US" w:eastAsia="zh-CN" w:bidi="ar"/>
-        </w:rPr>
-        <w:instrText xml:space="preserve">),託)</w:instrText>
+        <w:instrText xml:space="preserve">(たく),託)</w:instrText>
       </w:r>
       <w:r>
         <w:rPr>
@@ -18129,7 +15958,7 @@
         <w:snapToGrid/>
         <w:spacing w:line="360" w:lineRule="auto"/>
         <w:jc w:val="left"/>
-        <w:textAlignment w:val="auto"/>
+        <w:textAlignment w:val="baseline"/>
         <w:rPr>
           <w:rFonts w:ascii="Arial" w:hAnsi="Arial" w:eastAsia="宋体" w:cs="Arial"/>
           <w:i w:val="0"/>
@@ -18272,31 +16101,7 @@
           <w:shd w:val="clear" w:color="auto" w:fill="auto"/>
           <w:lang w:val="en-US" w:eastAsia="zh-CN" w:bidi="ar"/>
         </w:rPr>
-        <w:instrText xml:space="preserve">(</w:instrText>
-      </w:r>
-      <w:r>
-        <w:rPr>
-          <w:rFonts w:hint="eastAsia" w:ascii="MS Mincho" w:hAnsi="MS Mincho" w:eastAsia="MS Mincho" w:cs="MS Mincho"/>
-          <w:color w:val="auto"/>
-          <w:kern w:val="0"/>
-          <w:sz w:val="21"/>
-          <w:szCs w:val="21"/>
-          <w:shd w:val="clear" w:color="auto" w:fill="auto"/>
-          <w:lang w:val="en-US" w:eastAsia="zh-CN" w:bidi="ar"/>
-        </w:rPr>
-        <w:instrText xml:space="preserve">みち</w:instrText>
-      </w:r>
-      <w:r>
-        <w:rPr>
-          <w:rFonts w:hint="eastAsia" w:ascii="MS Mincho" w:hAnsi="MS Mincho" w:eastAsia="MS Mincho" w:cs="MS Mincho"/>
-          <w:color w:val="auto"/>
-          <w:kern w:val="0"/>
-          <w:sz w:val="21"/>
-          <w:szCs w:val="21"/>
-          <w:shd w:val="clear" w:color="auto" w:fill="auto"/>
-          <w:lang w:val="en-US" w:eastAsia="zh-CN" w:bidi="ar"/>
-        </w:rPr>
-        <w:instrText xml:space="preserve">),道)</w:instrText>
+        <w:instrText xml:space="preserve">(みち),道)</w:instrText>
       </w:r>
       <w:r>
         <w:rPr>
@@ -18440,31 +16245,7 @@
           <w:shd w:val="clear" w:color="auto" w:fill="auto"/>
           <w:lang w:val="en-US" w:eastAsia="zh-CN" w:bidi="ar"/>
         </w:rPr>
-        <w:instrText xml:space="preserve">(</w:instrText>
-      </w:r>
-      <w:r>
-        <w:rPr>
-          <w:rFonts w:hint="eastAsia" w:ascii="MS Mincho" w:hAnsi="MS Mincho" w:eastAsia="MS Mincho" w:cs="MS Mincho"/>
-          <w:color w:val="auto"/>
-          <w:kern w:val="0"/>
-          <w:sz w:val="21"/>
-          <w:szCs w:val="21"/>
-          <w:shd w:val="clear" w:color="auto" w:fill="auto"/>
-          <w:lang w:val="en-US" w:eastAsia="zh-CN" w:bidi="ar"/>
-        </w:rPr>
-        <w:instrText xml:space="preserve">さき</w:instrText>
-      </w:r>
-      <w:r>
-        <w:rPr>
-          <w:rFonts w:hint="eastAsia" w:ascii="MS Mincho" w:hAnsi="MS Mincho" w:eastAsia="MS Mincho" w:cs="MS Mincho"/>
-          <w:color w:val="auto"/>
-          <w:kern w:val="0"/>
-          <w:sz w:val="21"/>
-          <w:szCs w:val="21"/>
-          <w:shd w:val="clear" w:color="auto" w:fill="auto"/>
-          <w:lang w:val="en-US" w:eastAsia="zh-CN" w:bidi="ar"/>
-        </w:rPr>
-        <w:instrText xml:space="preserve">),先)</w:instrText>
+        <w:instrText xml:space="preserve">(さき),先)</w:instrText>
       </w:r>
       <w:r>
         <w:rPr>
@@ -18566,7 +16347,7 @@
         <w:snapToGrid/>
         <w:spacing w:line="360" w:lineRule="auto"/>
         <w:jc w:val="left"/>
-        <w:textAlignment w:val="auto"/>
+        <w:textAlignment w:val="baseline"/>
         <w:rPr>
           <w:rFonts w:hint="eastAsia" w:ascii="Arial" w:hAnsi="Arial" w:eastAsia="宋体" w:cs="Arial"/>
           <w:i w:val="0"/>
@@ -18602,7 +16383,7 @@
         <w:snapToGrid/>
         <w:spacing w:line="360" w:lineRule="auto"/>
         <w:jc w:val="left"/>
-        <w:textAlignment w:val="auto"/>
+        <w:textAlignment w:val="baseline"/>
         <w:rPr>
           <w:rFonts w:hint="eastAsia" w:ascii="MS Mincho" w:hAnsi="MS Mincho" w:eastAsia="MS Mincho" w:cs="MS Mincho"/>
           <w:color w:val="auto"/>
@@ -18743,31 +16524,7 @@
           <w:shd w:val="clear" w:color="auto" w:fill="auto"/>
           <w:lang w:val="en-US" w:eastAsia="zh-CN" w:bidi="ar"/>
         </w:rPr>
-        <w:instrText xml:space="preserve">(</w:instrText>
-      </w:r>
-      <w:r>
-        <w:rPr>
-          <w:rFonts w:hint="eastAsia" w:ascii="MS Mincho" w:hAnsi="MS Mincho" w:eastAsia="MS Mincho" w:cs="MS Mincho"/>
-          <w:color w:val="auto"/>
-          <w:kern w:val="0"/>
-          <w:sz w:val="21"/>
-          <w:szCs w:val="21"/>
-          <w:shd w:val="clear" w:color="auto" w:fill="auto"/>
-          <w:lang w:val="en-US" w:eastAsia="zh-CN" w:bidi="ar"/>
-        </w:rPr>
-        <w:instrText xml:space="preserve">じぶん</w:instrText>
-      </w:r>
-      <w:r>
-        <w:rPr>
-          <w:rFonts w:hint="eastAsia" w:ascii="MS Mincho" w:hAnsi="MS Mincho" w:eastAsia="MS Mincho" w:cs="MS Mincho"/>
-          <w:color w:val="auto"/>
-          <w:kern w:val="0"/>
-          <w:sz w:val="21"/>
-          <w:szCs w:val="21"/>
-          <w:shd w:val="clear" w:color="auto" w:fill="auto"/>
-          <w:lang w:val="en-US" w:eastAsia="zh-CN" w:bidi="ar"/>
-        </w:rPr>
-        <w:instrText xml:space="preserve">),自分)</w:instrText>
+        <w:instrText xml:space="preserve">(じぶん),自分)</w:instrText>
       </w:r>
       <w:r>
         <w:rPr>
@@ -18911,31 +16668,7 @@
           <w:shd w:val="clear" w:color="auto" w:fill="auto"/>
           <w:lang w:val="en-US" w:eastAsia="zh-CN" w:bidi="ar"/>
         </w:rPr>
-        <w:instrText xml:space="preserve">(</w:instrText>
-      </w:r>
-      <w:r>
-        <w:rPr>
-          <w:rFonts w:hint="eastAsia" w:ascii="MS Mincho" w:hAnsi="MS Mincho" w:eastAsia="MS Mincho" w:cs="MS Mincho"/>
-          <w:color w:val="auto"/>
-          <w:kern w:val="0"/>
-          <w:sz w:val="21"/>
-          <w:szCs w:val="21"/>
-          <w:shd w:val="clear" w:color="auto" w:fill="auto"/>
-          <w:lang w:val="en-US" w:eastAsia="zh-CN" w:bidi="ar"/>
-        </w:rPr>
-        <w:instrText xml:space="preserve">なや</w:instrText>
-      </w:r>
-      <w:r>
-        <w:rPr>
-          <w:rFonts w:hint="eastAsia" w:ascii="MS Mincho" w:hAnsi="MS Mincho" w:eastAsia="MS Mincho" w:cs="MS Mincho"/>
-          <w:color w:val="auto"/>
-          <w:kern w:val="0"/>
-          <w:sz w:val="21"/>
-          <w:szCs w:val="21"/>
-          <w:shd w:val="clear" w:color="auto" w:fill="auto"/>
-          <w:lang w:val="en-US" w:eastAsia="zh-CN" w:bidi="ar"/>
-        </w:rPr>
-        <w:instrText xml:space="preserve">),悩)</w:instrText>
+        <w:instrText xml:space="preserve">(なや),悩)</w:instrText>
       </w:r>
       <w:r>
         <w:rPr>
@@ -19037,7 +16770,7 @@
         <w:snapToGrid/>
         <w:spacing w:line="360" w:lineRule="auto"/>
         <w:jc w:val="left"/>
-        <w:textAlignment w:val="auto"/>
+        <w:textAlignment w:val="baseline"/>
         <w:rPr>
           <w:rFonts w:hint="eastAsia" w:ascii="MS Mincho" w:hAnsi="MS Mincho" w:eastAsia="MS Mincho" w:cs="MS Mincho"/>
           <w:color w:val="auto"/>
@@ -19178,31 +16911,7 @@
           <w:shd w:val="clear" w:color="auto" w:fill="auto"/>
           <w:lang w:val="en-US" w:eastAsia="zh-CN" w:bidi="ar"/>
         </w:rPr>
-        <w:instrText xml:space="preserve">(</w:instrText>
-      </w:r>
-      <w:r>
-        <w:rPr>
-          <w:rFonts w:hint="eastAsia" w:ascii="MS Mincho" w:hAnsi="MS Mincho" w:eastAsia="MS Mincho" w:cs="MS Mincho"/>
-          <w:color w:val="auto"/>
-          <w:kern w:val="0"/>
-          <w:sz w:val="21"/>
-          <w:szCs w:val="21"/>
-          <w:shd w:val="clear" w:color="auto" w:fill="auto"/>
-          <w:lang w:val="en-US" w:eastAsia="zh-CN" w:bidi="ar"/>
-        </w:rPr>
-        <w:instrText xml:space="preserve">きみ</w:instrText>
-      </w:r>
-      <w:r>
-        <w:rPr>
-          <w:rFonts w:hint="eastAsia" w:ascii="MS Mincho" w:hAnsi="MS Mincho" w:eastAsia="MS Mincho" w:cs="MS Mincho"/>
-          <w:color w:val="auto"/>
-          <w:kern w:val="0"/>
-          <w:sz w:val="21"/>
-          <w:szCs w:val="21"/>
-          <w:shd w:val="clear" w:color="auto" w:fill="auto"/>
-          <w:lang w:val="en-US" w:eastAsia="zh-CN" w:bidi="ar"/>
-        </w:rPr>
-        <w:instrText xml:space="preserve">),君)</w:instrText>
+        <w:instrText xml:space="preserve">(きみ),君)</w:instrText>
       </w:r>
       <w:r>
         <w:rPr>
@@ -19346,31 +17055,7 @@
           <w:shd w:val="clear" w:color="auto" w:fill="auto"/>
           <w:lang w:val="en-US" w:eastAsia="zh-CN" w:bidi="ar"/>
         </w:rPr>
-        <w:instrText xml:space="preserve">(</w:instrText>
-      </w:r>
-      <w:r>
-        <w:rPr>
-          <w:rFonts w:hint="eastAsia" w:ascii="MS Mincho" w:hAnsi="MS Mincho" w:eastAsia="MS Mincho" w:cs="MS Mincho"/>
-          <w:color w:val="auto"/>
-          <w:kern w:val="0"/>
-          <w:sz w:val="21"/>
-          <w:szCs w:val="21"/>
-          <w:shd w:val="clear" w:color="auto" w:fill="auto"/>
-          <w:lang w:val="en-US" w:eastAsia="zh-CN" w:bidi="ar"/>
-        </w:rPr>
-        <w:instrText xml:space="preserve">いま</w:instrText>
-      </w:r>
-      <w:r>
-        <w:rPr>
-          <w:rFonts w:hint="eastAsia" w:ascii="MS Mincho" w:hAnsi="MS Mincho" w:eastAsia="MS Mincho" w:cs="MS Mincho"/>
-          <w:color w:val="auto"/>
-          <w:kern w:val="0"/>
-          <w:sz w:val="21"/>
-          <w:szCs w:val="21"/>
-          <w:shd w:val="clear" w:color="auto" w:fill="auto"/>
-          <w:lang w:val="en-US" w:eastAsia="zh-CN" w:bidi="ar"/>
-        </w:rPr>
-        <w:instrText xml:space="preserve">),今)</w:instrText>
+        <w:instrText xml:space="preserve">(いま),今)</w:instrText>
       </w:r>
       <w:r>
         <w:rPr>
@@ -19514,31 +17199,7 @@
           <w:shd w:val="clear" w:color="auto" w:fill="auto"/>
           <w:lang w:val="en-US" w:eastAsia="zh-CN" w:bidi="ar"/>
         </w:rPr>
-        <w:instrText xml:space="preserve">(</w:instrText>
-      </w:r>
-      <w:r>
-        <w:rPr>
-          <w:rFonts w:hint="eastAsia" w:ascii="MS Mincho" w:hAnsi="MS Mincho" w:eastAsia="MS Mincho" w:cs="MS Mincho"/>
-          <w:color w:val="auto"/>
-          <w:kern w:val="0"/>
-          <w:sz w:val="21"/>
-          <w:szCs w:val="21"/>
-          <w:shd w:val="clear" w:color="auto" w:fill="auto"/>
-          <w:lang w:val="en-US" w:eastAsia="zh-CN" w:bidi="ar"/>
-        </w:rPr>
-        <w:instrText xml:space="preserve">つた</w:instrText>
-      </w:r>
-      <w:r>
-        <w:rPr>
-          <w:rFonts w:hint="eastAsia" w:ascii="MS Mincho" w:hAnsi="MS Mincho" w:eastAsia="MS Mincho" w:cs="MS Mincho"/>
-          <w:color w:val="auto"/>
-          <w:kern w:val="0"/>
-          <w:sz w:val="21"/>
-          <w:szCs w:val="21"/>
-          <w:shd w:val="clear" w:color="auto" w:fill="auto"/>
-          <w:lang w:val="en-US" w:eastAsia="zh-CN" w:bidi="ar"/>
-        </w:rPr>
-        <w:instrText xml:space="preserve">),伝)</w:instrText>
+        <w:instrText xml:space="preserve">(つた),伝)</w:instrText>
       </w:r>
       <w:r>
         <w:rPr>
@@ -19654,7 +17315,7 @@
         <w:snapToGrid/>
         <w:spacing w:line="360" w:lineRule="auto"/>
         <w:jc w:val="left"/>
-        <w:textAlignment w:val="auto"/>
+        <w:textAlignment w:val="baseline"/>
         <w:rPr>
           <w:rFonts w:hint="eastAsia" w:ascii="MS Mincho" w:hAnsi="MS Mincho" w:eastAsia="MS Mincho" w:cs="MS Mincho"/>
           <w:color w:val="auto"/>
@@ -19795,31 +17456,7 @@
           <w:shd w:val="clear" w:color="auto" w:fill="auto"/>
           <w:lang w:val="en-US" w:eastAsia="zh-CN" w:bidi="ar"/>
         </w:rPr>
-        <w:instrText xml:space="preserve">(</w:instrText>
-      </w:r>
-      <w:r>
-        <w:rPr>
-          <w:rFonts w:hint="eastAsia" w:ascii="MS Mincho" w:hAnsi="MS Mincho" w:eastAsia="MS Mincho" w:cs="MS Mincho"/>
-          <w:color w:val="auto"/>
-          <w:kern w:val="0"/>
-          <w:sz w:val="21"/>
-          <w:szCs w:val="21"/>
-          <w:shd w:val="clear" w:color="auto" w:fill="auto"/>
-          <w:lang w:val="en-US" w:eastAsia="zh-CN" w:bidi="ar"/>
-        </w:rPr>
-        <w:instrText xml:space="preserve">ことば</w:instrText>
-      </w:r>
-      <w:r>
-        <w:rPr>
-          <w:rFonts w:hint="eastAsia" w:ascii="MS Mincho" w:hAnsi="MS Mincho" w:eastAsia="MS Mincho" w:cs="MS Mincho"/>
-          <w:color w:val="auto"/>
-          <w:kern w:val="0"/>
-          <w:sz w:val="21"/>
-          <w:szCs w:val="21"/>
-          <w:shd w:val="clear" w:color="auto" w:fill="auto"/>
-          <w:lang w:val="en-US" w:eastAsia="zh-CN" w:bidi="ar"/>
-        </w:rPr>
-        <w:instrText xml:space="preserve">),言葉)</w:instrText>
+        <w:instrText xml:space="preserve">(ことば),言葉)</w:instrText>
       </w:r>
       <w:r>
         <w:rPr>
@@ -19963,31 +17600,7 @@
           <w:shd w:val="clear" w:color="auto" w:fill="auto"/>
           <w:lang w:val="en-US" w:eastAsia="zh-CN" w:bidi="ar"/>
         </w:rPr>
-        <w:instrText xml:space="preserve">(</w:instrText>
-      </w:r>
-      <w:r>
-        <w:rPr>
-          <w:rFonts w:hint="eastAsia" w:ascii="MS Mincho" w:hAnsi="MS Mincho" w:eastAsia="MS Mincho" w:cs="MS Mincho"/>
-          <w:color w:val="auto"/>
-          <w:kern w:val="0"/>
-          <w:sz w:val="21"/>
-          <w:szCs w:val="21"/>
-          <w:shd w:val="clear" w:color="auto" w:fill="auto"/>
-          <w:lang w:val="en-US" w:eastAsia="zh-CN" w:bidi="ar"/>
-        </w:rPr>
-        <w:instrText xml:space="preserve">ひび</w:instrText>
-      </w:r>
-      <w:r>
-        <w:rPr>
-          <w:rFonts w:hint="eastAsia" w:ascii="MS Mincho" w:hAnsi="MS Mincho" w:eastAsia="MS Mincho" w:cs="MS Mincho"/>
-          <w:color w:val="auto"/>
-          <w:kern w:val="0"/>
-          <w:sz w:val="21"/>
-          <w:szCs w:val="21"/>
-          <w:shd w:val="clear" w:color="auto" w:fill="auto"/>
-          <w:lang w:val="en-US" w:eastAsia="zh-CN" w:bidi="ar"/>
-        </w:rPr>
-        <w:instrText xml:space="preserve">),響)</w:instrText>
+        <w:instrText xml:space="preserve">(ひび),響)</w:instrText>
       </w:r>
       <w:r>
         <w:rPr>
@@ -20131,31 +17744,7 @@
           <w:shd w:val="clear" w:color="auto" w:fill="auto"/>
           <w:lang w:val="en-US" w:eastAsia="zh-CN" w:bidi="ar"/>
         </w:rPr>
-        <w:instrText xml:space="preserve">(</w:instrText>
-      </w:r>
-      <w:r>
-        <w:rPr>
-          <w:rFonts w:hint="eastAsia" w:ascii="MS Mincho" w:hAnsi="MS Mincho" w:eastAsia="MS Mincho" w:cs="MS Mincho"/>
-          <w:color w:val="auto"/>
-          <w:kern w:val="0"/>
-          <w:sz w:val="21"/>
-          <w:szCs w:val="21"/>
-          <w:shd w:val="clear" w:color="auto" w:fill="auto"/>
-          <w:lang w:val="en-US" w:eastAsia="zh-CN" w:bidi="ar"/>
-        </w:rPr>
-        <w:instrText xml:space="preserve">ある</w:instrText>
-      </w:r>
-      <w:r>
-        <w:rPr>
-          <w:rFonts w:hint="eastAsia" w:ascii="MS Mincho" w:hAnsi="MS Mincho" w:eastAsia="MS Mincho" w:cs="MS Mincho"/>
-          <w:color w:val="auto"/>
-          <w:kern w:val="0"/>
-          <w:sz w:val="21"/>
-          <w:szCs w:val="21"/>
-          <w:shd w:val="clear" w:color="auto" w:fill="auto"/>
-          <w:lang w:val="en-US" w:eastAsia="zh-CN" w:bidi="ar"/>
-        </w:rPr>
-        <w:instrText xml:space="preserve">),歩)</w:instrText>
+        <w:instrText xml:space="preserve">(ある),歩)</w:instrText>
       </w:r>
       <w:r>
         <w:rPr>
@@ -20257,7 +17846,7 @@
         <w:snapToGrid/>
         <w:spacing w:line="360" w:lineRule="auto"/>
         <w:jc w:val="left"/>
-        <w:textAlignment w:val="auto"/>
+        <w:textAlignment w:val="baseline"/>
         <w:rPr>
           <w:rFonts w:ascii="Arial" w:hAnsi="Arial" w:eastAsia="宋体" w:cs="Arial"/>
           <w:i w:val="0"/>
@@ -20400,31 +17989,7 @@
           <w:shd w:val="clear" w:color="auto" w:fill="auto"/>
           <w:lang w:val="en-US" w:eastAsia="zh-CN" w:bidi="ar"/>
         </w:rPr>
-        <w:instrText xml:space="preserve">(</w:instrText>
-      </w:r>
-      <w:r>
-        <w:rPr>
-          <w:rFonts w:hint="eastAsia" w:ascii="MS Mincho" w:hAnsi="MS Mincho" w:eastAsia="MS Mincho" w:cs="MS Mincho"/>
-          <w:color w:val="auto"/>
-          <w:kern w:val="0"/>
-          <w:sz w:val="21"/>
-          <w:szCs w:val="21"/>
-          <w:shd w:val="clear" w:color="auto" w:fill="auto"/>
-          <w:lang w:val="en-US" w:eastAsia="zh-CN" w:bidi="ar"/>
-        </w:rPr>
-        <w:instrText xml:space="preserve">なに</w:instrText>
-      </w:r>
-      <w:r>
-        <w:rPr>
-          <w:rFonts w:hint="eastAsia" w:ascii="MS Mincho" w:hAnsi="MS Mincho" w:eastAsia="MS Mincho" w:cs="MS Mincho"/>
-          <w:color w:val="auto"/>
-          <w:kern w:val="0"/>
-          <w:sz w:val="21"/>
-          <w:szCs w:val="21"/>
-          <w:shd w:val="clear" w:color="auto" w:fill="auto"/>
-          <w:lang w:val="en-US" w:eastAsia="zh-CN" w:bidi="ar"/>
-        </w:rPr>
-        <w:instrText xml:space="preserve">),何)</w:instrText>
+        <w:instrText xml:space="preserve">(なに),何)</w:instrText>
       </w:r>
       <w:r>
         <w:rPr>
@@ -20568,31 +18133,7 @@
           <w:shd w:val="clear" w:color="auto" w:fill="auto"/>
           <w:lang w:val="en-US" w:eastAsia="zh-CN" w:bidi="ar"/>
         </w:rPr>
-        <w:instrText xml:space="preserve">(</w:instrText>
-      </w:r>
-      <w:r>
-        <w:rPr>
-          <w:rFonts w:hint="eastAsia" w:ascii="MS Mincho" w:hAnsi="MS Mincho" w:eastAsia="MS Mincho" w:cs="MS Mincho"/>
-          <w:color w:val="auto"/>
-          <w:kern w:val="0"/>
-          <w:sz w:val="21"/>
-          <w:szCs w:val="21"/>
-          <w:shd w:val="clear" w:color="auto" w:fill="auto"/>
-          <w:lang w:val="en-US" w:eastAsia="zh-CN" w:bidi="ar"/>
-        </w:rPr>
-        <w:instrText xml:space="preserve">こわ</w:instrText>
-      </w:r>
-      <w:r>
-        <w:rPr>
-          <w:rFonts w:hint="eastAsia" w:ascii="MS Mincho" w:hAnsi="MS Mincho" w:eastAsia="MS Mincho" w:cs="MS Mincho"/>
-          <w:color w:val="auto"/>
-          <w:kern w:val="0"/>
-          <w:sz w:val="21"/>
-          <w:szCs w:val="21"/>
-          <w:shd w:val="clear" w:color="auto" w:fill="auto"/>
-          <w:lang w:val="en-US" w:eastAsia="zh-CN" w:bidi="ar"/>
-        </w:rPr>
-        <w:instrText xml:space="preserve">),怖)</w:instrText>
+        <w:instrText xml:space="preserve">(こわ),怖)</w:instrText>
       </w:r>
       <w:r>
         <w:rPr>
@@ -20666,7 +18207,7 @@
         <w:snapToGrid/>
         <w:spacing w:line="360" w:lineRule="auto"/>
         <w:jc w:val="left"/>
-        <w:textAlignment w:val="auto"/>
+        <w:textAlignment w:val="baseline"/>
         <w:rPr>
           <w:rFonts w:hint="eastAsia" w:ascii="Arial" w:hAnsi="Arial" w:eastAsia="宋体" w:cs="Arial"/>
           <w:i w:val="0"/>
@@ -20702,7 +18243,7 @@
         <w:snapToGrid/>
         <w:spacing w:line="360" w:lineRule="auto"/>
         <w:jc w:val="left"/>
-        <w:textAlignment w:val="auto"/>
+        <w:textAlignment w:val="baseline"/>
         <w:rPr>
           <w:rFonts w:hint="eastAsia" w:ascii="MS Mincho" w:hAnsi="MS Mincho" w:eastAsia="MS Mincho" w:cs="MS Mincho"/>
           <w:color w:val="auto"/>
@@ -20843,6 +18384,150 @@
           <w:shd w:val="clear" w:color="auto" w:fill="auto"/>
           <w:lang w:val="en-US" w:eastAsia="zh-CN" w:bidi="ar"/>
         </w:rPr>
+        <w:instrText xml:space="preserve">(ぼく),僕)</w:instrText>
+      </w:r>
+      <w:r>
+        <w:rPr>
+          <w:rFonts w:hint="eastAsia" w:ascii="MS Mincho" w:hAnsi="MS Mincho" w:eastAsia="MS Mincho" w:cs="MS Mincho"/>
+          <w:color w:val="auto"/>
+          <w:kern w:val="0"/>
+          <w:sz w:val="21"/>
+          <w:szCs w:val="21"/>
+          <w:shd w:val="clear" w:color="auto" w:fill="auto"/>
+          <w:lang w:val="en-US" w:eastAsia="zh-CN" w:bidi="ar"/>
+        </w:rPr>
+        <w:fldChar w:fldCharType="end"/>
+      </w:r>
+      <w:r>
+        <w:rPr>
+          <w:rFonts w:hint="eastAsia" w:ascii="MS Mincho" w:hAnsi="MS Mincho" w:eastAsia="MS Mincho" w:cs="MS Mincho"/>
+          <w:color w:val="auto"/>
+          <w:kern w:val="0"/>
+          <w:sz w:val="21"/>
+          <w:szCs w:val="21"/>
+          <w:shd w:val="clear" w:color="auto" w:fill="auto"/>
+          <w:lang w:val="en-US" w:eastAsia="zh-CN" w:bidi="ar"/>
+        </w:rPr>
+        <w:t>らの</w:t>
+      </w:r>
+      <w:r>
+        <w:rPr>
+          <w:rFonts w:hint="eastAsia" w:ascii="MS Mincho" w:hAnsi="MS Mincho" w:eastAsia="MS Mincho" w:cs="MS Mincho"/>
+          <w:color w:val="auto"/>
+          <w:kern w:val="0"/>
+          <w:sz w:val="21"/>
+          <w:szCs w:val="21"/>
+          <w:shd w:val="clear" w:color="auto" w:fill="auto"/>
+          <w:lang w:val="en-US" w:eastAsia="zh-CN" w:bidi="ar"/>
+        </w:rPr>
+        <w:fldChar w:fldCharType="begin"/>
+      </w:r>
+      <w:r>
+        <w:rPr>
+          <w:rFonts w:hint="eastAsia" w:ascii="MS Mincho" w:hAnsi="MS Mincho" w:eastAsia="MS Mincho" w:cs="MS Mincho"/>
+          <w:color w:val="auto"/>
+          <w:kern w:val="0"/>
+          <w:sz w:val="21"/>
+          <w:szCs w:val="21"/>
+          <w:shd w:val="clear" w:color="auto" w:fill="auto"/>
+          <w:lang w:val="en-US" w:eastAsia="zh-CN" w:bidi="ar"/>
+        </w:rPr>
+        <w:instrText xml:space="preserve">EQ \* </w:instrText>
+      </w:r>
+      <w:r>
+        <w:rPr>
+          <w:rFonts w:hint="default" w:ascii="MS Mincho" w:hAnsi="MS Mincho" w:eastAsia="MS Mincho" w:cs="MS Mincho"/>
+          <w:color w:val="auto"/>
+          <w:kern w:val="0"/>
+          <w:sz w:val="21"/>
+          <w:szCs w:val="21"/>
+          <w:shd w:val="clear" w:color="auto" w:fill="auto"/>
+          <w:lang w:val="en-US" w:eastAsia="zh-CN" w:bidi="ar"/>
+        </w:rPr>
+        <w:instrText xml:space="preserve">jc2</w:instrText>
+      </w:r>
+      <w:r>
+        <w:rPr>
+          <w:rFonts w:hint="eastAsia" w:ascii="MS Mincho" w:hAnsi="MS Mincho" w:eastAsia="MS Mincho" w:cs="MS Mincho"/>
+          <w:color w:val="auto"/>
+          <w:kern w:val="0"/>
+          <w:sz w:val="21"/>
+          <w:szCs w:val="21"/>
+          <w:shd w:val="clear" w:color="auto" w:fill="auto"/>
+          <w:lang w:val="en-US" w:eastAsia="zh-CN" w:bidi="ar"/>
+        </w:rPr>
+        <w:instrText xml:space="preserve"> \* "Font:</w:instrText>
+      </w:r>
+      <w:r>
+        <w:rPr>
+          <w:rFonts w:hint="default" w:ascii="MS Mincho" w:hAnsi="MS Mincho" w:eastAsia="MS Mincho" w:cs="MS Mincho"/>
+          <w:color w:val="auto"/>
+          <w:kern w:val="0"/>
+          <w:sz w:val="21"/>
+          <w:szCs w:val="21"/>
+          <w:shd w:val="clear" w:color="auto" w:fill="auto"/>
+          <w:lang w:val="en-US" w:eastAsia="zh-CN" w:bidi="ar"/>
+        </w:rPr>
+        <w:instrText xml:space="preserve">MS Mincho</w:instrText>
+      </w:r>
+      <w:r>
+        <w:rPr>
+          <w:rFonts w:hint="eastAsia" w:ascii="MS Mincho" w:hAnsi="MS Mincho" w:eastAsia="MS Mincho" w:cs="MS Mincho"/>
+          <w:color w:val="auto"/>
+          <w:kern w:val="0"/>
+          <w:sz w:val="21"/>
+          <w:szCs w:val="21"/>
+          <w:shd w:val="clear" w:color="auto" w:fill="auto"/>
+          <w:lang w:val="en-US" w:eastAsia="zh-CN" w:bidi="ar"/>
+        </w:rPr>
+        <w:instrText xml:space="preserve">" \* hps</w:instrText>
+      </w:r>
+      <w:r>
+        <w:rPr>
+          <w:rFonts w:hint="default" w:ascii="MS Mincho" w:hAnsi="MS Mincho" w:eastAsia="MS Mincho" w:cs="MS Mincho"/>
+          <w:color w:val="auto"/>
+          <w:kern w:val="0"/>
+          <w:sz w:val="21"/>
+          <w:szCs w:val="21"/>
+          <w:shd w:val="clear" w:color="auto" w:fill="auto"/>
+          <w:lang w:val="en-US" w:eastAsia="zh-CN" w:bidi="ar"/>
+        </w:rPr>
+        <w:instrText xml:space="preserve">16</w:instrText>
+      </w:r>
+      <w:r>
+        <w:rPr>
+          <w:rFonts w:hint="eastAsia" w:ascii="MS Mincho" w:hAnsi="MS Mincho" w:eastAsia="MS Mincho" w:cs="MS Mincho"/>
+          <w:color w:val="auto"/>
+          <w:kern w:val="0"/>
+          <w:sz w:val="21"/>
+          <w:szCs w:val="21"/>
+          <w:shd w:val="clear" w:color="auto" w:fill="auto"/>
+          <w:lang w:val="en-US" w:eastAsia="zh-CN" w:bidi="ar"/>
+        </w:rPr>
+        <w:instrText xml:space="preserve"> \o(\s\up </w:instrText>
+      </w:r>
+      <w:r>
+        <w:rPr>
+          <w:rFonts w:hint="default" w:ascii="MS Mincho" w:hAnsi="MS Mincho" w:eastAsia="MS Mincho" w:cs="MS Mincho"/>
+          <w:color w:val="auto"/>
+          <w:kern w:val="0"/>
+          <w:sz w:val="21"/>
+          <w:szCs w:val="21"/>
+          <w:shd w:val="clear" w:color="auto" w:fill="auto"/>
+          <w:lang w:val="en-US" w:eastAsia="zh-CN" w:bidi="ar"/>
+        </w:rPr>
+        <w:instrText xml:space="preserve">10</w:instrText>
+      </w:r>
+      <w:r>
+        <w:rPr>
+          <w:rFonts w:hint="eastAsia" w:ascii="MS Mincho" w:hAnsi="MS Mincho" w:eastAsia="MS Mincho" w:cs="MS Mincho"/>
+          <w:color w:val="auto"/>
+          <w:kern w:val="0"/>
+          <w:sz w:val="21"/>
+          <w:szCs w:val="21"/>
+          <w:shd w:val="clear" w:color="auto" w:fill="auto"/>
+          <w:lang w:val="en-US" w:eastAsia="zh-CN" w:bidi="ar"/>
+        </w:rPr>
         <w:instrText xml:space="preserve">(</w:instrText>
       </w:r>
       <w:r>
@@ -20853,21 +18538,21 @@
           <w:sz w:val="21"/>
           <w:szCs w:val="21"/>
           <w:shd w:val="clear" w:color="auto" w:fill="auto"/>
-          <w:lang w:val="en-US" w:eastAsia="zh-CN" w:bidi="ar"/>
-        </w:rPr>
-        <w:instrText xml:space="preserve">ぼく</w:instrText>
-      </w:r>
-      <w:r>
-        <w:rPr>
-          <w:rFonts w:hint="eastAsia" w:ascii="MS Mincho" w:hAnsi="MS Mincho" w:eastAsia="MS Mincho" w:cs="MS Mincho"/>
-          <w:color w:val="auto"/>
-          <w:kern w:val="0"/>
-          <w:sz w:val="21"/>
-          <w:szCs w:val="21"/>
-          <w:shd w:val="clear" w:color="auto" w:fill="auto"/>
-          <w:lang w:val="en-US" w:eastAsia="zh-CN" w:bidi="ar"/>
-        </w:rPr>
-        <w:instrText xml:space="preserve">),僕)</w:instrText>
+          <w:lang w:val="en-US" w:eastAsia="ja-JP" w:bidi="ar"/>
+        </w:rPr>
+        <w:instrText xml:space="preserve">せかい</w:instrText>
+      </w:r>
+      <w:r>
+        <w:rPr>
+          <w:rFonts w:hint="eastAsia" w:ascii="MS Mincho" w:hAnsi="MS Mincho" w:eastAsia="MS Mincho" w:cs="MS Mincho"/>
+          <w:color w:val="auto"/>
+          <w:kern w:val="0"/>
+          <w:sz w:val="21"/>
+          <w:szCs w:val="21"/>
+          <w:shd w:val="clear" w:color="auto" w:fill="auto"/>
+          <w:lang w:val="en-US" w:eastAsia="zh-CN" w:bidi="ar"/>
+        </w:rPr>
+        <w:instrText xml:space="preserve">),セカイ)</w:instrText>
       </w:r>
       <w:r>
         <w:rPr>
@@ -20891,7 +18576,7 @@
           <w:shd w:val="clear" w:color="auto" w:fill="auto"/>
           <w:lang w:val="en-US" w:eastAsia="zh-CN" w:bidi="ar"/>
         </w:rPr>
-        <w:t>らの</w:t>
+        <w:t>を</w:t>
       </w:r>
       <w:r>
         <w:rPr>
@@ -21011,199 +18696,7 @@
           <w:shd w:val="clear" w:color="auto" w:fill="auto"/>
           <w:lang w:val="en-US" w:eastAsia="zh-CN" w:bidi="ar"/>
         </w:rPr>
-        <w:instrText xml:space="preserve">(</w:instrText>
-      </w:r>
-      <w:r>
-        <w:rPr>
-          <w:rFonts w:hint="eastAsia" w:ascii="MS Mincho" w:hAnsi="MS Mincho" w:eastAsia="MS Mincho" w:cs="MS Mincho"/>
-          <w:color w:val="auto"/>
-          <w:kern w:val="0"/>
-          <w:sz w:val="21"/>
-          <w:szCs w:val="21"/>
-          <w:shd w:val="clear" w:color="auto" w:fill="auto"/>
-          <w:lang w:val="en-US" w:eastAsia="ja-JP" w:bidi="ar"/>
-        </w:rPr>
-        <w:instrText xml:space="preserve">せかい</w:instrText>
-      </w:r>
-      <w:r>
-        <w:rPr>
-          <w:rFonts w:hint="eastAsia" w:ascii="MS Mincho" w:hAnsi="MS Mincho" w:eastAsia="MS Mincho" w:cs="MS Mincho"/>
-          <w:color w:val="auto"/>
-          <w:kern w:val="0"/>
-          <w:sz w:val="21"/>
-          <w:szCs w:val="21"/>
-          <w:shd w:val="clear" w:color="auto" w:fill="auto"/>
-          <w:lang w:val="en-US" w:eastAsia="zh-CN" w:bidi="ar"/>
-        </w:rPr>
-        <w:instrText xml:space="preserve">),セカイ)</w:instrText>
-      </w:r>
-      <w:r>
-        <w:rPr>
-          <w:rFonts w:hint="eastAsia" w:ascii="MS Mincho" w:hAnsi="MS Mincho" w:eastAsia="MS Mincho" w:cs="MS Mincho"/>
-          <w:color w:val="auto"/>
-          <w:kern w:val="0"/>
-          <w:sz w:val="21"/>
-          <w:szCs w:val="21"/>
-          <w:shd w:val="clear" w:color="auto" w:fill="auto"/>
-          <w:lang w:val="en-US" w:eastAsia="zh-CN" w:bidi="ar"/>
-        </w:rPr>
-        <w:fldChar w:fldCharType="end"/>
-      </w:r>
-      <w:r>
-        <w:rPr>
-          <w:rFonts w:hint="eastAsia" w:ascii="MS Mincho" w:hAnsi="MS Mincho" w:eastAsia="MS Mincho" w:cs="MS Mincho"/>
-          <w:color w:val="auto"/>
-          <w:kern w:val="0"/>
-          <w:sz w:val="21"/>
-          <w:szCs w:val="21"/>
-          <w:shd w:val="clear" w:color="auto" w:fill="auto"/>
-          <w:lang w:val="en-US" w:eastAsia="zh-CN" w:bidi="ar"/>
-        </w:rPr>
-        <w:t>を</w:t>
-      </w:r>
-      <w:r>
-        <w:rPr>
-          <w:rFonts w:hint="eastAsia" w:ascii="MS Mincho" w:hAnsi="MS Mincho" w:eastAsia="MS Mincho" w:cs="MS Mincho"/>
-          <w:color w:val="auto"/>
-          <w:kern w:val="0"/>
-          <w:sz w:val="21"/>
-          <w:szCs w:val="21"/>
-          <w:shd w:val="clear" w:color="auto" w:fill="auto"/>
-          <w:lang w:val="en-US" w:eastAsia="zh-CN" w:bidi="ar"/>
-        </w:rPr>
-        <w:fldChar w:fldCharType="begin"/>
-      </w:r>
-      <w:r>
-        <w:rPr>
-          <w:rFonts w:hint="eastAsia" w:ascii="MS Mincho" w:hAnsi="MS Mincho" w:eastAsia="MS Mincho" w:cs="MS Mincho"/>
-          <w:color w:val="auto"/>
-          <w:kern w:val="0"/>
-          <w:sz w:val="21"/>
-          <w:szCs w:val="21"/>
-          <w:shd w:val="clear" w:color="auto" w:fill="auto"/>
-          <w:lang w:val="en-US" w:eastAsia="zh-CN" w:bidi="ar"/>
-        </w:rPr>
-        <w:instrText xml:space="preserve">EQ \* </w:instrText>
-      </w:r>
-      <w:r>
-        <w:rPr>
-          <w:rFonts w:hint="default" w:ascii="MS Mincho" w:hAnsi="MS Mincho" w:eastAsia="MS Mincho" w:cs="MS Mincho"/>
-          <w:color w:val="auto"/>
-          <w:kern w:val="0"/>
-          <w:sz w:val="21"/>
-          <w:szCs w:val="21"/>
-          <w:shd w:val="clear" w:color="auto" w:fill="auto"/>
-          <w:lang w:val="en-US" w:eastAsia="zh-CN" w:bidi="ar"/>
-        </w:rPr>
-        <w:instrText xml:space="preserve">jc2</w:instrText>
-      </w:r>
-      <w:r>
-        <w:rPr>
-          <w:rFonts w:hint="eastAsia" w:ascii="MS Mincho" w:hAnsi="MS Mincho" w:eastAsia="MS Mincho" w:cs="MS Mincho"/>
-          <w:color w:val="auto"/>
-          <w:kern w:val="0"/>
-          <w:sz w:val="21"/>
-          <w:szCs w:val="21"/>
-          <w:shd w:val="clear" w:color="auto" w:fill="auto"/>
-          <w:lang w:val="en-US" w:eastAsia="zh-CN" w:bidi="ar"/>
-        </w:rPr>
-        <w:instrText xml:space="preserve"> \* "Font:</w:instrText>
-      </w:r>
-      <w:r>
-        <w:rPr>
-          <w:rFonts w:hint="default" w:ascii="MS Mincho" w:hAnsi="MS Mincho" w:eastAsia="MS Mincho" w:cs="MS Mincho"/>
-          <w:color w:val="auto"/>
-          <w:kern w:val="0"/>
-          <w:sz w:val="21"/>
-          <w:szCs w:val="21"/>
-          <w:shd w:val="clear" w:color="auto" w:fill="auto"/>
-          <w:lang w:val="en-US" w:eastAsia="zh-CN" w:bidi="ar"/>
-        </w:rPr>
-        <w:instrText xml:space="preserve">MS Mincho</w:instrText>
-      </w:r>
-      <w:r>
-        <w:rPr>
-          <w:rFonts w:hint="eastAsia" w:ascii="MS Mincho" w:hAnsi="MS Mincho" w:eastAsia="MS Mincho" w:cs="MS Mincho"/>
-          <w:color w:val="auto"/>
-          <w:kern w:val="0"/>
-          <w:sz w:val="21"/>
-          <w:szCs w:val="21"/>
-          <w:shd w:val="clear" w:color="auto" w:fill="auto"/>
-          <w:lang w:val="en-US" w:eastAsia="zh-CN" w:bidi="ar"/>
-        </w:rPr>
-        <w:instrText xml:space="preserve">" \* hps</w:instrText>
-      </w:r>
-      <w:r>
-        <w:rPr>
-          <w:rFonts w:hint="default" w:ascii="MS Mincho" w:hAnsi="MS Mincho" w:eastAsia="MS Mincho" w:cs="MS Mincho"/>
-          <w:color w:val="auto"/>
-          <w:kern w:val="0"/>
-          <w:sz w:val="21"/>
-          <w:szCs w:val="21"/>
-          <w:shd w:val="clear" w:color="auto" w:fill="auto"/>
-          <w:lang w:val="en-US" w:eastAsia="zh-CN" w:bidi="ar"/>
-        </w:rPr>
-        <w:instrText xml:space="preserve">16</w:instrText>
-      </w:r>
-      <w:r>
-        <w:rPr>
-          <w:rFonts w:hint="eastAsia" w:ascii="MS Mincho" w:hAnsi="MS Mincho" w:eastAsia="MS Mincho" w:cs="MS Mincho"/>
-          <w:color w:val="auto"/>
-          <w:kern w:val="0"/>
-          <w:sz w:val="21"/>
-          <w:szCs w:val="21"/>
-          <w:shd w:val="clear" w:color="auto" w:fill="auto"/>
-          <w:lang w:val="en-US" w:eastAsia="zh-CN" w:bidi="ar"/>
-        </w:rPr>
-        <w:instrText xml:space="preserve"> \o(\s\up </w:instrText>
-      </w:r>
-      <w:r>
-        <w:rPr>
-          <w:rFonts w:hint="default" w:ascii="MS Mincho" w:hAnsi="MS Mincho" w:eastAsia="MS Mincho" w:cs="MS Mincho"/>
-          <w:color w:val="auto"/>
-          <w:kern w:val="0"/>
-          <w:sz w:val="21"/>
-          <w:szCs w:val="21"/>
-          <w:shd w:val="clear" w:color="auto" w:fill="auto"/>
-          <w:lang w:val="en-US" w:eastAsia="zh-CN" w:bidi="ar"/>
-        </w:rPr>
-        <w:instrText xml:space="preserve">10</w:instrText>
-      </w:r>
-      <w:r>
-        <w:rPr>
-          <w:rFonts w:hint="eastAsia" w:ascii="MS Mincho" w:hAnsi="MS Mincho" w:eastAsia="MS Mincho" w:cs="MS Mincho"/>
-          <w:color w:val="auto"/>
-          <w:kern w:val="0"/>
-          <w:sz w:val="21"/>
-          <w:szCs w:val="21"/>
-          <w:shd w:val="clear" w:color="auto" w:fill="auto"/>
-          <w:lang w:val="en-US" w:eastAsia="zh-CN" w:bidi="ar"/>
-        </w:rPr>
-        <w:instrText xml:space="preserve">(</w:instrText>
-      </w:r>
-      <w:r>
-        <w:rPr>
-          <w:rFonts w:hint="eastAsia" w:ascii="MS Mincho" w:hAnsi="MS Mincho" w:eastAsia="MS Mincho" w:cs="MS Mincho"/>
-          <w:color w:val="auto"/>
-          <w:kern w:val="0"/>
-          <w:sz w:val="21"/>
-          <w:szCs w:val="21"/>
-          <w:shd w:val="clear" w:color="auto" w:fill="auto"/>
-          <w:lang w:val="en-US" w:eastAsia="zh-CN" w:bidi="ar"/>
-        </w:rPr>
-        <w:instrText xml:space="preserve">うた</w:instrText>
-      </w:r>
-      <w:r>
-        <w:rPr>
-          <w:rFonts w:hint="eastAsia" w:ascii="MS Mincho" w:hAnsi="MS Mincho" w:eastAsia="MS Mincho" w:cs="MS Mincho"/>
-          <w:color w:val="auto"/>
-          <w:kern w:val="0"/>
-          <w:sz w:val="21"/>
-          <w:szCs w:val="21"/>
-          <w:shd w:val="clear" w:color="auto" w:fill="auto"/>
-          <w:lang w:val="en-US" w:eastAsia="zh-CN" w:bidi="ar"/>
-        </w:rPr>
-        <w:instrText xml:space="preserve">),歌)</w:instrText>
+        <w:instrText xml:space="preserve">(うた),歌)</w:instrText>
       </w:r>
       <w:r>
         <w:rPr>
@@ -21305,7 +18798,7 @@
         <w:snapToGrid/>
         <w:spacing w:line="360" w:lineRule="auto"/>
         <w:jc w:val="left"/>
-        <w:textAlignment w:val="auto"/>
+        <w:textAlignment w:val="baseline"/>
         <w:rPr>
           <w:rFonts w:hint="eastAsia" w:ascii="MS Mincho" w:hAnsi="MS Mincho" w:eastAsia="MS Mincho" w:cs="MS Mincho"/>
           <w:color w:val="auto"/>
@@ -21434,31 +18927,7 @@
           <w:shd w:val="clear" w:color="auto" w:fill="auto"/>
           <w:lang w:val="en-US" w:eastAsia="zh-CN" w:bidi="ar"/>
         </w:rPr>
-        <w:instrText xml:space="preserve">(</w:instrText>
-      </w:r>
-      <w:r>
-        <w:rPr>
-          <w:rFonts w:hint="eastAsia" w:ascii="MS Mincho" w:hAnsi="MS Mincho" w:eastAsia="MS Mincho" w:cs="MS Mincho"/>
-          <w:color w:val="auto"/>
-          <w:kern w:val="0"/>
-          <w:sz w:val="21"/>
-          <w:szCs w:val="21"/>
-          <w:shd w:val="clear" w:color="auto" w:fill="auto"/>
-          <w:lang w:val="en-US" w:eastAsia="zh-CN" w:bidi="ar"/>
-        </w:rPr>
-        <w:instrText xml:space="preserve">いち</w:instrText>
-      </w:r>
-      <w:r>
-        <w:rPr>
-          <w:rFonts w:hint="eastAsia" w:ascii="MS Mincho" w:hAnsi="MS Mincho" w:eastAsia="MS Mincho" w:cs="MS Mincho"/>
-          <w:color w:val="auto"/>
-          <w:kern w:val="0"/>
-          <w:sz w:val="21"/>
-          <w:szCs w:val="21"/>
-          <w:shd w:val="clear" w:color="auto" w:fill="auto"/>
-          <w:lang w:val="en-US" w:eastAsia="zh-CN" w:bidi="ar"/>
-        </w:rPr>
-        <w:instrText xml:space="preserve">),一)</w:instrText>
+        <w:instrText xml:space="preserve">(いち),一)</w:instrText>
       </w:r>
       <w:r>
         <w:rPr>
@@ -21590,31 +19059,7 @@
           <w:shd w:val="clear" w:color="auto" w:fill="auto"/>
           <w:lang w:val="en-US" w:eastAsia="zh-CN" w:bidi="ar"/>
         </w:rPr>
-        <w:instrText xml:space="preserve">(</w:instrText>
-      </w:r>
-      <w:r>
-        <w:rPr>
-          <w:rFonts w:hint="eastAsia" w:ascii="MS Mincho" w:hAnsi="MS Mincho" w:eastAsia="MS Mincho" w:cs="MS Mincho"/>
-          <w:color w:val="auto"/>
-          <w:kern w:val="0"/>
-          <w:sz w:val="21"/>
-          <w:szCs w:val="21"/>
-          <w:shd w:val="clear" w:color="auto" w:fill="auto"/>
-          <w:lang w:val="en-US" w:eastAsia="zh-CN" w:bidi="ar"/>
-        </w:rPr>
-        <w:instrText xml:space="preserve">ど</w:instrText>
-      </w:r>
-      <w:r>
-        <w:rPr>
-          <w:rFonts w:hint="eastAsia" w:ascii="MS Mincho" w:hAnsi="MS Mincho" w:eastAsia="MS Mincho" w:cs="MS Mincho"/>
-          <w:color w:val="auto"/>
-          <w:kern w:val="0"/>
-          <w:sz w:val="21"/>
-          <w:szCs w:val="21"/>
-          <w:shd w:val="clear" w:color="auto" w:fill="auto"/>
-          <w:lang w:val="en-US" w:eastAsia="zh-CN" w:bidi="ar"/>
-        </w:rPr>
-        <w:instrText xml:space="preserve">),度)</w:instrText>
+        <w:instrText xml:space="preserve">(ど),度)</w:instrText>
       </w:r>
       <w:r>
         <w:rPr>
@@ -21758,31 +19203,7 @@
           <w:shd w:val="clear" w:color="auto" w:fill="auto"/>
           <w:lang w:val="en-US" w:eastAsia="zh-CN" w:bidi="ar"/>
         </w:rPr>
-        <w:instrText xml:space="preserve">(</w:instrText>
-      </w:r>
-      <w:r>
-        <w:rPr>
-          <w:rFonts w:hint="eastAsia" w:ascii="MS Mincho" w:hAnsi="MS Mincho" w:eastAsia="MS Mincho" w:cs="MS Mincho"/>
-          <w:color w:val="auto"/>
-          <w:kern w:val="0"/>
-          <w:sz w:val="21"/>
-          <w:szCs w:val="21"/>
-          <w:shd w:val="clear" w:color="auto" w:fill="auto"/>
-          <w:lang w:val="en-US" w:eastAsia="zh-CN" w:bidi="ar"/>
-        </w:rPr>
-        <w:instrText xml:space="preserve">こうかい</w:instrText>
-      </w:r>
-      <w:r>
-        <w:rPr>
-          <w:rFonts w:hint="eastAsia" w:ascii="MS Mincho" w:hAnsi="MS Mincho" w:eastAsia="MS Mincho" w:cs="MS Mincho"/>
-          <w:color w:val="auto"/>
-          <w:kern w:val="0"/>
-          <w:sz w:val="21"/>
-          <w:szCs w:val="21"/>
-          <w:shd w:val="clear" w:color="auto" w:fill="auto"/>
-          <w:lang w:val="en-US" w:eastAsia="zh-CN" w:bidi="ar"/>
-        </w:rPr>
-        <w:instrText xml:space="preserve">),後悔)</w:instrText>
+        <w:instrText xml:space="preserve">(こうかい),後悔)</w:instrText>
       </w:r>
       <w:r>
         <w:rPr>
@@ -21856,7 +19277,7 @@
         <w:snapToGrid/>
         <w:spacing w:line="360" w:lineRule="auto"/>
         <w:jc w:val="left"/>
-        <w:textAlignment w:val="auto"/>
+        <w:textAlignment w:val="baseline"/>
         <w:rPr>
           <w:rFonts w:hint="eastAsia" w:ascii="MS Mincho" w:hAnsi="MS Mincho" w:eastAsia="MS Mincho" w:cs="MS Mincho"/>
           <w:color w:val="auto"/>
@@ -21997,31 +19418,7 @@
           <w:shd w:val="clear" w:color="auto" w:fill="auto"/>
           <w:lang w:val="en-US" w:eastAsia="zh-CN" w:bidi="ar"/>
         </w:rPr>
-        <w:instrText xml:space="preserve">(</w:instrText>
-      </w:r>
-      <w:r>
-        <w:rPr>
-          <w:rFonts w:hint="eastAsia" w:ascii="MS Mincho" w:hAnsi="MS Mincho" w:eastAsia="MS Mincho" w:cs="MS Mincho"/>
-          <w:color w:val="auto"/>
-          <w:kern w:val="0"/>
-          <w:sz w:val="21"/>
-          <w:szCs w:val="21"/>
-          <w:shd w:val="clear" w:color="auto" w:fill="auto"/>
-          <w:lang w:val="en-US" w:eastAsia="zh-CN" w:bidi="ar"/>
-        </w:rPr>
-        <w:instrText xml:space="preserve">に</w:instrText>
-      </w:r>
-      <w:r>
-        <w:rPr>
-          <w:rFonts w:hint="eastAsia" w:ascii="MS Mincho" w:hAnsi="MS Mincho" w:eastAsia="MS Mincho" w:cs="MS Mincho"/>
-          <w:color w:val="auto"/>
-          <w:kern w:val="0"/>
-          <w:sz w:val="21"/>
-          <w:szCs w:val="21"/>
-          <w:shd w:val="clear" w:color="auto" w:fill="auto"/>
-          <w:lang w:val="en-US" w:eastAsia="zh-CN" w:bidi="ar"/>
-        </w:rPr>
-        <w:instrText xml:space="preserve">),二)</w:instrText>
+        <w:instrText xml:space="preserve">(に),二)</w:instrText>
       </w:r>
       <w:r>
         <w:rPr>
@@ -22153,31 +19550,7 @@
           <w:shd w:val="clear" w:color="auto" w:fill="auto"/>
           <w:lang w:val="en-US" w:eastAsia="zh-CN" w:bidi="ar"/>
         </w:rPr>
-        <w:instrText xml:space="preserve">(</w:instrText>
-      </w:r>
-      <w:r>
-        <w:rPr>
-          <w:rFonts w:hint="eastAsia" w:ascii="MS Mincho" w:hAnsi="MS Mincho" w:eastAsia="MS Mincho" w:cs="MS Mincho"/>
-          <w:color w:val="auto"/>
-          <w:kern w:val="0"/>
-          <w:sz w:val="21"/>
-          <w:szCs w:val="21"/>
-          <w:shd w:val="clear" w:color="auto" w:fill="auto"/>
-          <w:lang w:val="en-US" w:eastAsia="zh-CN" w:bidi="ar"/>
-        </w:rPr>
-        <w:instrText xml:space="preserve">ど</w:instrText>
-      </w:r>
-      <w:r>
-        <w:rPr>
-          <w:rFonts w:hint="eastAsia" w:ascii="MS Mincho" w:hAnsi="MS Mincho" w:eastAsia="MS Mincho" w:cs="MS Mincho"/>
-          <w:color w:val="auto"/>
-          <w:kern w:val="0"/>
-          <w:sz w:val="21"/>
-          <w:szCs w:val="21"/>
-          <w:shd w:val="clear" w:color="auto" w:fill="auto"/>
-          <w:lang w:val="en-US" w:eastAsia="zh-CN" w:bidi="ar"/>
-        </w:rPr>
-        <w:instrText xml:space="preserve">),度)</w:instrText>
+        <w:instrText xml:space="preserve">(ど),度)</w:instrText>
       </w:r>
       <w:r>
         <w:rPr>
@@ -22321,31 +19694,7 @@
           <w:shd w:val="clear" w:color="auto" w:fill="auto"/>
           <w:lang w:val="en-US" w:eastAsia="zh-CN" w:bidi="ar"/>
         </w:rPr>
-        <w:instrText xml:space="preserve">(</w:instrText>
-      </w:r>
-      <w:r>
-        <w:rPr>
-          <w:rFonts w:hint="eastAsia" w:ascii="MS Mincho" w:hAnsi="MS Mincho" w:eastAsia="MS Mincho" w:cs="MS Mincho"/>
-          <w:color w:val="auto"/>
-          <w:kern w:val="0"/>
-          <w:sz w:val="21"/>
-          <w:szCs w:val="21"/>
-          <w:shd w:val="clear" w:color="auto" w:fill="auto"/>
-          <w:lang w:val="en-US" w:eastAsia="zh-CN" w:bidi="ar"/>
-        </w:rPr>
-        <w:instrText xml:space="preserve">きも</w:instrText>
-      </w:r>
-      <w:r>
-        <w:rPr>
-          <w:rFonts w:hint="eastAsia" w:ascii="MS Mincho" w:hAnsi="MS Mincho" w:eastAsia="MS Mincho" w:cs="MS Mincho"/>
-          <w:color w:val="auto"/>
-          <w:kern w:val="0"/>
-          <w:sz w:val="21"/>
-          <w:szCs w:val="21"/>
-          <w:shd w:val="clear" w:color="auto" w:fill="auto"/>
-          <w:lang w:val="en-US" w:eastAsia="zh-CN" w:bidi="ar"/>
-        </w:rPr>
-        <w:instrText xml:space="preserve">),気持)</w:instrText>
+        <w:instrText xml:space="preserve">(きも),気持)</w:instrText>
       </w:r>
       <w:r>
         <w:rPr>
@@ -22489,31 +19838,7 @@
           <w:shd w:val="clear" w:color="auto" w:fill="auto"/>
           <w:lang w:val="en-US" w:eastAsia="zh-CN" w:bidi="ar"/>
         </w:rPr>
-        <w:instrText xml:space="preserve">(</w:instrText>
-      </w:r>
-      <w:r>
-        <w:rPr>
-          <w:rFonts w:hint="eastAsia" w:ascii="MS Mincho" w:hAnsi="MS Mincho" w:eastAsia="MS Mincho" w:cs="MS Mincho"/>
-          <w:color w:val="auto"/>
-          <w:kern w:val="0"/>
-          <w:sz w:val="21"/>
-          <w:szCs w:val="21"/>
-          <w:shd w:val="clear" w:color="auto" w:fill="auto"/>
-          <w:lang w:val="en-US" w:eastAsia="zh-CN" w:bidi="ar"/>
-        </w:rPr>
-        <w:instrText xml:space="preserve">であ</w:instrText>
-      </w:r>
-      <w:r>
-        <w:rPr>
-          <w:rFonts w:hint="eastAsia" w:ascii="MS Mincho" w:hAnsi="MS Mincho" w:eastAsia="MS Mincho" w:cs="MS Mincho"/>
-          <w:color w:val="auto"/>
-          <w:kern w:val="0"/>
-          <w:sz w:val="21"/>
-          <w:szCs w:val="21"/>
-          <w:shd w:val="clear" w:color="auto" w:fill="auto"/>
-          <w:lang w:val="en-US" w:eastAsia="zh-CN" w:bidi="ar"/>
-        </w:rPr>
-        <w:instrText xml:space="preserve">),出逢)</w:instrText>
+        <w:instrText xml:space="preserve">(であ),出逢)</w:instrText>
       </w:r>
       <w:r>
         <w:rPr>
@@ -22615,7 +19940,7 @@
         <w:snapToGrid/>
         <w:spacing w:line="360" w:lineRule="auto"/>
         <w:jc w:val="left"/>
-        <w:textAlignment w:val="auto"/>
+        <w:textAlignment w:val="baseline"/>
         <w:rPr>
           <w:rFonts w:hint="eastAsia" w:ascii="MS Mincho" w:hAnsi="MS Mincho" w:eastAsia="MS Mincho" w:cs="MS Mincho"/>
           <w:color w:val="auto"/>
@@ -22756,31 +20081,7 @@
           <w:shd w:val="clear" w:color="auto" w:fill="auto"/>
           <w:lang w:val="en-US" w:eastAsia="zh-CN" w:bidi="ar"/>
         </w:rPr>
-        <w:instrText xml:space="preserve">(</w:instrText>
-      </w:r>
-      <w:r>
-        <w:rPr>
-          <w:rFonts w:hint="eastAsia" w:ascii="MS Mincho" w:hAnsi="MS Mincho" w:eastAsia="MS Mincho" w:cs="MS Mincho"/>
-          <w:color w:val="auto"/>
-          <w:kern w:val="0"/>
-          <w:sz w:val="21"/>
-          <w:szCs w:val="21"/>
-          <w:shd w:val="clear" w:color="auto" w:fill="auto"/>
-          <w:lang w:val="en-US" w:eastAsia="zh-CN" w:bidi="ar"/>
-        </w:rPr>
-        <w:instrText xml:space="preserve">か</w:instrText>
-      </w:r>
-      <w:r>
-        <w:rPr>
-          <w:rFonts w:hint="eastAsia" w:ascii="MS Mincho" w:hAnsi="MS Mincho" w:eastAsia="MS Mincho" w:cs="MS Mincho"/>
-          <w:color w:val="auto"/>
-          <w:kern w:val="0"/>
-          <w:sz w:val="21"/>
-          <w:szCs w:val="21"/>
-          <w:shd w:val="clear" w:color="auto" w:fill="auto"/>
-          <w:lang w:val="en-US" w:eastAsia="zh-CN" w:bidi="ar"/>
-        </w:rPr>
-        <w:instrText xml:space="preserve">),代)</w:instrText>
+        <w:instrText xml:space="preserve">(か),代)</w:instrText>
       </w:r>
       <w:r>
         <w:rPr>
@@ -22924,31 +20225,7 @@
           <w:shd w:val="clear" w:color="auto" w:fill="auto"/>
           <w:lang w:val="en-US" w:eastAsia="zh-CN" w:bidi="ar"/>
         </w:rPr>
-        <w:instrText xml:space="preserve">(</w:instrText>
-      </w:r>
-      <w:r>
-        <w:rPr>
-          <w:rFonts w:hint="eastAsia" w:ascii="MS Mincho" w:hAnsi="MS Mincho" w:eastAsia="MS Mincho" w:cs="MS Mincho"/>
-          <w:color w:val="auto"/>
-          <w:kern w:val="0"/>
-          <w:sz w:val="21"/>
-          <w:szCs w:val="21"/>
-          <w:shd w:val="clear" w:color="auto" w:fill="auto"/>
-          <w:lang w:val="en-US" w:eastAsia="zh-CN" w:bidi="ar"/>
-        </w:rPr>
-        <w:instrText xml:space="preserve">こた</w:instrText>
-      </w:r>
-      <w:r>
-        <w:rPr>
-          <w:rFonts w:hint="eastAsia" w:ascii="MS Mincho" w:hAnsi="MS Mincho" w:eastAsia="MS Mincho" w:cs="MS Mincho"/>
-          <w:color w:val="auto"/>
-          <w:kern w:val="0"/>
-          <w:sz w:val="21"/>
-          <w:szCs w:val="21"/>
-          <w:shd w:val="clear" w:color="auto" w:fill="auto"/>
-          <w:lang w:val="en-US" w:eastAsia="zh-CN" w:bidi="ar"/>
-        </w:rPr>
-        <w:instrText xml:space="preserve">),答)</w:instrText>
+        <w:instrText xml:space="preserve">(こた),答)</w:instrText>
       </w:r>
       <w:r>
         <w:rPr>
@@ -23050,7 +20327,7 @@
         <w:snapToGrid/>
         <w:spacing w:line="360" w:lineRule="auto"/>
         <w:jc w:val="left"/>
-        <w:textAlignment w:val="auto"/>
+        <w:textAlignment w:val="baseline"/>
         <w:rPr>
           <w:rFonts w:hint="eastAsia" w:ascii="MS Mincho" w:hAnsi="MS Mincho" w:eastAsia="MS Mincho" w:cs="MS Mincho"/>
           <w:color w:val="auto"/>
@@ -23191,31 +20468,7 @@
           <w:shd w:val="clear" w:color="auto" w:fill="auto"/>
           <w:lang w:val="en-US" w:eastAsia="zh-CN" w:bidi="ar"/>
         </w:rPr>
-        <w:instrText xml:space="preserve">(</w:instrText>
-      </w:r>
-      <w:r>
-        <w:rPr>
-          <w:rFonts w:hint="eastAsia" w:ascii="MS Mincho" w:hAnsi="MS Mincho" w:eastAsia="MS Mincho" w:cs="MS Mincho"/>
-          <w:color w:val="auto"/>
-          <w:kern w:val="0"/>
-          <w:sz w:val="21"/>
-          <w:szCs w:val="21"/>
-          <w:shd w:val="clear" w:color="auto" w:fill="auto"/>
-          <w:lang w:val="en-US" w:eastAsia="zh-CN" w:bidi="ar"/>
-        </w:rPr>
-        <w:instrText xml:space="preserve">いま</w:instrText>
-      </w:r>
-      <w:r>
-        <w:rPr>
-          <w:rFonts w:hint="eastAsia" w:ascii="MS Mincho" w:hAnsi="MS Mincho" w:eastAsia="MS Mincho" w:cs="MS Mincho"/>
-          <w:color w:val="auto"/>
-          <w:kern w:val="0"/>
-          <w:sz w:val="21"/>
-          <w:szCs w:val="21"/>
-          <w:shd w:val="clear" w:color="auto" w:fill="auto"/>
-          <w:lang w:val="en-US" w:eastAsia="zh-CN" w:bidi="ar"/>
-        </w:rPr>
-        <w:instrText xml:space="preserve">),今)</w:instrText>
+        <w:instrText xml:space="preserve">(いま),今)</w:instrText>
       </w:r>
       <w:r>
         <w:rPr>
@@ -23359,31 +20612,7 @@
           <w:shd w:val="clear" w:color="auto" w:fill="auto"/>
           <w:lang w:val="en-US" w:eastAsia="zh-CN" w:bidi="ar"/>
         </w:rPr>
-        <w:instrText xml:space="preserve">(</w:instrText>
-      </w:r>
-      <w:r>
-        <w:rPr>
-          <w:rFonts w:hint="eastAsia" w:ascii="MS Mincho" w:hAnsi="MS Mincho" w:eastAsia="MS Mincho" w:cs="MS Mincho"/>
-          <w:color w:val="auto"/>
-          <w:kern w:val="0"/>
-          <w:sz w:val="21"/>
-          <w:szCs w:val="21"/>
-          <w:shd w:val="clear" w:color="auto" w:fill="auto"/>
-          <w:lang w:val="en-US" w:eastAsia="zh-CN" w:bidi="ar"/>
-        </w:rPr>
-        <w:instrText xml:space="preserve">み</w:instrText>
-      </w:r>
-      <w:r>
-        <w:rPr>
-          <w:rFonts w:hint="eastAsia" w:ascii="MS Mincho" w:hAnsi="MS Mincho" w:eastAsia="MS Mincho" w:cs="MS Mincho"/>
-          <w:color w:val="auto"/>
-          <w:kern w:val="0"/>
-          <w:sz w:val="21"/>
-          <w:szCs w:val="21"/>
-          <w:shd w:val="clear" w:color="auto" w:fill="auto"/>
-          <w:lang w:val="en-US" w:eastAsia="zh-CN" w:bidi="ar"/>
-        </w:rPr>
-        <w:instrText xml:space="preserve">),見)</w:instrText>
+        <w:instrText xml:space="preserve">(み),見)</w:instrText>
       </w:r>
       <w:r>
         <w:rPr>
@@ -23457,7 +20686,7 @@
         <w:snapToGrid/>
         <w:spacing w:line="360" w:lineRule="auto"/>
         <w:jc w:val="left"/>
-        <w:textAlignment w:val="auto"/>
+        <w:textAlignment w:val="baseline"/>
         <w:rPr>
           <w:rFonts w:hint="eastAsia" w:ascii="MS Mincho" w:hAnsi="MS Mincho" w:eastAsia="MS Mincho" w:cs="MS Mincho"/>
           <w:color w:val="auto"/>
@@ -23598,31 +20827,7 @@
           <w:shd w:val="clear" w:color="auto" w:fill="auto"/>
           <w:lang w:val="en-US" w:eastAsia="zh-CN" w:bidi="ar"/>
         </w:rPr>
-        <w:instrText xml:space="preserve">(</w:instrText>
-      </w:r>
-      <w:r>
-        <w:rPr>
-          <w:rFonts w:hint="eastAsia" w:ascii="MS Mincho" w:hAnsi="MS Mincho" w:eastAsia="MS Mincho" w:cs="MS Mincho"/>
-          <w:color w:val="auto"/>
-          <w:kern w:val="0"/>
-          <w:sz w:val="21"/>
-          <w:szCs w:val="21"/>
-          <w:shd w:val="clear" w:color="auto" w:fill="auto"/>
-          <w:lang w:val="en-US" w:eastAsia="zh-CN" w:bidi="ar"/>
-        </w:rPr>
-        <w:instrText xml:space="preserve">えがお</w:instrText>
-      </w:r>
-      <w:r>
-        <w:rPr>
-          <w:rFonts w:hint="eastAsia" w:ascii="MS Mincho" w:hAnsi="MS Mincho" w:eastAsia="MS Mincho" w:cs="MS Mincho"/>
-          <w:color w:val="auto"/>
-          <w:kern w:val="0"/>
-          <w:sz w:val="21"/>
-          <w:szCs w:val="21"/>
-          <w:shd w:val="clear" w:color="auto" w:fill="auto"/>
-          <w:lang w:val="en-US" w:eastAsia="zh-CN" w:bidi="ar"/>
-        </w:rPr>
-        <w:instrText xml:space="preserve">),笑顔)</w:instrText>
+        <w:instrText xml:space="preserve">(えがお),笑顔)</w:instrText>
       </w:r>
       <w:r>
         <w:rPr>
@@ -23766,31 +20971,7 @@
           <w:shd w:val="clear" w:color="auto" w:fill="auto"/>
           <w:lang w:val="en-US" w:eastAsia="zh-CN" w:bidi="ar"/>
         </w:rPr>
-        <w:instrText xml:space="preserve">(</w:instrText>
-      </w:r>
-      <w:r>
-        <w:rPr>
-          <w:rFonts w:hint="eastAsia" w:ascii="MS Mincho" w:hAnsi="MS Mincho" w:eastAsia="MS Mincho" w:cs="MS Mincho"/>
-          <w:color w:val="auto"/>
-          <w:kern w:val="0"/>
-          <w:sz w:val="21"/>
-          <w:szCs w:val="21"/>
-          <w:shd w:val="clear" w:color="auto" w:fill="auto"/>
-          <w:lang w:val="en-US" w:eastAsia="zh-CN" w:bidi="ar"/>
-        </w:rPr>
-        <w:instrText xml:space="preserve">つよ</w:instrText>
-      </w:r>
-      <w:r>
-        <w:rPr>
-          <w:rFonts w:hint="eastAsia" w:ascii="MS Mincho" w:hAnsi="MS Mincho" w:eastAsia="MS Mincho" w:cs="MS Mincho"/>
-          <w:color w:val="auto"/>
-          <w:kern w:val="0"/>
-          <w:sz w:val="21"/>
-          <w:szCs w:val="21"/>
-          <w:shd w:val="clear" w:color="auto" w:fill="auto"/>
-          <w:lang w:val="en-US" w:eastAsia="zh-CN" w:bidi="ar"/>
-        </w:rPr>
-        <w:instrText xml:space="preserve">),強)</w:instrText>
+        <w:instrText xml:space="preserve">(つよ),強)</w:instrText>
       </w:r>
       <w:r>
         <w:rPr>
@@ -23934,31 +21115,7 @@
           <w:shd w:val="clear" w:color="auto" w:fill="auto"/>
           <w:lang w:val="en-US" w:eastAsia="zh-CN" w:bidi="ar"/>
         </w:rPr>
-        <w:instrText xml:space="preserve">(</w:instrText>
-      </w:r>
-      <w:r>
-        <w:rPr>
-          <w:rFonts w:hint="eastAsia" w:ascii="MS Mincho" w:hAnsi="MS Mincho" w:eastAsia="MS Mincho" w:cs="MS Mincho"/>
-          <w:color w:val="auto"/>
-          <w:kern w:val="0"/>
-          <w:sz w:val="21"/>
-          <w:szCs w:val="21"/>
-          <w:shd w:val="clear" w:color="auto" w:fill="auto"/>
-          <w:lang w:val="en-US" w:eastAsia="zh-CN" w:bidi="ar"/>
-        </w:rPr>
-        <w:instrText xml:space="preserve">やさ</w:instrText>
-      </w:r>
-      <w:r>
-        <w:rPr>
-          <w:rFonts w:hint="eastAsia" w:ascii="MS Mincho" w:hAnsi="MS Mincho" w:eastAsia="MS Mincho" w:cs="MS Mincho"/>
-          <w:color w:val="auto"/>
-          <w:kern w:val="0"/>
-          <w:sz w:val="21"/>
-          <w:szCs w:val="21"/>
-          <w:shd w:val="clear" w:color="auto" w:fill="auto"/>
-          <w:lang w:val="en-US" w:eastAsia="zh-CN" w:bidi="ar"/>
-        </w:rPr>
-        <w:instrText xml:space="preserve">),優)</w:instrText>
+        <w:instrText xml:space="preserve">(やさ),優)</w:instrText>
       </w:r>
       <w:r>
         <w:rPr>
@@ -24102,31 +21259,7 @@
           <w:shd w:val="clear" w:color="auto" w:fill="auto"/>
           <w:lang w:val="en-US" w:eastAsia="zh-CN" w:bidi="ar"/>
         </w:rPr>
-        <w:instrText xml:space="preserve">(</w:instrText>
-      </w:r>
-      <w:r>
-        <w:rPr>
-          <w:rFonts w:hint="eastAsia" w:ascii="MS Mincho" w:hAnsi="MS Mincho" w:eastAsia="MS Mincho" w:cs="MS Mincho"/>
-          <w:color w:val="auto"/>
-          <w:kern w:val="0"/>
-          <w:sz w:val="21"/>
-          <w:szCs w:val="21"/>
-          <w:shd w:val="clear" w:color="auto" w:fill="auto"/>
-          <w:lang w:val="en-US" w:eastAsia="zh-CN" w:bidi="ar"/>
-        </w:rPr>
-        <w:instrText xml:space="preserve">うたごえ</w:instrText>
-      </w:r>
-      <w:r>
-        <w:rPr>
-          <w:rFonts w:hint="eastAsia" w:ascii="MS Mincho" w:hAnsi="MS Mincho" w:eastAsia="MS Mincho" w:cs="MS Mincho"/>
-          <w:color w:val="auto"/>
-          <w:kern w:val="0"/>
-          <w:sz w:val="21"/>
-          <w:szCs w:val="21"/>
-          <w:shd w:val="clear" w:color="auto" w:fill="auto"/>
-          <w:lang w:val="en-US" w:eastAsia="zh-CN" w:bidi="ar"/>
-        </w:rPr>
-        <w:instrText xml:space="preserve">),歌声)</w:instrText>
+        <w:instrText xml:space="preserve">(うたごえ),歌声)</w:instrText>
       </w:r>
       <w:r>
         <w:rPr>
@@ -24228,7 +21361,7 @@
         <w:snapToGrid/>
         <w:spacing w:line="360" w:lineRule="auto"/>
         <w:jc w:val="left"/>
-        <w:textAlignment w:val="auto"/>
+        <w:textAlignment w:val="baseline"/>
         <w:rPr>
           <w:rFonts w:ascii="Arial" w:hAnsi="Arial" w:eastAsia="宋体" w:cs="Arial"/>
           <w:i w:val="0"/>
@@ -24371,31 +21504,7 @@
           <w:shd w:val="clear" w:color="auto" w:fill="auto"/>
           <w:lang w:val="en-US" w:eastAsia="zh-CN" w:bidi="ar"/>
         </w:rPr>
-        <w:instrText xml:space="preserve">(</w:instrText>
-      </w:r>
-      <w:r>
-        <w:rPr>
-          <w:rFonts w:hint="eastAsia" w:ascii="MS Mincho" w:hAnsi="MS Mincho" w:eastAsia="MS Mincho" w:cs="MS Mincho"/>
-          <w:color w:val="auto"/>
-          <w:kern w:val="0"/>
-          <w:sz w:val="21"/>
-          <w:szCs w:val="21"/>
-          <w:shd w:val="clear" w:color="auto" w:fill="auto"/>
-          <w:lang w:val="en-US" w:eastAsia="zh-CN" w:bidi="ar"/>
-        </w:rPr>
-        <w:instrText xml:space="preserve">いま</w:instrText>
-      </w:r>
-      <w:r>
-        <w:rPr>
-          <w:rFonts w:hint="eastAsia" w:ascii="MS Mincho" w:hAnsi="MS Mincho" w:eastAsia="MS Mincho" w:cs="MS Mincho"/>
-          <w:color w:val="auto"/>
-          <w:kern w:val="0"/>
-          <w:sz w:val="21"/>
-          <w:szCs w:val="21"/>
-          <w:shd w:val="clear" w:color="auto" w:fill="auto"/>
-          <w:lang w:val="en-US" w:eastAsia="zh-CN" w:bidi="ar"/>
-        </w:rPr>
-        <w:instrText xml:space="preserve">),今)</w:instrText>
+        <w:instrText xml:space="preserve">(いま),今)</w:instrText>
       </w:r>
       <w:r>
         <w:rPr>
@@ -24539,31 +21648,7 @@
           <w:shd w:val="clear" w:color="auto" w:fill="auto"/>
           <w:lang w:val="en-US" w:eastAsia="zh-CN" w:bidi="ar"/>
         </w:rPr>
-        <w:instrText xml:space="preserve">(</w:instrText>
-      </w:r>
-      <w:r>
-        <w:rPr>
-          <w:rFonts w:hint="eastAsia" w:ascii="MS Mincho" w:hAnsi="MS Mincho" w:eastAsia="MS Mincho" w:cs="MS Mincho"/>
-          <w:color w:val="auto"/>
-          <w:kern w:val="0"/>
-          <w:sz w:val="21"/>
-          <w:szCs w:val="21"/>
-          <w:shd w:val="clear" w:color="auto" w:fill="auto"/>
-          <w:lang w:val="en-US" w:eastAsia="zh-CN" w:bidi="ar"/>
-        </w:rPr>
-        <w:instrText xml:space="preserve">かな</w:instrText>
-      </w:r>
-      <w:r>
-        <w:rPr>
-          <w:rFonts w:hint="eastAsia" w:ascii="MS Mincho" w:hAnsi="MS Mincho" w:eastAsia="MS Mincho" w:cs="MS Mincho"/>
-          <w:color w:val="auto"/>
-          <w:kern w:val="0"/>
-          <w:sz w:val="21"/>
-          <w:szCs w:val="21"/>
-          <w:shd w:val="clear" w:color="auto" w:fill="auto"/>
-          <w:lang w:val="en-US" w:eastAsia="zh-CN" w:bidi="ar"/>
-        </w:rPr>
-        <w:instrText xml:space="preserve">),奏)</w:instrText>
+        <w:instrText xml:space="preserve">(かな),奏)</w:instrText>
       </w:r>
       <w:r>
         <w:rPr>
@@ -24707,31 +21792,7 @@
           <w:shd w:val="clear" w:color="auto" w:fill="auto"/>
           <w:lang w:val="en-US" w:eastAsia="zh-CN" w:bidi="ar"/>
         </w:rPr>
-        <w:instrText xml:space="preserve">(</w:instrText>
-      </w:r>
-      <w:r>
-        <w:rPr>
-          <w:rFonts w:hint="eastAsia" w:ascii="MS Mincho" w:hAnsi="MS Mincho" w:eastAsia="MS Mincho" w:cs="MS Mincho"/>
-          <w:color w:val="auto"/>
-          <w:kern w:val="0"/>
-          <w:sz w:val="21"/>
-          <w:szCs w:val="21"/>
-          <w:shd w:val="clear" w:color="auto" w:fill="auto"/>
-          <w:lang w:val="en-US" w:eastAsia="zh-CN" w:bidi="ar"/>
-        </w:rPr>
-        <w:instrText xml:space="preserve">たからもの</w:instrText>
-      </w:r>
-      <w:r>
-        <w:rPr>
-          <w:rFonts w:hint="eastAsia" w:ascii="MS Mincho" w:hAnsi="MS Mincho" w:eastAsia="MS Mincho" w:cs="MS Mincho"/>
-          <w:color w:val="auto"/>
-          <w:kern w:val="0"/>
-          <w:sz w:val="21"/>
-          <w:szCs w:val="21"/>
-          <w:shd w:val="clear" w:color="auto" w:fill="auto"/>
-          <w:lang w:val="en-US" w:eastAsia="zh-CN" w:bidi="ar"/>
-        </w:rPr>
-        <w:instrText xml:space="preserve">),宝物)</w:instrText>
+        <w:instrText xml:space="preserve">(たからもの),宝物)</w:instrText>
       </w:r>
       <w:r>
         <w:rPr>
@@ -24805,7 +21866,7 @@
         <w:snapToGrid/>
         <w:spacing w:line="360" w:lineRule="auto"/>
         <w:jc w:val="left"/>
-        <w:textAlignment w:val="auto"/>
+        <w:textAlignment w:val="baseline"/>
         <w:rPr>
           <w:rFonts w:hint="eastAsia" w:ascii="Arial" w:hAnsi="Arial" w:eastAsia="宋体" w:cs="Arial"/>
           <w:i w:val="0"/>
@@ -24819,8 +21880,6 @@
           <w:lang w:val="en-US" w:eastAsia="ja-JP"/>
         </w:rPr>
       </w:pPr>
-      <w:bookmarkStart w:id="0" w:name="_GoBack"/>
-      <w:bookmarkEnd w:id="0"/>
     </w:p>
     <w:p>
       <w:pPr>
@@ -24843,7 +21902,7 @@
         <w:snapToGrid/>
         <w:spacing w:line="360" w:lineRule="auto"/>
         <w:jc w:val="left"/>
-        <w:textAlignment w:val="auto"/>
+        <w:textAlignment w:val="baseline"/>
         <w:rPr>
           <w:rFonts w:hint="eastAsia" w:ascii="MS Mincho" w:hAnsi="MS Mincho" w:eastAsia="MS Mincho" w:cs="MS Mincho"/>
           <w:color w:val="auto"/>
@@ -24983,31 +22042,7 @@
           <w:shd w:val="clear" w:color="auto" w:fill="auto"/>
           <w:lang w:val="en-US" w:eastAsia="zh-CN" w:bidi="ar"/>
         </w:rPr>
-        <w:instrText xml:space="preserve">(</w:instrText>
-      </w:r>
-      <w:r>
-        <w:rPr>
-          <w:rFonts w:hint="eastAsia" w:ascii="MS Mincho" w:hAnsi="MS Mincho" w:eastAsia="MS Mincho" w:cs="MS Mincho"/>
-          <w:color w:val="auto"/>
-          <w:kern w:val="0"/>
-          <w:sz w:val="21"/>
-          <w:szCs w:val="21"/>
-          <w:shd w:val="clear" w:color="auto" w:fill="auto"/>
-          <w:lang w:val="en-US" w:eastAsia="zh-CN" w:bidi="ar"/>
-        </w:rPr>
-        <w:instrText xml:space="preserve">つぎ</w:instrText>
-      </w:r>
-      <w:r>
-        <w:rPr>
-          <w:rFonts w:hint="eastAsia" w:ascii="MS Mincho" w:hAnsi="MS Mincho" w:eastAsia="MS Mincho" w:cs="MS Mincho"/>
-          <w:color w:val="auto"/>
-          <w:kern w:val="0"/>
-          <w:sz w:val="21"/>
-          <w:szCs w:val="21"/>
-          <w:shd w:val="clear" w:color="auto" w:fill="auto"/>
-          <w:lang w:val="en-US" w:eastAsia="zh-CN" w:bidi="ar"/>
-        </w:rPr>
-        <w:instrText xml:space="preserve">),次)</w:instrText>
+        <w:instrText xml:space="preserve">(つぎ),次)</w:instrText>
       </w:r>
       <w:r>
         <w:rPr>
@@ -25151,31 +22186,7 @@
           <w:shd w:val="clear" w:color="auto" w:fill="auto"/>
           <w:lang w:val="en-US" w:eastAsia="zh-CN" w:bidi="ar"/>
         </w:rPr>
-        <w:instrText xml:space="preserve">(</w:instrText>
-      </w:r>
-      <w:r>
-        <w:rPr>
-          <w:rFonts w:hint="eastAsia" w:ascii="MS Mincho" w:hAnsi="MS Mincho" w:eastAsia="MS Mincho" w:cs="MS Mincho"/>
-          <w:color w:val="auto"/>
-          <w:kern w:val="0"/>
-          <w:sz w:val="21"/>
-          <w:szCs w:val="21"/>
-          <w:shd w:val="clear" w:color="auto" w:fill="auto"/>
-          <w:lang w:val="en-US" w:eastAsia="zh-CN" w:bidi="ar"/>
-        </w:rPr>
-        <w:instrText xml:space="preserve">おと</w:instrText>
-      </w:r>
-      <w:r>
-        <w:rPr>
-          <w:rFonts w:hint="eastAsia" w:ascii="MS Mincho" w:hAnsi="MS Mincho" w:eastAsia="MS Mincho" w:cs="MS Mincho"/>
-          <w:color w:val="auto"/>
-          <w:kern w:val="0"/>
-          <w:sz w:val="21"/>
-          <w:szCs w:val="21"/>
-          <w:shd w:val="clear" w:color="auto" w:fill="auto"/>
-          <w:lang w:val="en-US" w:eastAsia="zh-CN" w:bidi="ar"/>
-        </w:rPr>
-        <w:instrText xml:space="preserve">),音)</w:instrText>
+        <w:instrText xml:space="preserve">(おと),音)</w:instrText>
       </w:r>
       <w:r>
         <w:rPr>
@@ -25332,31 +22343,7 @@
           <w:shd w:val="clear" w:color="auto" w:fill="auto"/>
           <w:lang w:val="en-US" w:eastAsia="zh-CN" w:bidi="ar"/>
         </w:rPr>
-        <w:instrText xml:space="preserve">(</w:instrText>
-      </w:r>
-      <w:r>
-        <w:rPr>
-          <w:rFonts w:hint="eastAsia" w:ascii="MS Mincho" w:hAnsi="MS Mincho" w:eastAsia="MS Mincho" w:cs="MS Mincho"/>
-          <w:color w:val="auto"/>
-          <w:kern w:val="0"/>
-          <w:sz w:val="21"/>
-          <w:szCs w:val="21"/>
-          <w:shd w:val="clear" w:color="auto" w:fill="auto"/>
-          <w:lang w:val="en-US" w:eastAsia="zh-CN" w:bidi="ar"/>
-        </w:rPr>
-        <w:instrText xml:space="preserve">はじ</w:instrText>
-      </w:r>
-      <w:r>
-        <w:rPr>
-          <w:rFonts w:hint="eastAsia" w:ascii="MS Mincho" w:hAnsi="MS Mincho" w:eastAsia="MS Mincho" w:cs="MS Mincho"/>
-          <w:color w:val="auto"/>
-          <w:kern w:val="0"/>
-          <w:sz w:val="21"/>
-          <w:szCs w:val="21"/>
-          <w:shd w:val="clear" w:color="auto" w:fill="auto"/>
-          <w:lang w:val="en-US" w:eastAsia="zh-CN" w:bidi="ar"/>
-        </w:rPr>
-        <w:instrText xml:space="preserve">),初)</w:instrText>
+        <w:instrText xml:space="preserve">(はじ),初)</w:instrText>
       </w:r>
       <w:r>
         <w:rPr>
@@ -25414,6 +22401,7 @@
         <w:keepNext w:val="0"/>
         <w:keepLines w:val="0"/>
         <w:pageBreakBefore w:val="0"/>
+        <w:widowControl/>
         <w:tabs>
           <w:tab w:val="left" w:pos="6983"/>
         </w:tabs>
@@ -25427,7 +22415,7 @@
         <w:adjustRightInd/>
         <w:snapToGrid/>
         <w:spacing w:line="360" w:lineRule="auto"/>
-        <w:textAlignment w:val="auto"/>
+        <w:textAlignment w:val="baseline"/>
         <w:rPr>
           <w:rFonts w:hint="eastAsia" w:ascii="MS Mincho" w:hAnsi="MS Mincho" w:eastAsia="MS Mincho" w:cs="MS Mincho"/>
           <w:color w:val="auto"/>
@@ -25449,6 +22437,7 @@
         <w:tab/>
       </w:r>
     </w:p>
+    <w:bookmarkEnd w:id="0"/>
     <w:sectPr>
       <w:pgSz w:w="16838" w:h="11906" w:orient="landscape"/>
       <w:pgMar w:top="1803" w:right="1440" w:bottom="1803" w:left="1440" w:header="851" w:footer="992" w:gutter="0"/>
